--- a/outputs/rebuild/APPENDIX_V3_TABLES.docx
+++ b/outputs/rebuild/APPENDIX_V3_TABLES.docx
@@ -15,7 +15,7 @@
         <w:rPr>
           <w:sz w:val="18"/>
         </w:rPr>
-        <w:t>All values regenerate from run_all.py (Canonical V3 chain, scripts 150–159) and assert against outputs/rebuild/constants_v3.json. Generated by scripts/160.</w:t>
+        <w:t>All values regenerate from run_all.py (Canonical V3 chain, scripts 150–159) and assert against outputs/rebuild/constants_v3.json. Table notes are the asserted captions emitted by Stage 8. Generated by scripts/160.</w:t>
       </w:r>
     </w:p>
     <w:p>
@@ -23,7 +23,7 @@
         <w:rPr>
           <w:sz w:val="18"/>
         </w:rPr>
-        <w:t>Sample definitions (name-your-sample rule): FULL = 489 verified breach events (116 treated / 13 parent CIKs); CRSP = 354 events with market data (109 treated / 12 parent CIKs); REGRESSION = 339 events with complete covariates (105 treated / 11 parent CIKs, 38 treated organizations at the full-sample level). Immediate-disclosure share: 32.9% full / 36.7% CRSP / 36.6% regression.</w:t>
+        <w:t>Sample definitions (name-your-sample rule): FULL = 489 verified breach events (116 treated); CRSP = 354 events with market data (109 treated); REGRESSION = 338 events with complete covariates (104 treated events, 11 parent CIKs, 35 treated organizations). Immediate-disclosure share: 32.9% full / 36.5% CRSP / 36.4% regression.</w:t>
       </w:r>
     </w:p>
     <w:p>
@@ -40,7 +40,7 @@
           <w:i/>
           <w:sz w:val="16"/>
         </w:rPr>
-        <w:t>Note. CRSP sample (N=354): events with computable 30-day CARs. Covariate rows reflect the 339 events with complete prior-fiscal-year Compustat data.</w:t>
+        <w:t>Note. This table reports summary statistics for the key continuous variables on the CRSP-covered sample (N = 354 events). Row-level N varies because Compustat covariates are available for 339 events and the disclosure delay for 353. CAR variables are cumulative market-adjusted abnormal returns in percentage points.</w:t>
       </w:r>
     </w:p>
     <w:tbl>
@@ -481,7 +481,7 @@
               <w:rPr>
                 <w:sz w:val="16"/>
               </w:rPr>
-              <w:t>354</w:t>
+              <w:t>353</w:t>
             </w:r>
           </w:p>
         </w:tc>
@@ -494,7 +494,7 @@
               <w:rPr>
                 <w:sz w:val="16"/>
               </w:rPr>
-              <w:t>87.116</w:t>
+              <w:t>90.836</w:t>
             </w:r>
           </w:p>
         </w:tc>
@@ -507,7 +507,7 @@
               <w:rPr>
                 <w:sz w:val="16"/>
               </w:rPr>
-              <w:t>215.964</w:t>
+              <w:t>204.7</w:t>
             </w:r>
           </w:p>
         </w:tc>
@@ -531,7 +531,7 @@
         <w:pStyle w:val="Heading2"/>
       </w:pPr>
       <w:r>
-        <w:t>Table 2. Mean 30-Day CAR by Subgroup, with Welch Difference Tests</w:t>
+        <w:t>Table 2. Disclosure-Date Verification (First 8-K Within 90 Days)</w:t>
       </w:r>
     </w:p>
     <w:p>
@@ -540,7 +540,1973 @@
           <w:i/>
           <w:sz w:val="16"/>
         </w:rPr>
-        <w:t>Note. Regression sample (N=339). History split: prior breaches at the same parent CIK within 365 days (&gt;0 vs 0). Welch difference tests reported per comparison; all null.</w:t>
+        <w:t>Note. This table promotes the Stage 7 disclosure-date verification to the appendix. For every treated event and every untreated event at parent CIKs with three or more events in the sample (the documented control group), it reports the gap in days from the PRC breach date to the firm's first 8-K filed within ninety days after the breach, read from the cached SEC EDGAR submissions (treated N = 116; untreated N = 219). Gap statistics are computed over events with such a filing; the share column reports how many have one. A nearby 8-K need not reference the breach, so this verifies filing activity rather than breach disclosure, and no dates were changed on its basis.</w:t>
+      </w:r>
+    </w:p>
+    <w:tbl>
+      <w:tblPr>
+        <w:tblStyle w:val="LightGrid-Accent1"/>
+        <w:tblW w:type="auto" w:w="0"/>
+        <w:tblLook w:firstColumn="1" w:firstRow="1" w:lastColumn="0" w:lastRow="0" w:noHBand="0" w:noVBand="1" w:val="04A0"/>
+      </w:tblPr>
+      <w:tblGrid>
+        <w:gridCol w:w="1728"/>
+        <w:gridCol w:w="1728"/>
+        <w:gridCol w:w="1728"/>
+        <w:gridCol w:w="1728"/>
+        <w:gridCol w:w="1728"/>
+      </w:tblGrid>
+      <w:tr>
+        <w:tc>
+          <w:tcPr>
+            <w:tcW w:type="dxa" w:w="1728"/>
+          </w:tcPr>
+          <w:p>
+            <w:r>
+              <w:rPr>
+                <w:sz w:val="16"/>
+              </w:rPr>
+              <w:t>Group</w:t>
+            </w:r>
+          </w:p>
+        </w:tc>
+        <w:tc>
+          <w:tcPr>
+            <w:tcW w:type="dxa" w:w="1728"/>
+          </w:tcPr>
+          <w:p>
+            <w:r>
+              <w:rPr>
+                <w:sz w:val="16"/>
+              </w:rPr>
+              <w:t>N</w:t>
+            </w:r>
+          </w:p>
+        </w:tc>
+        <w:tc>
+          <w:tcPr>
+            <w:tcW w:type="dxa" w:w="1728"/>
+          </w:tcPr>
+          <w:p>
+            <w:r>
+              <w:rPr>
+                <w:sz w:val="16"/>
+              </w:rPr>
+              <w:t>Median gap (days)</w:t>
+            </w:r>
+          </w:p>
+        </w:tc>
+        <w:tc>
+          <w:tcPr>
+            <w:tcW w:type="dxa" w:w="1728"/>
+          </w:tcPr>
+          <w:p>
+            <w:r>
+              <w:rPr>
+                <w:sz w:val="16"/>
+              </w:rPr>
+              <w:t>Mean gap (days)</w:t>
+            </w:r>
+          </w:p>
+        </w:tc>
+        <w:tc>
+          <w:tcPr>
+            <w:tcW w:type="dxa" w:w="1728"/>
+          </w:tcPr>
+          <w:p>
+            <w:r>
+              <w:rPr>
+                <w:sz w:val="16"/>
+              </w:rPr>
+              <w:t>Share with 8-K in 90d</w:t>
+            </w:r>
+          </w:p>
+        </w:tc>
+      </w:tr>
+      <w:tr>
+        <w:tc>
+          <w:tcPr>
+            <w:tcW w:type="dxa" w:w="1728"/>
+          </w:tcPr>
+          <w:p>
+            <w:r>
+              <w:rPr>
+                <w:sz w:val="16"/>
+              </w:rPr>
+              <w:t>Treated (Form 499)</w:t>
+            </w:r>
+          </w:p>
+        </w:tc>
+        <w:tc>
+          <w:tcPr>
+            <w:tcW w:type="dxa" w:w="1728"/>
+          </w:tcPr>
+          <w:p>
+            <w:r>
+              <w:rPr>
+                <w:sz w:val="16"/>
+              </w:rPr>
+              <w:t>116</w:t>
+            </w:r>
+          </w:p>
+        </w:tc>
+        <w:tc>
+          <w:tcPr>
+            <w:tcW w:type="dxa" w:w="1728"/>
+          </w:tcPr>
+          <w:p>
+            <w:r>
+              <w:rPr>
+                <w:sz w:val="16"/>
+              </w:rPr>
+              <w:t>15.0</w:t>
+            </w:r>
+          </w:p>
+        </w:tc>
+        <w:tc>
+          <w:tcPr>
+            <w:tcW w:type="dxa" w:w="1728"/>
+          </w:tcPr>
+          <w:p>
+            <w:r>
+              <w:rPr>
+                <w:sz w:val="16"/>
+              </w:rPr>
+              <w:t>22.46</w:t>
+            </w:r>
+          </w:p>
+        </w:tc>
+        <w:tc>
+          <w:tcPr>
+            <w:tcW w:type="dxa" w:w="1728"/>
+          </w:tcPr>
+          <w:p>
+            <w:r>
+              <w:rPr>
+                <w:sz w:val="16"/>
+              </w:rPr>
+              <w:t>0.9914</w:t>
+            </w:r>
+          </w:p>
+        </w:tc>
+      </w:tr>
+      <w:tr>
+        <w:tc>
+          <w:tcPr>
+            <w:tcW w:type="dxa" w:w="1728"/>
+          </w:tcPr>
+          <w:p>
+            <w:r>
+              <w:rPr>
+                <w:sz w:val="16"/>
+              </w:rPr>
+              <w:t>Untreated (control CIKs, 3+ events)</w:t>
+            </w:r>
+          </w:p>
+        </w:tc>
+        <w:tc>
+          <w:tcPr>
+            <w:tcW w:type="dxa" w:w="1728"/>
+          </w:tcPr>
+          <w:p>
+            <w:r>
+              <w:rPr>
+                <w:sz w:val="16"/>
+              </w:rPr>
+              <w:t>219</w:t>
+            </w:r>
+          </w:p>
+        </w:tc>
+        <w:tc>
+          <w:tcPr>
+            <w:tcW w:type="dxa" w:w="1728"/>
+          </w:tcPr>
+          <w:p>
+            <w:r>
+              <w:rPr>
+                <w:sz w:val="16"/>
+              </w:rPr>
+              <w:t>26.0</w:t>
+            </w:r>
+          </w:p>
+        </w:tc>
+        <w:tc>
+          <w:tcPr>
+            <w:tcW w:type="dxa" w:w="1728"/>
+          </w:tcPr>
+          <w:p>
+            <w:r>
+              <w:rPr>
+                <w:sz w:val="16"/>
+              </w:rPr>
+              <w:t>30.16</w:t>
+            </w:r>
+          </w:p>
+        </w:tc>
+        <w:tc>
+          <w:tcPr>
+            <w:tcW w:type="dxa" w:w="1728"/>
+          </w:tcPr>
+          <w:p>
+            <w:r>
+              <w:rPr>
+                <w:sz w:val="16"/>
+              </w:rPr>
+              <w:t>0.9178</w:t>
+            </w:r>
+          </w:p>
+        </w:tc>
+      </w:tr>
+    </w:tbl>
+    <w:p>
+      <w:pPr>
+        <w:pStyle w:val="Heading2"/>
+      </w:pPr>
+      <w:r>
+        <w:t>Table 3. Mean and Median 30-Day CAR by Subgroup, with Welch Difference Tests</w:t>
+      </w:r>
+    </w:p>
+    <w:p>
+      <w:r>
+        <w:rPr>
+          <w:i/>
+          <w:sz w:val="16"/>
+        </w:rPr>
+        <w:t>Note. This table reports mean and median 30-day CARs by subgroup on the regression sample (N = 338). Each Difference row reports the difference in group means with a Welch two-sample t-test allowing unequal variances; medians are reported for each group but are not tested.</w:t>
+      </w:r>
+    </w:p>
+    <w:tbl>
+      <w:tblPr>
+        <w:tblStyle w:val="LightGrid-Accent1"/>
+        <w:tblW w:type="auto" w:w="0"/>
+        <w:tblLook w:firstColumn="1" w:firstRow="1" w:lastColumn="0" w:lastRow="0" w:noHBand="0" w:noVBand="1" w:val="04A0"/>
+      </w:tblPr>
+      <w:tblGrid>
+        <w:gridCol w:w="1234"/>
+        <w:gridCol w:w="1234"/>
+        <w:gridCol w:w="1234"/>
+        <w:gridCol w:w="1234"/>
+        <w:gridCol w:w="1234"/>
+        <w:gridCol w:w="1234"/>
+        <w:gridCol w:w="1234"/>
+      </w:tblGrid>
+      <w:tr>
+        <w:tc>
+          <w:tcPr>
+            <w:tcW w:type="dxa" w:w="1234"/>
+          </w:tcPr>
+          <w:p>
+            <w:r>
+              <w:rPr>
+                <w:sz w:val="16"/>
+              </w:rPr>
+              <w:t>Comparison</w:t>
+            </w:r>
+          </w:p>
+        </w:tc>
+        <w:tc>
+          <w:tcPr>
+            <w:tcW w:type="dxa" w:w="1234"/>
+          </w:tcPr>
+          <w:p>
+            <w:r>
+              <w:rPr>
+                <w:sz w:val="16"/>
+              </w:rPr>
+              <w:t>Group</w:t>
+            </w:r>
+          </w:p>
+        </w:tc>
+        <w:tc>
+          <w:tcPr>
+            <w:tcW w:type="dxa" w:w="1234"/>
+          </w:tcPr>
+          <w:p>
+            <w:r>
+              <w:rPr>
+                <w:sz w:val="16"/>
+              </w:rPr>
+              <w:t>Mean CAR</w:t>
+            </w:r>
+          </w:p>
+        </w:tc>
+        <w:tc>
+          <w:tcPr>
+            <w:tcW w:type="dxa" w:w="1234"/>
+          </w:tcPr>
+          <w:p>
+            <w:r>
+              <w:rPr>
+                <w:sz w:val="16"/>
+              </w:rPr>
+              <w:t>Median CAR</w:t>
+            </w:r>
+          </w:p>
+        </w:tc>
+        <w:tc>
+          <w:tcPr>
+            <w:tcW w:type="dxa" w:w="1234"/>
+          </w:tcPr>
+          <w:p>
+            <w:r>
+              <w:rPr>
+                <w:sz w:val="16"/>
+              </w:rPr>
+              <w:t>N</w:t>
+            </w:r>
+          </w:p>
+        </w:tc>
+        <w:tc>
+          <w:tcPr>
+            <w:tcW w:type="dxa" w:w="1234"/>
+          </w:tcPr>
+          <w:p>
+            <w:r>
+              <w:rPr>
+                <w:sz w:val="16"/>
+              </w:rPr>
+              <w:t>Welch diff</w:t>
+            </w:r>
+          </w:p>
+        </w:tc>
+        <w:tc>
+          <w:tcPr>
+            <w:tcW w:type="dxa" w:w="1234"/>
+          </w:tcPr>
+          <w:p>
+            <w:r>
+              <w:rPr>
+                <w:sz w:val="16"/>
+              </w:rPr>
+              <w:t>Welch p</w:t>
+            </w:r>
+          </w:p>
+        </w:tc>
+      </w:tr>
+      <w:tr>
+        <w:tc>
+          <w:tcPr>
+            <w:tcW w:type="dxa" w:w="1234"/>
+          </w:tcPr>
+          <w:p>
+            <w:r>
+              <w:rPr>
+                <w:sz w:val="16"/>
+              </w:rPr>
+              <w:t>Form 499</w:t>
+            </w:r>
+          </w:p>
+        </w:tc>
+        <w:tc>
+          <w:tcPr>
+            <w:tcW w:type="dxa" w:w="1234"/>
+          </w:tcPr>
+          <w:p>
+            <w:r>
+              <w:rPr>
+                <w:sz w:val="16"/>
+              </w:rPr>
+              <w:t>Filer</w:t>
+            </w:r>
+          </w:p>
+        </w:tc>
+        <w:tc>
+          <w:tcPr>
+            <w:tcW w:type="dxa" w:w="1234"/>
+          </w:tcPr>
+          <w:p>
+            <w:r>
+              <w:rPr>
+                <w:sz w:val="16"/>
+              </w:rPr>
+              <w:t>-0.545</w:t>
+            </w:r>
+          </w:p>
+        </w:tc>
+        <w:tc>
+          <w:tcPr>
+            <w:tcW w:type="dxa" w:w="1234"/>
+          </w:tcPr>
+          <w:p>
+            <w:r>
+              <w:rPr>
+                <w:sz w:val="16"/>
+              </w:rPr>
+              <w:t>-0.242</w:t>
+            </w:r>
+          </w:p>
+        </w:tc>
+        <w:tc>
+          <w:tcPr>
+            <w:tcW w:type="dxa" w:w="1234"/>
+          </w:tcPr>
+          <w:p>
+            <w:r>
+              <w:rPr>
+                <w:sz w:val="16"/>
+              </w:rPr>
+              <w:t>104.0</w:t>
+            </w:r>
+          </w:p>
+        </w:tc>
+        <w:tc>
+          <w:tcPr>
+            <w:tcW w:type="dxa" w:w="1234"/>
+          </w:tcPr>
+          <w:p>
+            <w:r>
+              <w:rPr>
+                <w:sz w:val="16"/>
+              </w:rPr>
+            </w:r>
+          </w:p>
+        </w:tc>
+        <w:tc>
+          <w:tcPr>
+            <w:tcW w:type="dxa" w:w="1234"/>
+          </w:tcPr>
+          <w:p>
+            <w:r>
+              <w:rPr>
+                <w:sz w:val="16"/>
+              </w:rPr>
+            </w:r>
+          </w:p>
+        </w:tc>
+      </w:tr>
+      <w:tr>
+        <w:tc>
+          <w:tcPr>
+            <w:tcW w:type="dxa" w:w="1234"/>
+          </w:tcPr>
+          <w:p>
+            <w:r>
+              <w:rPr>
+                <w:sz w:val="16"/>
+              </w:rPr>
+              <w:t>Form 499</w:t>
+            </w:r>
+          </w:p>
+        </w:tc>
+        <w:tc>
+          <w:tcPr>
+            <w:tcW w:type="dxa" w:w="1234"/>
+          </w:tcPr>
+          <w:p>
+            <w:r>
+              <w:rPr>
+                <w:sz w:val="16"/>
+              </w:rPr>
+              <w:t>Non-filer</w:t>
+            </w:r>
+          </w:p>
+        </w:tc>
+        <w:tc>
+          <w:tcPr>
+            <w:tcW w:type="dxa" w:w="1234"/>
+          </w:tcPr>
+          <w:p>
+            <w:r>
+              <w:rPr>
+                <w:sz w:val="16"/>
+              </w:rPr>
+              <w:t>0.014</w:t>
+            </w:r>
+          </w:p>
+        </w:tc>
+        <w:tc>
+          <w:tcPr>
+            <w:tcW w:type="dxa" w:w="1234"/>
+          </w:tcPr>
+          <w:p>
+            <w:r>
+              <w:rPr>
+                <w:sz w:val="16"/>
+              </w:rPr>
+              <w:t>0.412</w:t>
+            </w:r>
+          </w:p>
+        </w:tc>
+        <w:tc>
+          <w:tcPr>
+            <w:tcW w:type="dxa" w:w="1234"/>
+          </w:tcPr>
+          <w:p>
+            <w:r>
+              <w:rPr>
+                <w:sz w:val="16"/>
+              </w:rPr>
+              <w:t>234.0</w:t>
+            </w:r>
+          </w:p>
+        </w:tc>
+        <w:tc>
+          <w:tcPr>
+            <w:tcW w:type="dxa" w:w="1234"/>
+          </w:tcPr>
+          <w:p>
+            <w:r>
+              <w:rPr>
+                <w:sz w:val="16"/>
+              </w:rPr>
+            </w:r>
+          </w:p>
+        </w:tc>
+        <w:tc>
+          <w:tcPr>
+            <w:tcW w:type="dxa" w:w="1234"/>
+          </w:tcPr>
+          <w:p>
+            <w:r>
+              <w:rPr>
+                <w:sz w:val="16"/>
+              </w:rPr>
+            </w:r>
+          </w:p>
+        </w:tc>
+      </w:tr>
+      <w:tr>
+        <w:tc>
+          <w:tcPr>
+            <w:tcW w:type="dxa" w:w="1234"/>
+          </w:tcPr>
+          <w:p>
+            <w:r>
+              <w:rPr>
+                <w:sz w:val="16"/>
+              </w:rPr>
+              <w:t>Form 499</w:t>
+            </w:r>
+          </w:p>
+        </w:tc>
+        <w:tc>
+          <w:tcPr>
+            <w:tcW w:type="dxa" w:w="1234"/>
+          </w:tcPr>
+          <w:p>
+            <w:r>
+              <w:rPr>
+                <w:sz w:val="16"/>
+              </w:rPr>
+              <w:t>Difference</w:t>
+            </w:r>
+          </w:p>
+        </w:tc>
+        <w:tc>
+          <w:tcPr>
+            <w:tcW w:type="dxa" w:w="1234"/>
+          </w:tcPr>
+          <w:p>
+            <w:r>
+              <w:rPr>
+                <w:sz w:val="16"/>
+              </w:rPr>
+              <w:t>-0.559</w:t>
+            </w:r>
+          </w:p>
+        </w:tc>
+        <w:tc>
+          <w:tcPr>
+            <w:tcW w:type="dxa" w:w="1234"/>
+          </w:tcPr>
+          <w:p>
+            <w:r>
+              <w:rPr>
+                <w:sz w:val="16"/>
+              </w:rPr>
+            </w:r>
+          </w:p>
+        </w:tc>
+        <w:tc>
+          <w:tcPr>
+            <w:tcW w:type="dxa" w:w="1234"/>
+          </w:tcPr>
+          <w:p>
+            <w:r>
+              <w:rPr>
+                <w:sz w:val="16"/>
+              </w:rPr>
+            </w:r>
+          </w:p>
+        </w:tc>
+        <w:tc>
+          <w:tcPr>
+            <w:tcW w:type="dxa" w:w="1234"/>
+          </w:tcPr>
+          <w:p>
+            <w:r>
+              <w:rPr>
+                <w:sz w:val="16"/>
+              </w:rPr>
+              <w:t>-0.557</w:t>
+            </w:r>
+          </w:p>
+        </w:tc>
+        <w:tc>
+          <w:tcPr>
+            <w:tcW w:type="dxa" w:w="1234"/>
+          </w:tcPr>
+          <w:p>
+            <w:r>
+              <w:rPr>
+                <w:sz w:val="16"/>
+              </w:rPr>
+              <w:t>0.578</w:t>
+            </w:r>
+          </w:p>
+        </w:tc>
+      </w:tr>
+      <w:tr>
+        <w:tc>
+          <w:tcPr>
+            <w:tcW w:type="dxa" w:w="1234"/>
+          </w:tcPr>
+          <w:p>
+            <w:r>
+              <w:rPr>
+                <w:sz w:val="16"/>
+              </w:rPr>
+              <w:t>Timing</w:t>
+            </w:r>
+          </w:p>
+        </w:tc>
+        <w:tc>
+          <w:tcPr>
+            <w:tcW w:type="dxa" w:w="1234"/>
+          </w:tcPr>
+          <w:p>
+            <w:r>
+              <w:rPr>
+                <w:sz w:val="16"/>
+              </w:rPr>
+              <w:t>Immediate</w:t>
+            </w:r>
+          </w:p>
+        </w:tc>
+        <w:tc>
+          <w:tcPr>
+            <w:tcW w:type="dxa" w:w="1234"/>
+          </w:tcPr>
+          <w:p>
+            <w:r>
+              <w:rPr>
+                <w:sz w:val="16"/>
+              </w:rPr>
+              <w:t>0.387</w:t>
+            </w:r>
+          </w:p>
+        </w:tc>
+        <w:tc>
+          <w:tcPr>
+            <w:tcW w:type="dxa" w:w="1234"/>
+          </w:tcPr>
+          <w:p>
+            <w:r>
+              <w:rPr>
+                <w:sz w:val="16"/>
+              </w:rPr>
+              <w:t>1.398</w:t>
+            </w:r>
+          </w:p>
+        </w:tc>
+        <w:tc>
+          <w:tcPr>
+            <w:tcW w:type="dxa" w:w="1234"/>
+          </w:tcPr>
+          <w:p>
+            <w:r>
+              <w:rPr>
+                <w:sz w:val="16"/>
+              </w:rPr>
+              <w:t>123.0</w:t>
+            </w:r>
+          </w:p>
+        </w:tc>
+        <w:tc>
+          <w:tcPr>
+            <w:tcW w:type="dxa" w:w="1234"/>
+          </w:tcPr>
+          <w:p>
+            <w:r>
+              <w:rPr>
+                <w:sz w:val="16"/>
+              </w:rPr>
+            </w:r>
+          </w:p>
+        </w:tc>
+        <w:tc>
+          <w:tcPr>
+            <w:tcW w:type="dxa" w:w="1234"/>
+          </w:tcPr>
+          <w:p>
+            <w:r>
+              <w:rPr>
+                <w:sz w:val="16"/>
+              </w:rPr>
+            </w:r>
+          </w:p>
+        </w:tc>
+      </w:tr>
+      <w:tr>
+        <w:tc>
+          <w:tcPr>
+            <w:tcW w:type="dxa" w:w="1234"/>
+          </w:tcPr>
+          <w:p>
+            <w:r>
+              <w:rPr>
+                <w:sz w:val="16"/>
+              </w:rPr>
+              <w:t>Timing</w:t>
+            </w:r>
+          </w:p>
+        </w:tc>
+        <w:tc>
+          <w:tcPr>
+            <w:tcW w:type="dxa" w:w="1234"/>
+          </w:tcPr>
+          <w:p>
+            <w:r>
+              <w:rPr>
+                <w:sz w:val="16"/>
+              </w:rPr>
+              <w:t>Delayed</w:t>
+            </w:r>
+          </w:p>
+        </w:tc>
+        <w:tc>
+          <w:tcPr>
+            <w:tcW w:type="dxa" w:w="1234"/>
+          </w:tcPr>
+          <w:p>
+            <w:r>
+              <w:rPr>
+                <w:sz w:val="16"/>
+              </w:rPr>
+              <w:t>-0.47</w:t>
+            </w:r>
+          </w:p>
+        </w:tc>
+        <w:tc>
+          <w:tcPr>
+            <w:tcW w:type="dxa" w:w="1234"/>
+          </w:tcPr>
+          <w:p>
+            <w:r>
+              <w:rPr>
+                <w:sz w:val="16"/>
+              </w:rPr>
+              <w:t>-0.459</w:t>
+            </w:r>
+          </w:p>
+        </w:tc>
+        <w:tc>
+          <w:tcPr>
+            <w:tcW w:type="dxa" w:w="1234"/>
+          </w:tcPr>
+          <w:p>
+            <w:r>
+              <w:rPr>
+                <w:sz w:val="16"/>
+              </w:rPr>
+              <w:t>215.0</w:t>
+            </w:r>
+          </w:p>
+        </w:tc>
+        <w:tc>
+          <w:tcPr>
+            <w:tcW w:type="dxa" w:w="1234"/>
+          </w:tcPr>
+          <w:p>
+            <w:r>
+              <w:rPr>
+                <w:sz w:val="16"/>
+              </w:rPr>
+            </w:r>
+          </w:p>
+        </w:tc>
+        <w:tc>
+          <w:tcPr>
+            <w:tcW w:type="dxa" w:w="1234"/>
+          </w:tcPr>
+          <w:p>
+            <w:r>
+              <w:rPr>
+                <w:sz w:val="16"/>
+              </w:rPr>
+            </w:r>
+          </w:p>
+        </w:tc>
+      </w:tr>
+      <w:tr>
+        <w:tc>
+          <w:tcPr>
+            <w:tcW w:type="dxa" w:w="1234"/>
+          </w:tcPr>
+          <w:p>
+            <w:r>
+              <w:rPr>
+                <w:sz w:val="16"/>
+              </w:rPr>
+              <w:t>Timing</w:t>
+            </w:r>
+          </w:p>
+        </w:tc>
+        <w:tc>
+          <w:tcPr>
+            <w:tcW w:type="dxa" w:w="1234"/>
+          </w:tcPr>
+          <w:p>
+            <w:r>
+              <w:rPr>
+                <w:sz w:val="16"/>
+              </w:rPr>
+              <w:t>Difference</w:t>
+            </w:r>
+          </w:p>
+        </w:tc>
+        <w:tc>
+          <w:tcPr>
+            <w:tcW w:type="dxa" w:w="1234"/>
+          </w:tcPr>
+          <w:p>
+            <w:r>
+              <w:rPr>
+                <w:sz w:val="16"/>
+              </w:rPr>
+              <w:t>0.858</w:t>
+            </w:r>
+          </w:p>
+        </w:tc>
+        <w:tc>
+          <w:tcPr>
+            <w:tcW w:type="dxa" w:w="1234"/>
+          </w:tcPr>
+          <w:p>
+            <w:r>
+              <w:rPr>
+                <w:sz w:val="16"/>
+              </w:rPr>
+            </w:r>
+          </w:p>
+        </w:tc>
+        <w:tc>
+          <w:tcPr>
+            <w:tcW w:type="dxa" w:w="1234"/>
+          </w:tcPr>
+          <w:p>
+            <w:r>
+              <w:rPr>
+                <w:sz w:val="16"/>
+              </w:rPr>
+            </w:r>
+          </w:p>
+        </w:tc>
+        <w:tc>
+          <w:tcPr>
+            <w:tcW w:type="dxa" w:w="1234"/>
+          </w:tcPr>
+          <w:p>
+            <w:r>
+              <w:rPr>
+                <w:sz w:val="16"/>
+              </w:rPr>
+              <w:t>0.912</w:t>
+            </w:r>
+          </w:p>
+        </w:tc>
+        <w:tc>
+          <w:tcPr>
+            <w:tcW w:type="dxa" w:w="1234"/>
+          </w:tcPr>
+          <w:p>
+            <w:r>
+              <w:rPr>
+                <w:sz w:val="16"/>
+              </w:rPr>
+              <w:t>0.3629</w:t>
+            </w:r>
+          </w:p>
+        </w:tc>
+      </w:tr>
+      <w:tr>
+        <w:tc>
+          <w:tcPr>
+            <w:tcW w:type="dxa" w:w="1234"/>
+          </w:tcPr>
+          <w:p>
+            <w:r>
+              <w:rPr>
+                <w:sz w:val="16"/>
+              </w:rPr>
+              <w:t>Health</w:t>
+            </w:r>
+          </w:p>
+        </w:tc>
+        <w:tc>
+          <w:tcPr>
+            <w:tcW w:type="dxa" w:w="1234"/>
+          </w:tcPr>
+          <w:p>
+            <w:r>
+              <w:rPr>
+                <w:sz w:val="16"/>
+              </w:rPr>
+              <w:t>Health</w:t>
+            </w:r>
+          </w:p>
+        </w:tc>
+        <w:tc>
+          <w:tcPr>
+            <w:tcW w:type="dxa" w:w="1234"/>
+          </w:tcPr>
+          <w:p>
+            <w:r>
+              <w:rPr>
+                <w:sz w:val="16"/>
+              </w:rPr>
+              <w:t>-1.541</w:t>
+            </w:r>
+          </w:p>
+        </w:tc>
+        <w:tc>
+          <w:tcPr>
+            <w:tcW w:type="dxa" w:w="1234"/>
+          </w:tcPr>
+          <w:p>
+            <w:r>
+              <w:rPr>
+                <w:sz w:val="16"/>
+              </w:rPr>
+              <w:t>0.428</w:t>
+            </w:r>
+          </w:p>
+        </w:tc>
+        <w:tc>
+          <w:tcPr>
+            <w:tcW w:type="dxa" w:w="1234"/>
+          </w:tcPr>
+          <w:p>
+            <w:r>
+              <w:rPr>
+                <w:sz w:val="16"/>
+              </w:rPr>
+              <w:t>15.0</w:t>
+            </w:r>
+          </w:p>
+        </w:tc>
+        <w:tc>
+          <w:tcPr>
+            <w:tcW w:type="dxa" w:w="1234"/>
+          </w:tcPr>
+          <w:p>
+            <w:r>
+              <w:rPr>
+                <w:sz w:val="16"/>
+              </w:rPr>
+            </w:r>
+          </w:p>
+        </w:tc>
+        <w:tc>
+          <w:tcPr>
+            <w:tcW w:type="dxa" w:w="1234"/>
+          </w:tcPr>
+          <w:p>
+            <w:r>
+              <w:rPr>
+                <w:sz w:val="16"/>
+              </w:rPr>
+            </w:r>
+          </w:p>
+        </w:tc>
+      </w:tr>
+      <w:tr>
+        <w:tc>
+          <w:tcPr>
+            <w:tcW w:type="dxa" w:w="1234"/>
+          </w:tcPr>
+          <w:p>
+            <w:r>
+              <w:rPr>
+                <w:sz w:val="16"/>
+              </w:rPr>
+              <w:t>Health</w:t>
+            </w:r>
+          </w:p>
+        </w:tc>
+        <w:tc>
+          <w:tcPr>
+            <w:tcW w:type="dxa" w:w="1234"/>
+          </w:tcPr>
+          <w:p>
+            <w:r>
+              <w:rPr>
+                <w:sz w:val="16"/>
+              </w:rPr>
+              <w:t>Non-health</w:t>
+            </w:r>
+          </w:p>
+        </w:tc>
+        <w:tc>
+          <w:tcPr>
+            <w:tcW w:type="dxa" w:w="1234"/>
+          </w:tcPr>
+          <w:p>
+            <w:r>
+              <w:rPr>
+                <w:sz w:val="16"/>
+              </w:rPr>
+              <w:t>-0.094</w:t>
+            </w:r>
+          </w:p>
+        </w:tc>
+        <w:tc>
+          <w:tcPr>
+            <w:tcW w:type="dxa" w:w="1234"/>
+          </w:tcPr>
+          <w:p>
+            <w:r>
+              <w:rPr>
+                <w:sz w:val="16"/>
+              </w:rPr>
+              <w:t>0.145</w:t>
+            </w:r>
+          </w:p>
+        </w:tc>
+        <w:tc>
+          <w:tcPr>
+            <w:tcW w:type="dxa" w:w="1234"/>
+          </w:tcPr>
+          <w:p>
+            <w:r>
+              <w:rPr>
+                <w:sz w:val="16"/>
+              </w:rPr>
+              <w:t>323.0</w:t>
+            </w:r>
+          </w:p>
+        </w:tc>
+        <w:tc>
+          <w:tcPr>
+            <w:tcW w:type="dxa" w:w="1234"/>
+          </w:tcPr>
+          <w:p>
+            <w:r>
+              <w:rPr>
+                <w:sz w:val="16"/>
+              </w:rPr>
+            </w:r>
+          </w:p>
+        </w:tc>
+        <w:tc>
+          <w:tcPr>
+            <w:tcW w:type="dxa" w:w="1234"/>
+          </w:tcPr>
+          <w:p>
+            <w:r>
+              <w:rPr>
+                <w:sz w:val="16"/>
+              </w:rPr>
+            </w:r>
+          </w:p>
+        </w:tc>
+      </w:tr>
+      <w:tr>
+        <w:tc>
+          <w:tcPr>
+            <w:tcW w:type="dxa" w:w="1234"/>
+          </w:tcPr>
+          <w:p>
+            <w:r>
+              <w:rPr>
+                <w:sz w:val="16"/>
+              </w:rPr>
+              <w:t>Health</w:t>
+            </w:r>
+          </w:p>
+        </w:tc>
+        <w:tc>
+          <w:tcPr>
+            <w:tcW w:type="dxa" w:w="1234"/>
+          </w:tcPr>
+          <w:p>
+            <w:r>
+              <w:rPr>
+                <w:sz w:val="16"/>
+              </w:rPr>
+              <w:t>Difference</w:t>
+            </w:r>
+          </w:p>
+        </w:tc>
+        <w:tc>
+          <w:tcPr>
+            <w:tcW w:type="dxa" w:w="1234"/>
+          </w:tcPr>
+          <w:p>
+            <w:r>
+              <w:rPr>
+                <w:sz w:val="16"/>
+              </w:rPr>
+              <w:t>-1.447</w:t>
+            </w:r>
+          </w:p>
+        </w:tc>
+        <w:tc>
+          <w:tcPr>
+            <w:tcW w:type="dxa" w:w="1234"/>
+          </w:tcPr>
+          <w:p>
+            <w:r>
+              <w:rPr>
+                <w:sz w:val="16"/>
+              </w:rPr>
+            </w:r>
+          </w:p>
+        </w:tc>
+        <w:tc>
+          <w:tcPr>
+            <w:tcW w:type="dxa" w:w="1234"/>
+          </w:tcPr>
+          <w:p>
+            <w:r>
+              <w:rPr>
+                <w:sz w:val="16"/>
+              </w:rPr>
+            </w:r>
+          </w:p>
+        </w:tc>
+        <w:tc>
+          <w:tcPr>
+            <w:tcW w:type="dxa" w:w="1234"/>
+          </w:tcPr>
+          <w:p>
+            <w:r>
+              <w:rPr>
+                <w:sz w:val="16"/>
+              </w:rPr>
+              <w:t>-0.627</w:t>
+            </w:r>
+          </w:p>
+        </w:tc>
+        <w:tc>
+          <w:tcPr>
+            <w:tcW w:type="dxa" w:w="1234"/>
+          </w:tcPr>
+          <w:p>
+            <w:r>
+              <w:rPr>
+                <w:sz w:val="16"/>
+              </w:rPr>
+              <w:t>0.54</w:t>
+            </w:r>
+          </w:p>
+        </w:tc>
+      </w:tr>
+      <w:tr>
+        <w:tc>
+          <w:tcPr>
+            <w:tcW w:type="dxa" w:w="1234"/>
+          </w:tcPr>
+          <w:p>
+            <w:r>
+              <w:rPr>
+                <w:sz w:val="16"/>
+              </w:rPr>
+              <w:t>History</w:t>
+            </w:r>
+          </w:p>
+        </w:tc>
+        <w:tc>
+          <w:tcPr>
+            <w:tcW w:type="dxa" w:w="1234"/>
+          </w:tcPr>
+          <w:p>
+            <w:r>
+              <w:rPr>
+                <w:sz w:val="16"/>
+              </w:rPr>
+              <w:t>Any prior</w:t>
+            </w:r>
+          </w:p>
+        </w:tc>
+        <w:tc>
+          <w:tcPr>
+            <w:tcW w:type="dxa" w:w="1234"/>
+          </w:tcPr>
+          <w:p>
+            <w:r>
+              <w:rPr>
+                <w:sz w:val="16"/>
+              </w:rPr>
+              <w:t>0.278</w:t>
+            </w:r>
+          </w:p>
+        </w:tc>
+        <w:tc>
+          <w:tcPr>
+            <w:tcW w:type="dxa" w:w="1234"/>
+          </w:tcPr>
+          <w:p>
+            <w:r>
+              <w:rPr>
+                <w:sz w:val="16"/>
+              </w:rPr>
+              <w:t>0.446</w:t>
+            </w:r>
+          </w:p>
+        </w:tc>
+        <w:tc>
+          <w:tcPr>
+            <w:tcW w:type="dxa" w:w="1234"/>
+          </w:tcPr>
+          <w:p>
+            <w:r>
+              <w:rPr>
+                <w:sz w:val="16"/>
+              </w:rPr>
+              <w:t>203.0</w:t>
+            </w:r>
+          </w:p>
+        </w:tc>
+        <w:tc>
+          <w:tcPr>
+            <w:tcW w:type="dxa" w:w="1234"/>
+          </w:tcPr>
+          <w:p>
+            <w:r>
+              <w:rPr>
+                <w:sz w:val="16"/>
+              </w:rPr>
+            </w:r>
+          </w:p>
+        </w:tc>
+        <w:tc>
+          <w:tcPr>
+            <w:tcW w:type="dxa" w:w="1234"/>
+          </w:tcPr>
+          <w:p>
+            <w:r>
+              <w:rPr>
+                <w:sz w:val="16"/>
+              </w:rPr>
+            </w:r>
+          </w:p>
+        </w:tc>
+      </w:tr>
+      <w:tr>
+        <w:tc>
+          <w:tcPr>
+            <w:tcW w:type="dxa" w:w="1234"/>
+          </w:tcPr>
+          <w:p>
+            <w:r>
+              <w:rPr>
+                <w:sz w:val="16"/>
+              </w:rPr>
+              <w:t>History</w:t>
+            </w:r>
+          </w:p>
+        </w:tc>
+        <w:tc>
+          <w:tcPr>
+            <w:tcW w:type="dxa" w:w="1234"/>
+          </w:tcPr>
+          <w:p>
+            <w:r>
+              <w:rPr>
+                <w:sz w:val="16"/>
+              </w:rPr>
+              <w:t>No prior</w:t>
+            </w:r>
+          </w:p>
+        </w:tc>
+        <w:tc>
+          <w:tcPr>
+            <w:tcW w:type="dxa" w:w="1234"/>
+          </w:tcPr>
+          <w:p>
+            <w:r>
+              <w:rPr>
+                <w:sz w:val="16"/>
+              </w:rPr>
+              <w:t>-0.814</w:t>
+            </w:r>
+          </w:p>
+        </w:tc>
+        <w:tc>
+          <w:tcPr>
+            <w:tcW w:type="dxa" w:w="1234"/>
+          </w:tcPr>
+          <w:p>
+            <w:r>
+              <w:rPr>
+                <w:sz w:val="16"/>
+              </w:rPr>
+              <w:t>-0.537</w:t>
+            </w:r>
+          </w:p>
+        </w:tc>
+        <w:tc>
+          <w:tcPr>
+            <w:tcW w:type="dxa" w:w="1234"/>
+          </w:tcPr>
+          <w:p>
+            <w:r>
+              <w:rPr>
+                <w:sz w:val="16"/>
+              </w:rPr>
+              <w:t>135.0</w:t>
+            </w:r>
+          </w:p>
+        </w:tc>
+        <w:tc>
+          <w:tcPr>
+            <w:tcW w:type="dxa" w:w="1234"/>
+          </w:tcPr>
+          <w:p>
+            <w:r>
+              <w:rPr>
+                <w:sz w:val="16"/>
+              </w:rPr>
+            </w:r>
+          </w:p>
+        </w:tc>
+        <w:tc>
+          <w:tcPr>
+            <w:tcW w:type="dxa" w:w="1234"/>
+          </w:tcPr>
+          <w:p>
+            <w:r>
+              <w:rPr>
+                <w:sz w:val="16"/>
+              </w:rPr>
+            </w:r>
+          </w:p>
+        </w:tc>
+      </w:tr>
+      <w:tr>
+        <w:tc>
+          <w:tcPr>
+            <w:tcW w:type="dxa" w:w="1234"/>
+          </w:tcPr>
+          <w:p>
+            <w:r>
+              <w:rPr>
+                <w:sz w:val="16"/>
+              </w:rPr>
+              <w:t>History</w:t>
+            </w:r>
+          </w:p>
+        </w:tc>
+        <w:tc>
+          <w:tcPr>
+            <w:tcW w:type="dxa" w:w="1234"/>
+          </w:tcPr>
+          <w:p>
+            <w:r>
+              <w:rPr>
+                <w:sz w:val="16"/>
+              </w:rPr>
+              <w:t>Difference</w:t>
+            </w:r>
+          </w:p>
+        </w:tc>
+        <w:tc>
+          <w:tcPr>
+            <w:tcW w:type="dxa" w:w="1234"/>
+          </w:tcPr>
+          <w:p>
+            <w:r>
+              <w:rPr>
+                <w:sz w:val="16"/>
+              </w:rPr>
+              <w:t>1.092</w:t>
+            </w:r>
+          </w:p>
+        </w:tc>
+        <w:tc>
+          <w:tcPr>
+            <w:tcW w:type="dxa" w:w="1234"/>
+          </w:tcPr>
+          <w:p>
+            <w:r>
+              <w:rPr>
+                <w:sz w:val="16"/>
+              </w:rPr>
+            </w:r>
+          </w:p>
+        </w:tc>
+        <w:tc>
+          <w:tcPr>
+            <w:tcW w:type="dxa" w:w="1234"/>
+          </w:tcPr>
+          <w:p>
+            <w:r>
+              <w:rPr>
+                <w:sz w:val="16"/>
+              </w:rPr>
+            </w:r>
+          </w:p>
+        </w:tc>
+        <w:tc>
+          <w:tcPr>
+            <w:tcW w:type="dxa" w:w="1234"/>
+          </w:tcPr>
+          <w:p>
+            <w:r>
+              <w:rPr>
+                <w:sz w:val="16"/>
+              </w:rPr>
+              <w:t>1.1</w:t>
+            </w:r>
+          </w:p>
+        </w:tc>
+        <w:tc>
+          <w:tcPr>
+            <w:tcW w:type="dxa" w:w="1234"/>
+          </w:tcPr>
+          <w:p>
+            <w:r>
+              <w:rPr>
+                <w:sz w:val="16"/>
+              </w:rPr>
+              <w:t>0.2725</w:t>
+            </w:r>
+          </w:p>
+        </w:tc>
+      </w:tr>
+    </w:tbl>
+    <w:p>
+      <w:pPr>
+        <w:pStyle w:val="Heading2"/>
+      </w:pPr>
+      <w:r>
+        <w:t>Table 4. Main Regression: 30-Day CAR on Hypothesis Variables and Controls (HC3)</w:t>
+      </w:r>
+    </w:p>
+    <w:p>
+      <w:r>
+        <w:rPr>
+          <w:i/>
+          <w:sz w:val="16"/>
+        </w:rPr>
+        <w:t>Note. This table reports the baseline ordinary least squares regression of the 30-day CAR on the four hypothesis variables and three accounting controls, estimated on the regression sample (N = 338) with HC3 heteroskedasticity-robust standard errors.</w:t>
+      </w:r>
+    </w:p>
+    <w:tbl>
+      <w:tblPr>
+        <w:tblStyle w:val="LightGrid-Accent1"/>
+        <w:tblW w:type="auto" w:w="0"/>
+        <w:tblLook w:firstColumn="1" w:firstRow="1" w:lastColumn="0" w:lastRow="0" w:noHBand="0" w:noVBand="1" w:val="04A0"/>
+      </w:tblPr>
+      <w:tblGrid>
+        <w:gridCol w:w="2160"/>
+        <w:gridCol w:w="2160"/>
+        <w:gridCol w:w="2160"/>
+        <w:gridCol w:w="2160"/>
+      </w:tblGrid>
+      <w:tr>
+        <w:tc>
+          <w:tcPr>
+            <w:tcW w:type="dxa" w:w="2160"/>
+          </w:tcPr>
+          <w:p>
+            <w:r>
+              <w:rPr>
+                <w:sz w:val="16"/>
+              </w:rPr>
+              <w:t>Variable</w:t>
+            </w:r>
+          </w:p>
+        </w:tc>
+        <w:tc>
+          <w:tcPr>
+            <w:tcW w:type="dxa" w:w="2160"/>
+          </w:tcPr>
+          <w:p>
+            <w:r>
+              <w:rPr>
+                <w:sz w:val="16"/>
+              </w:rPr>
+              <w:t>Coef</w:t>
+            </w:r>
+          </w:p>
+        </w:tc>
+        <w:tc>
+          <w:tcPr>
+            <w:tcW w:type="dxa" w:w="2160"/>
+          </w:tcPr>
+          <w:p>
+            <w:r>
+              <w:rPr>
+                <w:sz w:val="16"/>
+              </w:rPr>
+              <w:t>SE</w:t>
+            </w:r>
+          </w:p>
+        </w:tc>
+        <w:tc>
+          <w:tcPr>
+            <w:tcW w:type="dxa" w:w="2160"/>
+          </w:tcPr>
+          <w:p>
+            <w:r>
+              <w:rPr>
+                <w:sz w:val="16"/>
+              </w:rPr>
+              <w:t>p</w:t>
+            </w:r>
+          </w:p>
+        </w:tc>
+      </w:tr>
+      <w:tr>
+        <w:tc>
+          <w:tcPr>
+            <w:tcW w:type="dxa" w:w="2160"/>
+          </w:tcPr>
+          <w:p>
+            <w:r>
+              <w:rPr>
+                <w:sz w:val="16"/>
+              </w:rPr>
+              <w:t>const</w:t>
+            </w:r>
+          </w:p>
+        </w:tc>
+        <w:tc>
+          <w:tcPr>
+            <w:tcW w:type="dxa" w:w="2160"/>
+          </w:tcPr>
+          <w:p>
+            <w:r>
+              <w:rPr>
+                <w:sz w:val="16"/>
+              </w:rPr>
+              <w:t>-1.1918</w:t>
+            </w:r>
+          </w:p>
+        </w:tc>
+        <w:tc>
+          <w:tcPr>
+            <w:tcW w:type="dxa" w:w="2160"/>
+          </w:tcPr>
+          <w:p>
+            <w:r>
+              <w:rPr>
+                <w:sz w:val="16"/>
+              </w:rPr>
+              <w:t>4.31</w:t>
+            </w:r>
+          </w:p>
+        </w:tc>
+        <w:tc>
+          <w:tcPr>
+            <w:tcW w:type="dxa" w:w="2160"/>
+          </w:tcPr>
+          <w:p>
+            <w:r>
+              <w:rPr>
+                <w:sz w:val="16"/>
+              </w:rPr>
+              <w:t>0.7822</w:t>
+            </w:r>
+          </w:p>
+        </w:tc>
+      </w:tr>
+      <w:tr>
+        <w:tc>
+          <w:tcPr>
+            <w:tcW w:type="dxa" w:w="2160"/>
+          </w:tcPr>
+          <w:p>
+            <w:r>
+              <w:rPr>
+                <w:sz w:val="16"/>
+              </w:rPr>
+              <w:t>fcc_form499</w:t>
+            </w:r>
+          </w:p>
+        </w:tc>
+        <w:tc>
+          <w:tcPr>
+            <w:tcW w:type="dxa" w:w="2160"/>
+          </w:tcPr>
+          <w:p>
+            <w:r>
+              <w:rPr>
+                <w:sz w:val="16"/>
+              </w:rPr>
+              <w:t>-0.2663</w:t>
+            </w:r>
+          </w:p>
+        </w:tc>
+        <w:tc>
+          <w:tcPr>
+            <w:tcW w:type="dxa" w:w="2160"/>
+          </w:tcPr>
+          <w:p>
+            <w:r>
+              <w:rPr>
+                <w:sz w:val="16"/>
+              </w:rPr>
+              <w:t>1.3225</w:t>
+            </w:r>
+          </w:p>
+        </w:tc>
+        <w:tc>
+          <w:tcPr>
+            <w:tcW w:type="dxa" w:w="2160"/>
+          </w:tcPr>
+          <w:p>
+            <w:r>
+              <w:rPr>
+                <w:sz w:val="16"/>
+              </w:rPr>
+              <w:t>0.8404</w:t>
+            </w:r>
+          </w:p>
+        </w:tc>
+      </w:tr>
+      <w:tr>
+        <w:tc>
+          <w:tcPr>
+            <w:tcW w:type="dxa" w:w="2160"/>
+          </w:tcPr>
+          <w:p>
+            <w:r>
+              <w:rPr>
+                <w:sz w:val="16"/>
+              </w:rPr>
+              <w:t>immediate_disclosure</w:t>
+            </w:r>
+          </w:p>
+        </w:tc>
+        <w:tc>
+          <w:tcPr>
+            <w:tcW w:type="dxa" w:w="2160"/>
+          </w:tcPr>
+          <w:p>
+            <w:r>
+              <w:rPr>
+                <w:sz w:val="16"/>
+              </w:rPr>
+              <w:t>0.9641</w:t>
+            </w:r>
+          </w:p>
+        </w:tc>
+        <w:tc>
+          <w:tcPr>
+            <w:tcW w:type="dxa" w:w="2160"/>
+          </w:tcPr>
+          <w:p>
+            <w:r>
+              <w:rPr>
+                <w:sz w:val="16"/>
+              </w:rPr>
+              <w:t>0.9894</w:t>
+            </w:r>
+          </w:p>
+        </w:tc>
+        <w:tc>
+          <w:tcPr>
+            <w:tcW w:type="dxa" w:w="2160"/>
+          </w:tcPr>
+          <w:p>
+            <w:r>
+              <w:rPr>
+                <w:sz w:val="16"/>
+              </w:rPr>
+              <w:t>0.3298</w:t>
+            </w:r>
+          </w:p>
+        </w:tc>
+      </w:tr>
+      <w:tr>
+        <w:tc>
+          <w:tcPr>
+            <w:tcW w:type="dxa" w:w="2160"/>
+          </w:tcPr>
+          <w:p>
+            <w:r>
+              <w:rPr>
+                <w:sz w:val="16"/>
+              </w:rPr>
+              <w:t>prior_breaches_1yr</w:t>
+            </w:r>
+          </w:p>
+        </w:tc>
+        <w:tc>
+          <w:tcPr>
+            <w:tcW w:type="dxa" w:w="2160"/>
+          </w:tcPr>
+          <w:p>
+            <w:r>
+              <w:rPr>
+                <w:sz w:val="16"/>
+              </w:rPr>
+              <w:t>0.0238</w:t>
+            </w:r>
+          </w:p>
+        </w:tc>
+        <w:tc>
+          <w:tcPr>
+            <w:tcW w:type="dxa" w:w="2160"/>
+          </w:tcPr>
+          <w:p>
+            <w:r>
+              <w:rPr>
+                <w:sz w:val="16"/>
+              </w:rPr>
+              <w:t>0.0638</w:t>
+            </w:r>
+          </w:p>
+        </w:tc>
+        <w:tc>
+          <w:tcPr>
+            <w:tcW w:type="dxa" w:w="2160"/>
+          </w:tcPr>
+          <w:p>
+            <w:r>
+              <w:rPr>
+                <w:sz w:val="16"/>
+              </w:rPr>
+              <w:t>0.7092</w:t>
+            </w:r>
+          </w:p>
+        </w:tc>
+      </w:tr>
+      <w:tr>
+        <w:tc>
+          <w:tcPr>
+            <w:tcW w:type="dxa" w:w="2160"/>
+          </w:tcPr>
+          <w:p>
+            <w:r>
+              <w:rPr>
+                <w:sz w:val="16"/>
+              </w:rPr>
+              <w:t>health_breach</w:t>
+            </w:r>
+          </w:p>
+        </w:tc>
+        <w:tc>
+          <w:tcPr>
+            <w:tcW w:type="dxa" w:w="2160"/>
+          </w:tcPr>
+          <w:p>
+            <w:r>
+              <w:rPr>
+                <w:sz w:val="16"/>
+              </w:rPr>
+              <w:t>-1.0553</w:t>
+            </w:r>
+          </w:p>
+        </w:tc>
+        <w:tc>
+          <w:tcPr>
+            <w:tcW w:type="dxa" w:w="2160"/>
+          </w:tcPr>
+          <w:p>
+            <w:r>
+              <w:rPr>
+                <w:sz w:val="16"/>
+              </w:rPr>
+              <w:t>2.6194</w:t>
+            </w:r>
+          </w:p>
+        </w:tc>
+        <w:tc>
+          <w:tcPr>
+            <w:tcW w:type="dxa" w:w="2160"/>
+          </w:tcPr>
+          <w:p>
+            <w:r>
+              <w:rPr>
+                <w:sz w:val="16"/>
+              </w:rPr>
+              <w:t>0.687</w:t>
+            </w:r>
+          </w:p>
+        </w:tc>
+      </w:tr>
+      <w:tr>
+        <w:tc>
+          <w:tcPr>
+            <w:tcW w:type="dxa" w:w="2160"/>
+          </w:tcPr>
+          <w:p>
+            <w:r>
+              <w:rPr>
+                <w:sz w:val="16"/>
+              </w:rPr>
+              <w:t>firm_size_log</w:t>
+            </w:r>
+          </w:p>
+        </w:tc>
+        <w:tc>
+          <w:tcPr>
+            <w:tcW w:type="dxa" w:w="2160"/>
+          </w:tcPr>
+          <w:p>
+            <w:r>
+              <w:rPr>
+                <w:sz w:val="16"/>
+              </w:rPr>
+              <w:t>0.0313</w:t>
+            </w:r>
+          </w:p>
+        </w:tc>
+        <w:tc>
+          <w:tcPr>
+            <w:tcW w:type="dxa" w:w="2160"/>
+          </w:tcPr>
+          <w:p>
+            <w:r>
+              <w:rPr>
+                <w:sz w:val="16"/>
+              </w:rPr>
+              <w:t>0.3596</w:t>
+            </w:r>
+          </w:p>
+        </w:tc>
+        <w:tc>
+          <w:tcPr>
+            <w:tcW w:type="dxa" w:w="2160"/>
+          </w:tcPr>
+          <w:p>
+            <w:r>
+              <w:rPr>
+                <w:sz w:val="16"/>
+              </w:rPr>
+              <w:t>0.9307</w:t>
+            </w:r>
+          </w:p>
+        </w:tc>
+      </w:tr>
+      <w:tr>
+        <w:tc>
+          <w:tcPr>
+            <w:tcW w:type="dxa" w:w="2160"/>
+          </w:tcPr>
+          <w:p>
+            <w:r>
+              <w:rPr>
+                <w:sz w:val="16"/>
+              </w:rPr>
+              <w:t>leverage</w:t>
+            </w:r>
+          </w:p>
+        </w:tc>
+        <w:tc>
+          <w:tcPr>
+            <w:tcW w:type="dxa" w:w="2160"/>
+          </w:tcPr>
+          <w:p>
+            <w:r>
+              <w:rPr>
+                <w:sz w:val="16"/>
+              </w:rPr>
+              <w:t>-0.1029</w:t>
+            </w:r>
+          </w:p>
+        </w:tc>
+        <w:tc>
+          <w:tcPr>
+            <w:tcW w:type="dxa" w:w="2160"/>
+          </w:tcPr>
+          <w:p>
+            <w:r>
+              <w:rPr>
+                <w:sz w:val="16"/>
+              </w:rPr>
+              <w:t>2.1287</w:t>
+            </w:r>
+          </w:p>
+        </w:tc>
+        <w:tc>
+          <w:tcPr>
+            <w:tcW w:type="dxa" w:w="2160"/>
+          </w:tcPr>
+          <w:p>
+            <w:r>
+              <w:rPr>
+                <w:sz w:val="16"/>
+              </w:rPr>
+              <w:t>0.9614</w:t>
+            </w:r>
+          </w:p>
+        </w:tc>
+      </w:tr>
+      <w:tr>
+        <w:tc>
+          <w:tcPr>
+            <w:tcW w:type="dxa" w:w="2160"/>
+          </w:tcPr>
+          <w:p>
+            <w:r>
+              <w:rPr>
+                <w:sz w:val="16"/>
+              </w:rPr>
+              <w:t>roa</w:t>
+            </w:r>
+          </w:p>
+        </w:tc>
+        <w:tc>
+          <w:tcPr>
+            <w:tcW w:type="dxa" w:w="2160"/>
+          </w:tcPr>
+          <w:p>
+            <w:r>
+              <w:rPr>
+                <w:sz w:val="16"/>
+              </w:rPr>
+              <w:t>7.6509</w:t>
+            </w:r>
+          </w:p>
+        </w:tc>
+        <w:tc>
+          <w:tcPr>
+            <w:tcW w:type="dxa" w:w="2160"/>
+          </w:tcPr>
+          <w:p>
+            <w:r>
+              <w:rPr>
+                <w:sz w:val="16"/>
+              </w:rPr>
+              <w:t>5.4405</w:t>
+            </w:r>
+          </w:p>
+        </w:tc>
+        <w:tc>
+          <w:tcPr>
+            <w:tcW w:type="dxa" w:w="2160"/>
+          </w:tcPr>
+          <w:p>
+            <w:r>
+              <w:rPr>
+                <w:sz w:val="16"/>
+              </w:rPr>
+              <w:t>0.1596</w:t>
+            </w:r>
+          </w:p>
+        </w:tc>
+      </w:tr>
+    </w:tbl>
+    <w:p>
+      <w:pPr>
+        <w:pStyle w:val="Heading2"/>
+      </w:pPr>
+      <w:r>
+        <w:t>Table 5. Equivalence Testing (TOST, Pre-Specified ±2.10pp Bound)</w:t>
+      </w:r>
+    </w:p>
+    <w:p>
+      <w:r>
+        <w:rPr>
+          <w:i/>
+          <w:sz w:val="16"/>
+        </w:rPr>
+        <w:t>Note. This table summarizes the four hypothesis tests from the baseline HC3 regression on the regression sample (N = 338). TOST p-values test equivalence against the +/-2.10 percentage-point bound, which was fixed from the prior literature before the rebuilt estimates existed; MDE80 is the minimum detectable effect at 80 percent power. Verdicts: H3 bounded null; H1/H2/H4 null-inconclusive.</w:t>
       </w:r>
     </w:p>
     <w:tbl>
@@ -567,7 +2533,7 @@
               <w:rPr>
                 <w:sz w:val="16"/>
               </w:rPr>
-              <w:t>Comparison</w:t>
+              <w:t>Hypothesis</w:t>
             </w:r>
           </w:p>
         </w:tc>
@@ -580,7 +2546,7 @@
               <w:rPr>
                 <w:sz w:val="16"/>
               </w:rPr>
-              <w:t>Group</w:t>
+              <w:t>Coef</w:t>
             </w:r>
           </w:p>
         </w:tc>
@@ -593,7 +2559,7 @@
               <w:rPr>
                 <w:sz w:val="16"/>
               </w:rPr>
-              <w:t>Mean CAR</w:t>
+              <w:t>p</w:t>
             </w:r>
           </w:p>
         </w:tc>
@@ -606,7 +2572,7 @@
               <w:rPr>
                 <w:sz w:val="16"/>
               </w:rPr>
-              <w:t>N</w:t>
+              <w:t>TOST_p_2.10</w:t>
             </w:r>
           </w:p>
         </w:tc>
@@ -619,7 +2585,7 @@
               <w:rPr>
                 <w:sz w:val="16"/>
               </w:rPr>
-              <w:t>Welch diff</w:t>
+              <w:t>MDE80</w:t>
             </w:r>
           </w:p>
         </w:tc>
@@ -632,7 +2598,7 @@
               <w:rPr>
                 <w:sz w:val="16"/>
               </w:rPr>
-              <w:t>Welch p</w:t>
+              <w:t>Status</w:t>
             </w:r>
           </w:p>
         </w:tc>
@@ -647,7 +2613,7 @@
               <w:rPr>
                 <w:sz w:val="16"/>
               </w:rPr>
-              <w:t>Form 499</w:t>
+              <w:t>H2_FCC</w:t>
             </w:r>
           </w:p>
         </w:tc>
@@ -660,7 +2626,7 @@
               <w:rPr>
                 <w:sz w:val="16"/>
               </w:rPr>
-              <w:t>Filer</w:t>
+              <w:t>-0.2663</w:t>
             </w:r>
           </w:p>
         </w:tc>
@@ -673,7 +2639,7 @@
               <w:rPr>
                 <w:sz w:val="16"/>
               </w:rPr>
-              <w:t>-0.426</w:t>
+              <w:t>0.8404</w:t>
             </w:r>
           </w:p>
         </w:tc>
@@ -686,7 +2652,7 @@
               <w:rPr>
                 <w:sz w:val="16"/>
               </w:rPr>
-              <w:t>105.0</w:t>
+              <w:t>0.0833</w:t>
             </w:r>
           </w:p>
         </w:tc>
@@ -699,6 +2665,7 @@
               <w:rPr>
                 <w:sz w:val="16"/>
               </w:rPr>
+              <w:t>3.703</w:t>
             </w:r>
           </w:p>
         </w:tc>
@@ -711,6 +2678,7 @@
               <w:rPr>
                 <w:sz w:val="16"/>
               </w:rPr>
+              <w:t>NULL-INCONCLUSIVE</w:t>
             </w:r>
           </w:p>
         </w:tc>
@@ -725,7 +2693,7 @@
               <w:rPr>
                 <w:sz w:val="16"/>
               </w:rPr>
-              <w:t>Form 499</w:t>
+              <w:t>H1_timing</w:t>
             </w:r>
           </w:p>
         </w:tc>
@@ -738,7 +2706,7 @@
               <w:rPr>
                 <w:sz w:val="16"/>
               </w:rPr>
-              <w:t>Non-filer</w:t>
+              <w:t>0.9641</w:t>
             </w:r>
           </w:p>
         </w:tc>
@@ -751,7 +2719,7 @@
               <w:rPr>
                 <w:sz w:val="16"/>
               </w:rPr>
-              <w:t>0.014</w:t>
+              <w:t>0.3298</w:t>
             </w:r>
           </w:p>
         </w:tc>
@@ -764,7 +2732,7 @@
               <w:rPr>
                 <w:sz w:val="16"/>
               </w:rPr>
-              <w:t>234.0</w:t>
+              <w:t>0.1259</w:t>
             </w:r>
           </w:p>
         </w:tc>
@@ -777,6 +2745,7 @@
               <w:rPr>
                 <w:sz w:val="16"/>
               </w:rPr>
+              <w:t>2.7702</w:t>
             </w:r>
           </w:p>
         </w:tc>
@@ -789,6 +2758,7 @@
               <w:rPr>
                 <w:sz w:val="16"/>
               </w:rPr>
+              <w:t>NULL-INCONCLUSIVE</w:t>
             </w:r>
           </w:p>
         </w:tc>
@@ -803,7 +2773,7 @@
               <w:rPr>
                 <w:sz w:val="16"/>
               </w:rPr>
-              <w:t>Form 499</w:t>
+              <w:t>H3_prior</w:t>
             </w:r>
           </w:p>
         </w:tc>
@@ -816,7 +2786,7 @@
               <w:rPr>
                 <w:sz w:val="16"/>
               </w:rPr>
-              <w:t>Difference</w:t>
+              <w:t>0.0238</w:t>
             </w:r>
           </w:p>
         </w:tc>
@@ -829,7 +2799,7 @@
               <w:rPr>
                 <w:sz w:val="16"/>
               </w:rPr>
-              <w:t>-0.44</w:t>
+              <w:t>0.7092</w:t>
             </w:r>
           </w:p>
         </w:tc>
@@ -842,6 +2812,7 @@
               <w:rPr>
                 <w:sz w:val="16"/>
               </w:rPr>
+              <w:t>0.0</w:t>
             </w:r>
           </w:p>
         </w:tc>
@@ -854,7 +2825,7 @@
               <w:rPr>
                 <w:sz w:val="16"/>
               </w:rPr>
-              <w:t>-0.438</w:t>
+              <w:t>0.1786</w:t>
             </w:r>
           </w:p>
         </w:tc>
@@ -867,7 +2838,7 @@
               <w:rPr>
                 <w:sz w:val="16"/>
               </w:rPr>
-              <w:t>0.662</w:t>
+              <w:t>BOUNDED NULL</w:t>
             </w:r>
           </w:p>
         </w:tc>
@@ -882,7 +2853,7 @@
               <w:rPr>
                 <w:sz w:val="16"/>
               </w:rPr>
-              <w:t>Timing</w:t>
+              <w:t>H4_health</w:t>
             </w:r>
           </w:p>
         </w:tc>
@@ -895,7 +2866,7 @@
               <w:rPr>
                 <w:sz w:val="16"/>
               </w:rPr>
-              <w:t>Immediate</w:t>
+              <w:t>-1.0553</w:t>
             </w:r>
           </w:p>
         </w:tc>
@@ -908,7 +2879,7 @@
               <w:rPr>
                 <w:sz w:val="16"/>
               </w:rPr>
-              <w:t>0.481</w:t>
+              <w:t>0.687</w:t>
             </w:r>
           </w:p>
         </w:tc>
@@ -921,7 +2892,7 @@
               <w:rPr>
                 <w:sz w:val="16"/>
               </w:rPr>
-              <w:t>124.0</w:t>
+              <w:t>0.3451</w:t>
             </w:r>
           </w:p>
         </w:tc>
@@ -934,6 +2905,7 @@
               <w:rPr>
                 <w:sz w:val="16"/>
               </w:rPr>
+              <w:t>7.3343</w:t>
             </w:r>
           </w:p>
         </w:tc>
@@ -946,633 +2918,7 @@
               <w:rPr>
                 <w:sz w:val="16"/>
               </w:rPr>
-            </w:r>
-          </w:p>
-        </w:tc>
-      </w:tr>
-      <w:tr>
-        <w:tc>
-          <w:tcPr>
-            <w:tcW w:type="dxa" w:w="1440"/>
-          </w:tcPr>
-          <w:p>
-            <w:r>
-              <w:rPr>
-                <w:sz w:val="16"/>
-              </w:rPr>
-              <w:t>Timing</w:t>
-            </w:r>
-          </w:p>
-        </w:tc>
-        <w:tc>
-          <w:tcPr>
-            <w:tcW w:type="dxa" w:w="1440"/>
-          </w:tcPr>
-          <w:p>
-            <w:r>
-              <w:rPr>
-                <w:sz w:val="16"/>
-              </w:rPr>
-              <w:t>Delayed</w:t>
-            </w:r>
-          </w:p>
-        </w:tc>
-        <w:tc>
-          <w:tcPr>
-            <w:tcW w:type="dxa" w:w="1440"/>
-          </w:tcPr>
-          <w:p>
-            <w:r>
-              <w:rPr>
-                <w:sz w:val="16"/>
-              </w:rPr>
-              <w:t>-0.47</w:t>
-            </w:r>
-          </w:p>
-        </w:tc>
-        <w:tc>
-          <w:tcPr>
-            <w:tcW w:type="dxa" w:w="1440"/>
-          </w:tcPr>
-          <w:p>
-            <w:r>
-              <w:rPr>
-                <w:sz w:val="16"/>
-              </w:rPr>
-              <w:t>215.0</w:t>
-            </w:r>
-          </w:p>
-        </w:tc>
-        <w:tc>
-          <w:tcPr>
-            <w:tcW w:type="dxa" w:w="1440"/>
-          </w:tcPr>
-          <w:p>
-            <w:r>
-              <w:rPr>
-                <w:sz w:val="16"/>
-              </w:rPr>
-            </w:r>
-          </w:p>
-        </w:tc>
-        <w:tc>
-          <w:tcPr>
-            <w:tcW w:type="dxa" w:w="1440"/>
-          </w:tcPr>
-          <w:p>
-            <w:r>
-              <w:rPr>
-                <w:sz w:val="16"/>
-              </w:rPr>
-            </w:r>
-          </w:p>
-        </w:tc>
-      </w:tr>
-      <w:tr>
-        <w:tc>
-          <w:tcPr>
-            <w:tcW w:type="dxa" w:w="1440"/>
-          </w:tcPr>
-          <w:p>
-            <w:r>
-              <w:rPr>
-                <w:sz w:val="16"/>
-              </w:rPr>
-              <w:t>Timing</w:t>
-            </w:r>
-          </w:p>
-        </w:tc>
-        <w:tc>
-          <w:tcPr>
-            <w:tcW w:type="dxa" w:w="1440"/>
-          </w:tcPr>
-          <w:p>
-            <w:r>
-              <w:rPr>
-                <w:sz w:val="16"/>
-              </w:rPr>
-              <w:t>Difference</w:t>
-            </w:r>
-          </w:p>
-        </w:tc>
-        <w:tc>
-          <w:tcPr>
-            <w:tcW w:type="dxa" w:w="1440"/>
-          </w:tcPr>
-          <w:p>
-            <w:r>
-              <w:rPr>
-                <w:sz w:val="16"/>
-              </w:rPr>
-              <w:t>0.952</w:t>
-            </w:r>
-          </w:p>
-        </w:tc>
-        <w:tc>
-          <w:tcPr>
-            <w:tcW w:type="dxa" w:w="1440"/>
-          </w:tcPr>
-          <w:p>
-            <w:r>
-              <w:rPr>
-                <w:sz w:val="16"/>
-              </w:rPr>
-            </w:r>
-          </w:p>
-        </w:tc>
-        <w:tc>
-          <w:tcPr>
-            <w:tcW w:type="dxa" w:w="1440"/>
-          </w:tcPr>
-          <w:p>
-            <w:r>
-              <w:rPr>
-                <w:sz w:val="16"/>
-              </w:rPr>
-              <w:t>1.012</w:t>
-            </w:r>
-          </w:p>
-        </w:tc>
-        <w:tc>
-          <w:tcPr>
-            <w:tcW w:type="dxa" w:w="1440"/>
-          </w:tcPr>
-          <w:p>
-            <w:r>
-              <w:rPr>
-                <w:sz w:val="16"/>
-              </w:rPr>
-              <w:t>0.3127</w:t>
-            </w:r>
-          </w:p>
-        </w:tc>
-      </w:tr>
-      <w:tr>
-        <w:tc>
-          <w:tcPr>
-            <w:tcW w:type="dxa" w:w="1440"/>
-          </w:tcPr>
-          <w:p>
-            <w:r>
-              <w:rPr>
-                <w:sz w:val="16"/>
-              </w:rPr>
-              <w:t>Health</w:t>
-            </w:r>
-          </w:p>
-        </w:tc>
-        <w:tc>
-          <w:tcPr>
-            <w:tcW w:type="dxa" w:w="1440"/>
-          </w:tcPr>
-          <w:p>
-            <w:r>
-              <w:rPr>
-                <w:sz w:val="16"/>
-              </w:rPr>
-              <w:t>Health</w:t>
-            </w:r>
-          </w:p>
-        </w:tc>
-        <w:tc>
-          <w:tcPr>
-            <w:tcW w:type="dxa" w:w="1440"/>
-          </w:tcPr>
-          <w:p>
-            <w:r>
-              <w:rPr>
-                <w:sz w:val="16"/>
-              </w:rPr>
-              <w:t>-1.541</w:t>
-            </w:r>
-          </w:p>
-        </w:tc>
-        <w:tc>
-          <w:tcPr>
-            <w:tcW w:type="dxa" w:w="1440"/>
-          </w:tcPr>
-          <w:p>
-            <w:r>
-              <w:rPr>
-                <w:sz w:val="16"/>
-              </w:rPr>
-              <w:t>15.0</w:t>
-            </w:r>
-          </w:p>
-        </w:tc>
-        <w:tc>
-          <w:tcPr>
-            <w:tcW w:type="dxa" w:w="1440"/>
-          </w:tcPr>
-          <w:p>
-            <w:r>
-              <w:rPr>
-                <w:sz w:val="16"/>
-              </w:rPr>
-            </w:r>
-          </w:p>
-        </w:tc>
-        <w:tc>
-          <w:tcPr>
-            <w:tcW w:type="dxa" w:w="1440"/>
-          </w:tcPr>
-          <w:p>
-            <w:r>
-              <w:rPr>
-                <w:sz w:val="16"/>
-              </w:rPr>
-            </w:r>
-          </w:p>
-        </w:tc>
-      </w:tr>
-      <w:tr>
-        <w:tc>
-          <w:tcPr>
-            <w:tcW w:type="dxa" w:w="1440"/>
-          </w:tcPr>
-          <w:p>
-            <w:r>
-              <w:rPr>
-                <w:sz w:val="16"/>
-              </w:rPr>
-              <w:t>Health</w:t>
-            </w:r>
-          </w:p>
-        </w:tc>
-        <w:tc>
-          <w:tcPr>
-            <w:tcW w:type="dxa" w:w="1440"/>
-          </w:tcPr>
-          <w:p>
-            <w:r>
-              <w:rPr>
-                <w:sz w:val="16"/>
-              </w:rPr>
-              <w:t>Non-health</w:t>
-            </w:r>
-          </w:p>
-        </w:tc>
-        <w:tc>
-          <w:tcPr>
-            <w:tcW w:type="dxa" w:w="1440"/>
-          </w:tcPr>
-          <w:p>
-            <w:r>
-              <w:rPr>
-                <w:sz w:val="16"/>
-              </w:rPr>
-              <w:t>-0.056</w:t>
-            </w:r>
-          </w:p>
-        </w:tc>
-        <w:tc>
-          <w:tcPr>
-            <w:tcW w:type="dxa" w:w="1440"/>
-          </w:tcPr>
-          <w:p>
-            <w:r>
-              <w:rPr>
-                <w:sz w:val="16"/>
-              </w:rPr>
-              <w:t>324.0</w:t>
-            </w:r>
-          </w:p>
-        </w:tc>
-        <w:tc>
-          <w:tcPr>
-            <w:tcW w:type="dxa" w:w="1440"/>
-          </w:tcPr>
-          <w:p>
-            <w:r>
-              <w:rPr>
-                <w:sz w:val="16"/>
-              </w:rPr>
-            </w:r>
-          </w:p>
-        </w:tc>
-        <w:tc>
-          <w:tcPr>
-            <w:tcW w:type="dxa" w:w="1440"/>
-          </w:tcPr>
-          <w:p>
-            <w:r>
-              <w:rPr>
-                <w:sz w:val="16"/>
-              </w:rPr>
-            </w:r>
-          </w:p>
-        </w:tc>
-      </w:tr>
-      <w:tr>
-        <w:tc>
-          <w:tcPr>
-            <w:tcW w:type="dxa" w:w="1440"/>
-          </w:tcPr>
-          <w:p>
-            <w:r>
-              <w:rPr>
-                <w:sz w:val="16"/>
-              </w:rPr>
-              <w:t>Health</w:t>
-            </w:r>
-          </w:p>
-        </w:tc>
-        <w:tc>
-          <w:tcPr>
-            <w:tcW w:type="dxa" w:w="1440"/>
-          </w:tcPr>
-          <w:p>
-            <w:r>
-              <w:rPr>
-                <w:sz w:val="16"/>
-              </w:rPr>
-              <w:t>Difference</w:t>
-            </w:r>
-          </w:p>
-        </w:tc>
-        <w:tc>
-          <w:tcPr>
-            <w:tcW w:type="dxa" w:w="1440"/>
-          </w:tcPr>
-          <w:p>
-            <w:r>
-              <w:rPr>
-                <w:sz w:val="16"/>
-              </w:rPr>
-              <w:t>-1.484</w:t>
-            </w:r>
-          </w:p>
-        </w:tc>
-        <w:tc>
-          <w:tcPr>
-            <w:tcW w:type="dxa" w:w="1440"/>
-          </w:tcPr>
-          <w:p>
-            <w:r>
-              <w:rPr>
-                <w:sz w:val="16"/>
-              </w:rPr>
-            </w:r>
-          </w:p>
-        </w:tc>
-        <w:tc>
-          <w:tcPr>
-            <w:tcW w:type="dxa" w:w="1440"/>
-          </w:tcPr>
-          <w:p>
-            <w:r>
-              <w:rPr>
-                <w:sz w:val="16"/>
-              </w:rPr>
-              <w:t>-0.643</w:t>
-            </w:r>
-          </w:p>
-        </w:tc>
-        <w:tc>
-          <w:tcPr>
-            <w:tcW w:type="dxa" w:w="1440"/>
-          </w:tcPr>
-          <w:p>
-            <w:r>
-              <w:rPr>
-                <w:sz w:val="16"/>
-              </w:rPr>
-              <w:t>0.5297</w:t>
-            </w:r>
-          </w:p>
-        </w:tc>
-      </w:tr>
-      <w:tr>
-        <w:tc>
-          <w:tcPr>
-            <w:tcW w:type="dxa" w:w="1440"/>
-          </w:tcPr>
-          <w:p>
-            <w:r>
-              <w:rPr>
-                <w:sz w:val="16"/>
-              </w:rPr>
-              <w:t>History</w:t>
-            </w:r>
-          </w:p>
-        </w:tc>
-        <w:tc>
-          <w:tcPr>
-            <w:tcW w:type="dxa" w:w="1440"/>
-          </w:tcPr>
-          <w:p>
-            <w:r>
-              <w:rPr>
-                <w:sz w:val="16"/>
-              </w:rPr>
-              <w:t>Any prior</w:t>
-            </w:r>
-          </w:p>
-        </w:tc>
-        <w:tc>
-          <w:tcPr>
-            <w:tcW w:type="dxa" w:w="1440"/>
-          </w:tcPr>
-          <w:p>
-            <w:r>
-              <w:rPr>
-                <w:sz w:val="16"/>
-              </w:rPr>
-              <w:t>0.278</w:t>
-            </w:r>
-          </w:p>
-        </w:tc>
-        <w:tc>
-          <w:tcPr>
-            <w:tcW w:type="dxa" w:w="1440"/>
-          </w:tcPr>
-          <w:p>
-            <w:r>
-              <w:rPr>
-                <w:sz w:val="16"/>
-              </w:rPr>
-              <w:t>203.0</w:t>
-            </w:r>
-          </w:p>
-        </w:tc>
-        <w:tc>
-          <w:tcPr>
-            <w:tcW w:type="dxa" w:w="1440"/>
-          </w:tcPr>
-          <w:p>
-            <w:r>
-              <w:rPr>
-                <w:sz w:val="16"/>
-              </w:rPr>
-            </w:r>
-          </w:p>
-        </w:tc>
-        <w:tc>
-          <w:tcPr>
-            <w:tcW w:type="dxa" w:w="1440"/>
-          </w:tcPr>
-          <w:p>
-            <w:r>
-              <w:rPr>
-                <w:sz w:val="16"/>
-              </w:rPr>
-            </w:r>
-          </w:p>
-        </w:tc>
-      </w:tr>
-      <w:tr>
-        <w:tc>
-          <w:tcPr>
-            <w:tcW w:type="dxa" w:w="1440"/>
-          </w:tcPr>
-          <w:p>
-            <w:r>
-              <w:rPr>
-                <w:sz w:val="16"/>
-              </w:rPr>
-              <w:t>History</w:t>
-            </w:r>
-          </w:p>
-        </w:tc>
-        <w:tc>
-          <w:tcPr>
-            <w:tcW w:type="dxa" w:w="1440"/>
-          </w:tcPr>
-          <w:p>
-            <w:r>
-              <w:rPr>
-                <w:sz w:val="16"/>
-              </w:rPr>
-              <w:t>No prior</w:t>
-            </w:r>
-          </w:p>
-        </w:tc>
-        <w:tc>
-          <w:tcPr>
-            <w:tcW w:type="dxa" w:w="1440"/>
-          </w:tcPr>
-          <w:p>
-            <w:r>
-              <w:rPr>
-                <w:sz w:val="16"/>
-              </w:rPr>
-              <w:t>-0.719</w:t>
-            </w:r>
-          </w:p>
-        </w:tc>
-        <w:tc>
-          <w:tcPr>
-            <w:tcW w:type="dxa" w:w="1440"/>
-          </w:tcPr>
-          <w:p>
-            <w:r>
-              <w:rPr>
-                <w:sz w:val="16"/>
-              </w:rPr>
-              <w:t>136.0</w:t>
-            </w:r>
-          </w:p>
-        </w:tc>
-        <w:tc>
-          <w:tcPr>
-            <w:tcW w:type="dxa" w:w="1440"/>
-          </w:tcPr>
-          <w:p>
-            <w:r>
-              <w:rPr>
-                <w:sz w:val="16"/>
-              </w:rPr>
-            </w:r>
-          </w:p>
-        </w:tc>
-        <w:tc>
-          <w:tcPr>
-            <w:tcW w:type="dxa" w:w="1440"/>
-          </w:tcPr>
-          <w:p>
-            <w:r>
-              <w:rPr>
-                <w:sz w:val="16"/>
-              </w:rPr>
-            </w:r>
-          </w:p>
-        </w:tc>
-      </w:tr>
-      <w:tr>
-        <w:tc>
-          <w:tcPr>
-            <w:tcW w:type="dxa" w:w="1440"/>
-          </w:tcPr>
-          <w:p>
-            <w:r>
-              <w:rPr>
-                <w:sz w:val="16"/>
-              </w:rPr>
-              <w:t>History</w:t>
-            </w:r>
-          </w:p>
-        </w:tc>
-        <w:tc>
-          <w:tcPr>
-            <w:tcW w:type="dxa" w:w="1440"/>
-          </w:tcPr>
-          <w:p>
-            <w:r>
-              <w:rPr>
-                <w:sz w:val="16"/>
-              </w:rPr>
-              <w:t>Difference</w:t>
-            </w:r>
-          </w:p>
-        </w:tc>
-        <w:tc>
-          <w:tcPr>
-            <w:tcW w:type="dxa" w:w="1440"/>
-          </w:tcPr>
-          <w:p>
-            <w:r>
-              <w:rPr>
-                <w:sz w:val="16"/>
-              </w:rPr>
-              <w:t>0.998</w:t>
-            </w:r>
-          </w:p>
-        </w:tc>
-        <w:tc>
-          <w:tcPr>
-            <w:tcW w:type="dxa" w:w="1440"/>
-          </w:tcPr>
-          <w:p>
-            <w:r>
-              <w:rPr>
-                <w:sz w:val="16"/>
-              </w:rPr>
-            </w:r>
-          </w:p>
-        </w:tc>
-        <w:tc>
-          <w:tcPr>
-            <w:tcW w:type="dxa" w:w="1440"/>
-          </w:tcPr>
-          <w:p>
-            <w:r>
-              <w:rPr>
-                <w:sz w:val="16"/>
-              </w:rPr>
-              <w:t>1.006</w:t>
-            </w:r>
-          </w:p>
-        </w:tc>
-        <w:tc>
-          <w:tcPr>
-            <w:tcW w:type="dxa" w:w="1440"/>
-          </w:tcPr>
-          <w:p>
-            <w:r>
-              <w:rPr>
-                <w:sz w:val="16"/>
-              </w:rPr>
-              <w:t>0.3155</w:t>
+              <w:t>NULL-INCONCLUSIVE</w:t>
             </w:r>
           </w:p>
         </w:tc>
@@ -1583,7 +2929,7 @@
         <w:pStyle w:val="Heading2"/>
       </w:pPr>
       <w:r>
-        <w:t>Table 3. Main Regression: 30-Day CAR on Hypothesis Variables and Controls (HC3)</w:t>
+        <w:t>Table 6. Timing Effect by Regulatory Regime (Subsamples and Interaction)</w:t>
       </w:r>
     </w:p>
     <w:p>
@@ -1592,7 +2938,7 @@
           <w:i/>
           <w:sz w:val="16"/>
         </w:rPr>
-        <w:t>Note. Regression sample (N=339; 105 treated events across 11 parent CIKs). HC3 robust SEs. Outcome: 30-day CAR per the recovered convention (sum of daily market-adjusted returns, trading days [0,+30], nearest-trading-day anchor).</w:t>
+        <w:t>Note. This table estimates the disclosure-timing effect separately by regulatory regime, with HC3 standard errors throughout. The baseline specification is estimated on treated events only (fcc_form499 = 1, N = 104), on untreated events only (N = 234), and pooled on the full regression sample (N = 338) with an immediate_disclosure-by-fcc_form499 interaction. fcc_form499 is dropped from the subsample specifications because it is constant within each subsample; any other control without variation within a subsample is likewise dropped.</w:t>
       </w:r>
     </w:p>
     <w:tbl>
@@ -1602,28 +2948,43 @@
         <w:tblLook w:firstColumn="1" w:firstRow="1" w:lastColumn="0" w:lastRow="0" w:noHBand="0" w:noVBand="1" w:val="04A0"/>
       </w:tblPr>
       <w:tblGrid>
-        <w:gridCol w:w="2160"/>
-        <w:gridCol w:w="2160"/>
-        <w:gridCol w:w="2160"/>
-        <w:gridCol w:w="2160"/>
+        <w:gridCol w:w="1440"/>
+        <w:gridCol w:w="1440"/>
+        <w:gridCol w:w="1440"/>
+        <w:gridCol w:w="1440"/>
+        <w:gridCol w:w="1440"/>
+        <w:gridCol w:w="1440"/>
       </w:tblGrid>
       <w:tr>
         <w:tc>
           <w:tcPr>
-            <w:tcW w:type="dxa" w:w="2160"/>
-          </w:tcPr>
-          <w:p>
-            <w:r>
-              <w:rPr>
-                <w:sz w:val="16"/>
-              </w:rPr>
-              <w:t>Variable</w:t>
-            </w:r>
-          </w:p>
-        </w:tc>
-        <w:tc>
-          <w:tcPr>
-            <w:tcW w:type="dxa" w:w="2160"/>
+            <w:tcW w:type="dxa" w:w="1440"/>
+          </w:tcPr>
+          <w:p>
+            <w:r>
+              <w:rPr>
+                <w:sz w:val="16"/>
+              </w:rPr>
+              <w:t>Specification</w:t>
+            </w:r>
+          </w:p>
+        </w:tc>
+        <w:tc>
+          <w:tcPr>
+            <w:tcW w:type="dxa" w:w="1440"/>
+          </w:tcPr>
+          <w:p>
+            <w:r>
+              <w:rPr>
+                <w:sz w:val="16"/>
+              </w:rPr>
+              <w:t>Term</w:t>
+            </w:r>
+          </w:p>
+        </w:tc>
+        <w:tc>
+          <w:tcPr>
+            <w:tcW w:type="dxa" w:w="1440"/>
           </w:tcPr>
           <w:p>
             <w:r>
@@ -1636,7 +2997,7 @@
         </w:tc>
         <w:tc>
           <w:tcPr>
-            <w:tcW w:type="dxa" w:w="2160"/>
+            <w:tcW w:type="dxa" w:w="1440"/>
           </w:tcPr>
           <w:p>
             <w:r>
@@ -1649,7 +3010,7 @@
         </w:tc>
         <w:tc>
           <w:tcPr>
-            <w:tcW w:type="dxa" w:w="2160"/>
+            <w:tcW w:type="dxa" w:w="1440"/>
           </w:tcPr>
           <w:p>
             <w:r>
@@ -1657,6 +3018,19 @@
                 <w:sz w:val="16"/>
               </w:rPr>
               <w:t>p</w:t>
+            </w:r>
+          </w:p>
+        </w:tc>
+        <w:tc>
+          <w:tcPr>
+            <w:tcW w:type="dxa" w:w="1440"/>
+          </w:tcPr>
+          <w:p>
+            <w:r>
+              <w:rPr>
+                <w:sz w:val="16"/>
+              </w:rPr>
+              <w:t>N</w:t>
             </w:r>
           </w:p>
         </w:tc>
@@ -1664,53 +3038,79 @@
       <w:tr>
         <w:tc>
           <w:tcPr>
-            <w:tcW w:type="dxa" w:w="2160"/>
-          </w:tcPr>
-          <w:p>
-            <w:r>
-              <w:rPr>
-                <w:sz w:val="16"/>
-              </w:rPr>
-              <w:t>const</w:t>
-            </w:r>
-          </w:p>
-        </w:tc>
-        <w:tc>
-          <w:tcPr>
-            <w:tcW w:type="dxa" w:w="2160"/>
-          </w:tcPr>
-          <w:p>
-            <w:r>
-              <w:rPr>
-                <w:sz w:val="16"/>
-              </w:rPr>
-              <w:t>-1.0062</w:t>
-            </w:r>
-          </w:p>
-        </w:tc>
-        <w:tc>
-          <w:tcPr>
-            <w:tcW w:type="dxa" w:w="2160"/>
-          </w:tcPr>
-          <w:p>
-            <w:r>
-              <w:rPr>
-                <w:sz w:val="16"/>
-              </w:rPr>
-              <w:t>4.309</w:t>
-            </w:r>
-          </w:p>
-        </w:tc>
-        <w:tc>
-          <w:tcPr>
-            <w:tcW w:type="dxa" w:w="2160"/>
-          </w:tcPr>
-          <w:p>
-            <w:r>
-              <w:rPr>
-                <w:sz w:val="16"/>
-              </w:rPr>
-              <w:t>0.8154</w:t>
+            <w:tcW w:type="dxa" w:w="1440"/>
+          </w:tcPr>
+          <w:p>
+            <w:r>
+              <w:rPr>
+                <w:sz w:val="16"/>
+              </w:rPr>
+              <w:t>Treated only (fcc_form499=1)</w:t>
+            </w:r>
+          </w:p>
+        </w:tc>
+        <w:tc>
+          <w:tcPr>
+            <w:tcW w:type="dxa" w:w="1440"/>
+          </w:tcPr>
+          <w:p>
+            <w:r>
+              <w:rPr>
+                <w:sz w:val="16"/>
+              </w:rPr>
+              <w:t>immediate_disclosure</w:t>
+            </w:r>
+          </w:p>
+        </w:tc>
+        <w:tc>
+          <w:tcPr>
+            <w:tcW w:type="dxa" w:w="1440"/>
+          </w:tcPr>
+          <w:p>
+            <w:r>
+              <w:rPr>
+                <w:sz w:val="16"/>
+              </w:rPr>
+              <w:t>-0.7835</w:t>
+            </w:r>
+          </w:p>
+        </w:tc>
+        <w:tc>
+          <w:tcPr>
+            <w:tcW w:type="dxa" w:w="1440"/>
+          </w:tcPr>
+          <w:p>
+            <w:r>
+              <w:rPr>
+                <w:sz w:val="16"/>
+              </w:rPr>
+              <w:t>1.8085</w:t>
+            </w:r>
+          </w:p>
+        </w:tc>
+        <w:tc>
+          <w:tcPr>
+            <w:tcW w:type="dxa" w:w="1440"/>
+          </w:tcPr>
+          <w:p>
+            <w:r>
+              <w:rPr>
+                <w:sz w:val="16"/>
+              </w:rPr>
+              <w:t>0.6648</w:t>
+            </w:r>
+          </w:p>
+        </w:tc>
+        <w:tc>
+          <w:tcPr>
+            <w:tcW w:type="dxa" w:w="1440"/>
+          </w:tcPr>
+          <w:p>
+            <w:r>
+              <w:rPr>
+                <w:sz w:val="16"/>
+              </w:rPr>
+              <w:t>104.0</w:t>
             </w:r>
           </w:p>
         </w:tc>
@@ -1718,53 +3118,79 @@
       <w:tr>
         <w:tc>
           <w:tcPr>
-            <w:tcW w:type="dxa" w:w="2160"/>
-          </w:tcPr>
-          <w:p>
-            <w:r>
-              <w:rPr>
-                <w:sz w:val="16"/>
-              </w:rPr>
-              <w:t>fcc_form499</w:t>
-            </w:r>
-          </w:p>
-        </w:tc>
-        <w:tc>
-          <w:tcPr>
-            <w:tcW w:type="dxa" w:w="2160"/>
-          </w:tcPr>
-          <w:p>
-            <w:r>
-              <w:rPr>
-                <w:sz w:val="16"/>
-              </w:rPr>
-              <w:t>-0.1332</w:t>
-            </w:r>
-          </w:p>
-        </w:tc>
-        <w:tc>
-          <w:tcPr>
-            <w:tcW w:type="dxa" w:w="2160"/>
-          </w:tcPr>
-          <w:p>
-            <w:r>
-              <w:rPr>
-                <w:sz w:val="16"/>
-              </w:rPr>
-              <w:t>1.322</w:t>
-            </w:r>
-          </w:p>
-        </w:tc>
-        <w:tc>
-          <w:tcPr>
-            <w:tcW w:type="dxa" w:w="2160"/>
-          </w:tcPr>
-          <w:p>
-            <w:r>
-              <w:rPr>
-                <w:sz w:val="16"/>
-              </w:rPr>
-              <w:t>0.9197</w:t>
+            <w:tcW w:type="dxa" w:w="1440"/>
+          </w:tcPr>
+          <w:p>
+            <w:r>
+              <w:rPr>
+                <w:sz w:val="16"/>
+              </w:rPr>
+              <w:t>Untreated only (fcc_form499=0)</w:t>
+            </w:r>
+          </w:p>
+        </w:tc>
+        <w:tc>
+          <w:tcPr>
+            <w:tcW w:type="dxa" w:w="1440"/>
+          </w:tcPr>
+          <w:p>
+            <w:r>
+              <w:rPr>
+                <w:sz w:val="16"/>
+              </w:rPr>
+              <w:t>immediate_disclosure</w:t>
+            </w:r>
+          </w:p>
+        </w:tc>
+        <w:tc>
+          <w:tcPr>
+            <w:tcW w:type="dxa" w:w="1440"/>
+          </w:tcPr>
+          <w:p>
+            <w:r>
+              <w:rPr>
+                <w:sz w:val="16"/>
+              </w:rPr>
+              <w:t>1.9307</w:t>
+            </w:r>
+          </w:p>
+        </w:tc>
+        <w:tc>
+          <w:tcPr>
+            <w:tcW w:type="dxa" w:w="1440"/>
+          </w:tcPr>
+          <w:p>
+            <w:r>
+              <w:rPr>
+                <w:sz w:val="16"/>
+              </w:rPr>
+              <w:t>1.1916</w:t>
+            </w:r>
+          </w:p>
+        </w:tc>
+        <w:tc>
+          <w:tcPr>
+            <w:tcW w:type="dxa" w:w="1440"/>
+          </w:tcPr>
+          <w:p>
+            <w:r>
+              <w:rPr>
+                <w:sz w:val="16"/>
+              </w:rPr>
+              <w:t>0.1052</w:t>
+            </w:r>
+          </w:p>
+        </w:tc>
+        <w:tc>
+          <w:tcPr>
+            <w:tcW w:type="dxa" w:w="1440"/>
+          </w:tcPr>
+          <w:p>
+            <w:r>
+              <w:rPr>
+                <w:sz w:val="16"/>
+              </w:rPr>
+              <w:t>234.0</w:t>
             </w:r>
           </w:p>
         </w:tc>
@@ -1772,53 +3198,79 @@
       <w:tr>
         <w:tc>
           <w:tcPr>
-            <w:tcW w:type="dxa" w:w="2160"/>
-          </w:tcPr>
-          <w:p>
-            <w:r>
-              <w:rPr>
-                <w:sz w:val="16"/>
-              </w:rPr>
-              <w:t>immediate_disclosure</w:t>
-            </w:r>
-          </w:p>
-        </w:tc>
-        <w:tc>
-          <w:tcPr>
-            <w:tcW w:type="dxa" w:w="2160"/>
-          </w:tcPr>
-          <w:p>
-            <w:r>
-              <w:rPr>
-                <w:sz w:val="16"/>
-              </w:rPr>
-              <w:t>1.055</w:t>
-            </w:r>
-          </w:p>
-        </w:tc>
-        <w:tc>
-          <w:tcPr>
-            <w:tcW w:type="dxa" w:w="2160"/>
-          </w:tcPr>
-          <w:p>
-            <w:r>
-              <w:rPr>
-                <w:sz w:val="16"/>
-              </w:rPr>
-              <w:t>0.9901</w:t>
-            </w:r>
-          </w:p>
-        </w:tc>
-        <w:tc>
-          <w:tcPr>
-            <w:tcW w:type="dxa" w:w="2160"/>
-          </w:tcPr>
-          <w:p>
-            <w:r>
-              <w:rPr>
-                <w:sz w:val="16"/>
-              </w:rPr>
-              <w:t>0.2866</w:t>
+            <w:tcW w:type="dxa" w:w="1440"/>
+          </w:tcPr>
+          <w:p>
+            <w:r>
+              <w:rPr>
+                <w:sz w:val="16"/>
+              </w:rPr>
+              <w:t>Pooled with interaction</w:t>
+            </w:r>
+          </w:p>
+        </w:tc>
+        <w:tc>
+          <w:tcPr>
+            <w:tcW w:type="dxa" w:w="1440"/>
+          </w:tcPr>
+          <w:p>
+            <w:r>
+              <w:rPr>
+                <w:sz w:val="16"/>
+              </w:rPr>
+              <w:t>immediate_disclosure (main effect)</w:t>
+            </w:r>
+          </w:p>
+        </w:tc>
+        <w:tc>
+          <w:tcPr>
+            <w:tcW w:type="dxa" w:w="1440"/>
+          </w:tcPr>
+          <w:p>
+            <w:r>
+              <w:rPr>
+                <w:sz w:val="16"/>
+              </w:rPr>
+              <w:t>1.9807</w:t>
+            </w:r>
+          </w:p>
+        </w:tc>
+        <w:tc>
+          <w:tcPr>
+            <w:tcW w:type="dxa" w:w="1440"/>
+          </w:tcPr>
+          <w:p>
+            <w:r>
+              <w:rPr>
+                <w:sz w:val="16"/>
+              </w:rPr>
+              <w:t>1.1934</w:t>
+            </w:r>
+          </w:p>
+        </w:tc>
+        <w:tc>
+          <w:tcPr>
+            <w:tcW w:type="dxa" w:w="1440"/>
+          </w:tcPr>
+          <w:p>
+            <w:r>
+              <w:rPr>
+                <w:sz w:val="16"/>
+              </w:rPr>
+              <w:t>0.097</w:t>
+            </w:r>
+          </w:p>
+        </w:tc>
+        <w:tc>
+          <w:tcPr>
+            <w:tcW w:type="dxa" w:w="1440"/>
+          </w:tcPr>
+          <w:p>
+            <w:r>
+              <w:rPr>
+                <w:sz w:val="16"/>
+              </w:rPr>
+              <w:t>338.0</w:t>
             </w:r>
           </w:p>
         </w:tc>
@@ -1826,53 +3278,79 @@
       <w:tr>
         <w:tc>
           <w:tcPr>
-            <w:tcW w:type="dxa" w:w="2160"/>
-          </w:tcPr>
-          <w:p>
-            <w:r>
-              <w:rPr>
-                <w:sz w:val="16"/>
-              </w:rPr>
-              <w:t>prior_breaches_1yr</w:t>
-            </w:r>
-          </w:p>
-        </w:tc>
-        <w:tc>
-          <w:tcPr>
-            <w:tcW w:type="dxa" w:w="2160"/>
-          </w:tcPr>
-          <w:p>
-            <w:r>
-              <w:rPr>
-                <w:sz w:val="16"/>
-              </w:rPr>
-              <w:t>0.0215</w:t>
-            </w:r>
-          </w:p>
-        </w:tc>
-        <w:tc>
-          <w:tcPr>
-            <w:tcW w:type="dxa" w:w="2160"/>
-          </w:tcPr>
-          <w:p>
-            <w:r>
-              <w:rPr>
-                <w:sz w:val="16"/>
-              </w:rPr>
-              <w:t>0.0638</w:t>
-            </w:r>
-          </w:p>
-        </w:tc>
-        <w:tc>
-          <w:tcPr>
-            <w:tcW w:type="dxa" w:w="2160"/>
-          </w:tcPr>
-          <w:p>
-            <w:r>
-              <w:rPr>
-                <w:sz w:val="16"/>
-              </w:rPr>
-              <w:t>0.7364</w:t>
+            <w:tcW w:type="dxa" w:w="1440"/>
+          </w:tcPr>
+          <w:p>
+            <w:r>
+              <w:rPr>
+                <w:sz w:val="16"/>
+              </w:rPr>
+              <w:t>Pooled with interaction</w:t>
+            </w:r>
+          </w:p>
+        </w:tc>
+        <w:tc>
+          <w:tcPr>
+            <w:tcW w:type="dxa" w:w="1440"/>
+          </w:tcPr>
+          <w:p>
+            <w:r>
+              <w:rPr>
+                <w:sz w:val="16"/>
+              </w:rPr>
+              <w:t>fcc_form499 (main effect)</w:t>
+            </w:r>
+          </w:p>
+        </w:tc>
+        <w:tc>
+          <w:tcPr>
+            <w:tcW w:type="dxa" w:w="1440"/>
+          </w:tcPr>
+          <w:p>
+            <w:r>
+              <w:rPr>
+                <w:sz w:val="16"/>
+              </w:rPr>
+              <w:t>0.9518</w:t>
+            </w:r>
+          </w:p>
+        </w:tc>
+        <w:tc>
+          <w:tcPr>
+            <w:tcW w:type="dxa" w:w="1440"/>
+          </w:tcPr>
+          <w:p>
+            <w:r>
+              <w:rPr>
+                <w:sz w:val="16"/>
+              </w:rPr>
+              <w:t>1.5872</w:t>
+            </w:r>
+          </w:p>
+        </w:tc>
+        <w:tc>
+          <w:tcPr>
+            <w:tcW w:type="dxa" w:w="1440"/>
+          </w:tcPr>
+          <w:p>
+            <w:r>
+              <w:rPr>
+                <w:sz w:val="16"/>
+              </w:rPr>
+              <w:t>0.5487</w:t>
+            </w:r>
+          </w:p>
+        </w:tc>
+        <w:tc>
+          <w:tcPr>
+            <w:tcW w:type="dxa" w:w="1440"/>
+          </w:tcPr>
+          <w:p>
+            <w:r>
+              <w:rPr>
+                <w:sz w:val="16"/>
+              </w:rPr>
+              <w:t>338.0</w:t>
             </w:r>
           </w:p>
         </w:tc>
@@ -1880,215 +3358,79 @@
       <w:tr>
         <w:tc>
           <w:tcPr>
-            <w:tcW w:type="dxa" w:w="2160"/>
-          </w:tcPr>
-          <w:p>
-            <w:r>
-              <w:rPr>
-                <w:sz w:val="16"/>
-              </w:rPr>
-              <w:t>health_breach</w:t>
-            </w:r>
-          </w:p>
-        </w:tc>
-        <w:tc>
-          <w:tcPr>
-            <w:tcW w:type="dxa" w:w="2160"/>
-          </w:tcPr>
-          <w:p>
-            <w:r>
-              <w:rPr>
-                <w:sz w:val="16"/>
-              </w:rPr>
-              <w:t>-1.0463</w:t>
-            </w:r>
-          </w:p>
-        </w:tc>
-        <w:tc>
-          <w:tcPr>
-            <w:tcW w:type="dxa" w:w="2160"/>
-          </w:tcPr>
-          <w:p>
-            <w:r>
-              <w:rPr>
-                <w:sz w:val="16"/>
-              </w:rPr>
-              <w:t>2.6147</w:t>
-            </w:r>
-          </w:p>
-        </w:tc>
-        <w:tc>
-          <w:tcPr>
-            <w:tcW w:type="dxa" w:w="2160"/>
-          </w:tcPr>
-          <w:p>
-            <w:r>
-              <w:rPr>
-                <w:sz w:val="16"/>
-              </w:rPr>
-              <w:t>0.689</w:t>
-            </w:r>
-          </w:p>
-        </w:tc>
-      </w:tr>
-      <w:tr>
-        <w:tc>
-          <w:tcPr>
-            <w:tcW w:type="dxa" w:w="2160"/>
-          </w:tcPr>
-          <w:p>
-            <w:r>
-              <w:rPr>
-                <w:sz w:val="16"/>
-              </w:rPr>
-              <w:t>firm_size_log</w:t>
-            </w:r>
-          </w:p>
-        </w:tc>
-        <w:tc>
-          <w:tcPr>
-            <w:tcW w:type="dxa" w:w="2160"/>
-          </w:tcPr>
-          <w:p>
-            <w:r>
-              <w:rPr>
-                <w:sz w:val="16"/>
-              </w:rPr>
-              <w:t>0.0082</w:t>
-            </w:r>
-          </w:p>
-        </w:tc>
-        <w:tc>
-          <w:tcPr>
-            <w:tcW w:type="dxa" w:w="2160"/>
-          </w:tcPr>
-          <w:p>
-            <w:r>
-              <w:rPr>
-                <w:sz w:val="16"/>
-              </w:rPr>
-              <w:t>0.3594</w:t>
-            </w:r>
-          </w:p>
-        </w:tc>
-        <w:tc>
-          <w:tcPr>
-            <w:tcW w:type="dxa" w:w="2160"/>
-          </w:tcPr>
-          <w:p>
-            <w:r>
-              <w:rPr>
-                <w:sz w:val="16"/>
-              </w:rPr>
-              <w:t>0.9817</w:t>
-            </w:r>
-          </w:p>
-        </w:tc>
-      </w:tr>
-      <w:tr>
-        <w:tc>
-          <w:tcPr>
-            <w:tcW w:type="dxa" w:w="2160"/>
-          </w:tcPr>
-          <w:p>
-            <w:r>
-              <w:rPr>
-                <w:sz w:val="16"/>
-              </w:rPr>
-              <w:t>leverage</w:t>
-            </w:r>
-          </w:p>
-        </w:tc>
-        <w:tc>
-          <w:tcPr>
-            <w:tcW w:type="dxa" w:w="2160"/>
-          </w:tcPr>
-          <w:p>
-            <w:r>
-              <w:rPr>
-                <w:sz w:val="16"/>
-              </w:rPr>
-              <w:t>-0.0476</w:t>
-            </w:r>
-          </w:p>
-        </w:tc>
-        <w:tc>
-          <w:tcPr>
-            <w:tcW w:type="dxa" w:w="2160"/>
-          </w:tcPr>
-          <w:p>
-            <w:r>
-              <w:rPr>
-                <w:sz w:val="16"/>
-              </w:rPr>
-              <w:t>2.1381</w:t>
-            </w:r>
-          </w:p>
-        </w:tc>
-        <w:tc>
-          <w:tcPr>
-            <w:tcW w:type="dxa" w:w="2160"/>
-          </w:tcPr>
-          <w:p>
-            <w:r>
-              <w:rPr>
-                <w:sz w:val="16"/>
-              </w:rPr>
-              <w:t>0.9823</w:t>
-            </w:r>
-          </w:p>
-        </w:tc>
-      </w:tr>
-      <w:tr>
-        <w:tc>
-          <w:tcPr>
-            <w:tcW w:type="dxa" w:w="2160"/>
-          </w:tcPr>
-          <w:p>
-            <w:r>
-              <w:rPr>
-                <w:sz w:val="16"/>
-              </w:rPr>
-              <w:t>roa</w:t>
-            </w:r>
-          </w:p>
-        </w:tc>
-        <w:tc>
-          <w:tcPr>
-            <w:tcW w:type="dxa" w:w="2160"/>
-          </w:tcPr>
-          <w:p>
-            <w:r>
-              <w:rPr>
-                <w:sz w:val="16"/>
-              </w:rPr>
-              <w:t>7.4192</w:t>
-            </w:r>
-          </w:p>
-        </w:tc>
-        <w:tc>
-          <w:tcPr>
-            <w:tcW w:type="dxa" w:w="2160"/>
-          </w:tcPr>
-          <w:p>
-            <w:r>
-              <w:rPr>
-                <w:sz w:val="16"/>
-              </w:rPr>
-              <w:t>5.4249</w:t>
-            </w:r>
-          </w:p>
-        </w:tc>
-        <w:tc>
-          <w:tcPr>
-            <w:tcW w:type="dxa" w:w="2160"/>
-          </w:tcPr>
-          <w:p>
-            <w:r>
-              <w:rPr>
-                <w:sz w:val="16"/>
-              </w:rPr>
-              <w:t>0.1714</w:t>
+            <w:tcW w:type="dxa" w:w="1440"/>
+          </w:tcPr>
+          <w:p>
+            <w:r>
+              <w:rPr>
+                <w:sz w:val="16"/>
+              </w:rPr>
+              <w:t>Pooled with interaction</w:t>
+            </w:r>
+          </w:p>
+        </w:tc>
+        <w:tc>
+          <w:tcPr>
+            <w:tcW w:type="dxa" w:w="1440"/>
+          </w:tcPr>
+          <w:p>
+            <w:r>
+              <w:rPr>
+                <w:sz w:val="16"/>
+              </w:rPr>
+              <w:t>immediate_disclosure x fcc_form499</w:t>
+            </w:r>
+          </w:p>
+        </w:tc>
+        <w:tc>
+          <w:tcPr>
+            <w:tcW w:type="dxa" w:w="1440"/>
+          </w:tcPr>
+          <w:p>
+            <w:r>
+              <w:rPr>
+                <w:sz w:val="16"/>
+              </w:rPr>
+              <w:t>-3.0166</w:t>
+            </w:r>
+          </w:p>
+        </w:tc>
+        <w:tc>
+          <w:tcPr>
+            <w:tcW w:type="dxa" w:w="1440"/>
+          </w:tcPr>
+          <w:p>
+            <w:r>
+              <w:rPr>
+                <w:sz w:val="16"/>
+              </w:rPr>
+              <w:t>2.1039</w:t>
+            </w:r>
+          </w:p>
+        </w:tc>
+        <w:tc>
+          <w:tcPr>
+            <w:tcW w:type="dxa" w:w="1440"/>
+          </w:tcPr>
+          <w:p>
+            <w:r>
+              <w:rPr>
+                <w:sz w:val="16"/>
+              </w:rPr>
+              <w:t>0.1516</w:t>
+            </w:r>
+          </w:p>
+        </w:tc>
+        <w:tc>
+          <w:tcPr>
+            <w:tcW w:type="dxa" w:w="1440"/>
+          </w:tcPr>
+          <w:p>
+            <w:r>
+              <w:rPr>
+                <w:sz w:val="16"/>
+              </w:rPr>
+              <w:t>338.0</w:t>
             </w:r>
           </w:p>
         </w:tc>
@@ -2099,7 +3441,7 @@
         <w:pStyle w:val="Heading2"/>
       </w:pPr>
       <w:r>
-        <w:t>Table 4. Sample Restrictions (Timing, FCC, and ROA Coefficients)</w:t>
+        <w:t>Table 7. Sample Restrictions (Timing, FCC, and ROA Coefficients)</w:t>
       </w:r>
     </w:p>
     <w:p>
@@ -2108,7 +3450,7 @@
           <w:i/>
           <w:sz w:val="16"/>
         </w:rPr>
-        <w:t>Note. ROA columns are the pre-registered amendment rows (scope closed 8/4).</w:t>
+        <w:t>Note. This table re-estimates the baseline specification with HC3 standard errors on restricted samples; each row reports its own N. Controls without variation within a restricted sample are dropped from that row.</w:t>
       </w:r>
     </w:p>
     <w:tbl>
@@ -2256,7 +3598,7 @@
               <w:rPr>
                 <w:sz w:val="16"/>
               </w:rPr>
-              <w:t>1.055</w:t>
+              <w:t>0.964</w:t>
             </w:r>
           </w:p>
         </w:tc>
@@ -2269,7 +3611,7 @@
               <w:rPr>
                 <w:sz w:val="16"/>
               </w:rPr>
-              <w:t>0.287</w:t>
+              <w:t>0.33</w:t>
             </w:r>
           </w:p>
         </w:tc>
@@ -2282,7 +3624,7 @@
               <w:rPr>
                 <w:sz w:val="16"/>
               </w:rPr>
-              <w:t>-0.133</w:t>
+              <w:t>-0.266</w:t>
             </w:r>
           </w:p>
         </w:tc>
@@ -2295,7 +3637,7 @@
               <w:rPr>
                 <w:sz w:val="16"/>
               </w:rPr>
-              <w:t>0.92</w:t>
+              <w:t>0.84</w:t>
             </w:r>
           </w:p>
         </w:tc>
@@ -2308,7 +3650,7 @@
               <w:rPr>
                 <w:sz w:val="16"/>
               </w:rPr>
-              <w:t>7.42</w:t>
+              <w:t>7.65</w:t>
             </w:r>
           </w:p>
         </w:tc>
@@ -2321,7 +3663,7 @@
               <w:rPr>
                 <w:sz w:val="16"/>
               </w:rPr>
-              <w:t>0.171</w:t>
+              <w:t>0.16</w:t>
             </w:r>
           </w:p>
         </w:tc>
@@ -2334,7 +3676,7 @@
               <w:rPr>
                 <w:sz w:val="16"/>
               </w:rPr>
-              <w:t>339</w:t>
+              <w:t>338.0</w:t>
             </w:r>
           </w:p>
         </w:tc>
@@ -2362,7 +3704,7 @@
               <w:rPr>
                 <w:sz w:val="16"/>
               </w:rPr>
-              <w:t>1.268</w:t>
+              <w:t>1.17</w:t>
             </w:r>
           </w:p>
         </w:tc>
@@ -2375,7 +3717,7 @@
               <w:rPr>
                 <w:sz w:val="16"/>
               </w:rPr>
-              <w:t>0.239</w:t>
+              <w:t>0.277</w:t>
             </w:r>
           </w:p>
         </w:tc>
@@ -2388,7 +3730,7 @@
               <w:rPr>
                 <w:sz w:val="16"/>
               </w:rPr>
-              <w:t>-0.218</w:t>
+              <w:t>-0.375</w:t>
             </w:r>
           </w:p>
         </w:tc>
@@ -2401,7 +3743,7 @@
               <w:rPr>
                 <w:sz w:val="16"/>
               </w:rPr>
-              <w:t>0.883</w:t>
+              <w:t>0.8</w:t>
             </w:r>
           </w:p>
         </w:tc>
@@ -2414,7 +3756,7 @@
               <w:rPr>
                 <w:sz w:val="16"/>
               </w:rPr>
-              <w:t>8.34</w:t>
+              <w:t>8.57</w:t>
             </w:r>
           </w:p>
         </w:tc>
@@ -2427,7 +3769,7 @@
               <w:rPr>
                 <w:sz w:val="16"/>
               </w:rPr>
-              <w:t>0.14</w:t>
+              <w:t>0.13</w:t>
             </w:r>
           </w:p>
         </w:tc>
@@ -2440,7 +3782,7 @@
               <w:rPr>
                 <w:sz w:val="16"/>
               </w:rPr>
-              <w:t>306</w:t>
+              <w:t>305.0</w:t>
             </w:r>
           </w:p>
         </w:tc>
@@ -2468,7 +3810,7 @@
               <w:rPr>
                 <w:sz w:val="16"/>
               </w:rPr>
-              <w:t>0.624</w:t>
+              <w:t>0.527</w:t>
             </w:r>
           </w:p>
         </w:tc>
@@ -2481,7 +3823,7 @@
               <w:rPr>
                 <w:sz w:val="16"/>
               </w:rPr>
-              <w:t>0.548</w:t>
+              <w:t>0.611</w:t>
             </w:r>
           </w:p>
         </w:tc>
@@ -2494,7 +3836,7 @@
               <w:rPr>
                 <w:sz w:val="16"/>
               </w:rPr>
-              <w:t>-0.322</w:t>
+              <w:t>-0.471</w:t>
             </w:r>
           </w:p>
         </w:tc>
@@ -2507,7 +3849,7 @@
               <w:rPr>
                 <w:sz w:val="16"/>
               </w:rPr>
-              <w:t>0.817</w:t>
+              <w:t>0.736</w:t>
             </w:r>
           </w:p>
         </w:tc>
@@ -2520,7 +3862,7 @@
               <w:rPr>
                 <w:sz w:val="16"/>
               </w:rPr>
-              <w:t>4.7</w:t>
+              <w:t>4.92</w:t>
             </w:r>
           </w:p>
         </w:tc>
@@ -2533,7 +3875,7 @@
               <w:rPr>
                 <w:sz w:val="16"/>
               </w:rPr>
-              <w:t>0.401</w:t>
+              <w:t>0.379</w:t>
             </w:r>
           </w:p>
         </w:tc>
@@ -2546,7 +3888,7 @@
               <w:rPr>
                 <w:sz w:val="16"/>
               </w:rPr>
-              <w:t>317</w:t>
+              <w:t>316.0</w:t>
             </w:r>
           </w:p>
         </w:tc>
@@ -2574,7 +3916,7 @@
               <w:rPr>
                 <w:sz w:val="16"/>
               </w:rPr>
-              <w:t>0.837</w:t>
+              <w:t>0.743</w:t>
             </w:r>
           </w:p>
         </w:tc>
@@ -2587,7 +3929,7 @@
               <w:rPr>
                 <w:sz w:val="16"/>
               </w:rPr>
-              <w:t>0.393</w:t>
+              <w:t>0.447</w:t>
             </w:r>
           </w:p>
         </w:tc>
@@ -2600,7 +3942,7 @@
               <w:rPr>
                 <w:sz w:val="16"/>
               </w:rPr>
-              <w:t>-0.077</w:t>
+              <w:t>-0.212</w:t>
             </w:r>
           </w:p>
         </w:tc>
@@ -2613,7 +3955,7 @@
               <w:rPr>
                 <w:sz w:val="16"/>
               </w:rPr>
-              <w:t>0.954</w:t>
+              <w:t>0.874</w:t>
             </w:r>
           </w:p>
         </w:tc>
@@ -2626,7 +3968,7 @@
               <w:rPr>
                 <w:sz w:val="16"/>
               </w:rPr>
-              <w:t>7.83</w:t>
+              <w:t>8.07</w:t>
             </w:r>
           </w:p>
         </w:tc>
@@ -2639,7 +3981,7 @@
               <w:rPr>
                 <w:sz w:val="16"/>
               </w:rPr>
-              <w:t>0.167</w:t>
+              <w:t>0.156</w:t>
             </w:r>
           </w:p>
         </w:tc>
@@ -2652,7 +3994,7 @@
               <w:rPr>
                 <w:sz w:val="16"/>
               </w:rPr>
-              <w:t>324</w:t>
+              <w:t>323.0</w:t>
             </w:r>
           </w:p>
         </w:tc>
@@ -2663,7 +4005,7 @@
         <w:pStyle w:val="Heading2"/>
       </w:pPr>
       <w:r>
-        <w:t>Table 5. Standard-Error Methods</w:t>
+        <w:t>Table 8. Standard-Error Methods</w:t>
       </w:r>
     </w:p>
     <w:p>
@@ -2672,7 +4014,7 @@
           <w:i/>
           <w:sz w:val="16"/>
         </w:rPr>
-        <w:t>Note. Firm-clustered row rests on 11 treated parent-CIK clusters; HC3 is primary.</w:t>
+        <w:t>Note. This table reports p-values from the baseline specification on the regression sample (N = 338) under alternative standard-error methods: classical OLS, HC1, HC3, and clustering by parent CIK (82 clusters). The firm-clustered row rests on 11 treated parent-CIK clusters; HC3 is primary.</w:t>
       </w:r>
     </w:p>
     <w:tbl>
@@ -2764,7 +4106,7 @@
               <w:rPr>
                 <w:sz w:val="16"/>
               </w:rPr>
-              <w:t>0.2704</w:t>
+              <w:t>0.3138</w:t>
             </w:r>
           </w:p>
         </w:tc>
@@ -2777,7 +4119,7 @@
               <w:rPr>
                 <w:sz w:val="16"/>
               </w:rPr>
-              <w:t>0.9133</w:t>
+              <w:t>0.8277</w:t>
             </w:r>
           </w:p>
         </w:tc>
@@ -2790,7 +4132,7 @@
               <w:rPr>
                 <w:sz w:val="16"/>
               </w:rPr>
-              <w:t>0.1192</w:t>
+              <w:t>0.1076</w:t>
             </w:r>
           </w:p>
         </w:tc>
@@ -2818,7 +4160,7 @@
               <w:rPr>
                 <w:sz w:val="16"/>
               </w:rPr>
-              <w:t>0.2804</w:t>
+              <w:t>0.3235</w:t>
             </w:r>
           </w:p>
         </w:tc>
@@ -2831,7 +4173,7 @@
               <w:rPr>
                 <w:sz w:val="16"/>
               </w:rPr>
-              <w:t>0.9187</w:t>
+              <w:t>0.8384</w:t>
             </w:r>
           </w:p>
         </w:tc>
@@ -2844,7 +4186,7 @@
               <w:rPr>
                 <w:sz w:val="16"/>
               </w:rPr>
-              <w:t>0.1607</w:t>
+              <w:t>0.1491</w:t>
             </w:r>
           </w:p>
         </w:tc>
@@ -2872,7 +4214,7 @@
               <w:rPr>
                 <w:sz w:val="16"/>
               </w:rPr>
-              <w:t>0.2866</w:t>
+              <w:t>0.3298</w:t>
             </w:r>
           </w:p>
         </w:tc>
@@ -2885,7 +4227,7 @@
               <w:rPr>
                 <w:sz w:val="16"/>
               </w:rPr>
-              <w:t>0.9197</w:t>
+              <w:t>0.8404</w:t>
             </w:r>
           </w:p>
         </w:tc>
@@ -2898,7 +4240,7 @@
               <w:rPr>
                 <w:sz w:val="16"/>
               </w:rPr>
-              <w:t>0.1714</w:t>
+              <w:t>0.1596</w:t>
             </w:r>
           </w:p>
         </w:tc>
@@ -2926,7 +4268,7 @@
               <w:rPr>
                 <w:sz w:val="16"/>
               </w:rPr>
-              <w:t>0.2122</w:t>
+              <w:t>0.2547</w:t>
             </w:r>
           </w:p>
         </w:tc>
@@ -2939,7 +4281,7 @@
               <w:rPr>
                 <w:sz w:val="16"/>
               </w:rPr>
-              <w:t>0.9153</w:t>
+              <w:t>0.8227</w:t>
             </w:r>
           </w:p>
         </w:tc>
@@ -2952,7 +4294,7 @@
               <w:rPr>
                 <w:sz w:val="16"/>
               </w:rPr>
-              <w:t>0.2026</w:t>
+              <w:t>0.1866</w:t>
             </w:r>
           </w:p>
         </w:tc>
@@ -2963,7 +4305,7 @@
         <w:pStyle w:val="Heading2"/>
       </w:pPr>
       <w:r>
-        <w:t>Table 6. Timing Coefficient by Firm-Size Quartile</w:t>
+        <w:t>Table 9. Timing Coefficient by Firm-Size Quartile</w:t>
       </w:r>
     </w:p>
     <w:p>
@@ -2972,7 +4314,7 @@
           <w:i/>
           <w:sz w:val="16"/>
         </w:rPr>
-        <w:t>Note. Quartiles of firm size within the regression sample (~85 events each).</w:t>
+        <w:t>Note. This table reports the immediate-disclosure coefficient from the baseline specification (HC3 standard errors), estimated separately within firm-size quartiles of the regression sample. Treated event counts are reported because treated events concentrate in the larger quartiles; controls without variation within a quartile are dropped.</w:t>
       </w:r>
     </w:p>
     <w:tbl>
@@ -3104,7 +4446,7 @@
               <w:rPr>
                 <w:sz w:val="16"/>
               </w:rPr>
-              <w:t>86</w:t>
+              <w:t>86.0</w:t>
             </w:r>
           </w:p>
         </w:tc>
@@ -3117,7 +4459,7 @@
               <w:rPr>
                 <w:sz w:val="16"/>
               </w:rPr>
-              <w:t>2</w:t>
+              <w:t>2.0</w:t>
             </w:r>
           </w:p>
         </w:tc>
@@ -3171,7 +4513,7 @@
               <w:rPr>
                 <w:sz w:val="16"/>
               </w:rPr>
-              <w:t>84</w:t>
+              <w:t>84.0</w:t>
             </w:r>
           </w:p>
         </w:tc>
@@ -3184,7 +4526,7 @@
               <w:rPr>
                 <w:sz w:val="16"/>
               </w:rPr>
-              <w:t>14</w:t>
+              <w:t>14.0</w:t>
             </w:r>
           </w:p>
         </w:tc>
@@ -3212,7 +4554,7 @@
               <w:rPr>
                 <w:sz w:val="16"/>
               </w:rPr>
-              <w:t>3.571</w:t>
+              <w:t>3.169</w:t>
             </w:r>
           </w:p>
         </w:tc>
@@ -3225,7 +4567,7 @@
               <w:rPr>
                 <w:sz w:val="16"/>
               </w:rPr>
-              <w:t>0.282</w:t>
+              <w:t>0.356</w:t>
             </w:r>
           </w:p>
         </w:tc>
@@ -3238,7 +4580,7 @@
               <w:rPr>
                 <w:sz w:val="16"/>
               </w:rPr>
-              <w:t>84</w:t>
+              <w:t>83.0</w:t>
             </w:r>
           </w:p>
         </w:tc>
@@ -3251,7 +4593,7 @@
               <w:rPr>
                 <w:sz w:val="16"/>
               </w:rPr>
-              <w:t>30</w:t>
+              <w:t>29.0</w:t>
             </w:r>
           </w:p>
         </w:tc>
@@ -3305,7 +4647,7 @@
               <w:rPr>
                 <w:sz w:val="16"/>
               </w:rPr>
-              <w:t>85</w:t>
+              <w:t>85.0</w:t>
             </w:r>
           </w:p>
         </w:tc>
@@ -3318,7 +4660,7 @@
               <w:rPr>
                 <w:sz w:val="16"/>
               </w:rPr>
-              <w:t>59</w:t>
+              <w:t>59.0</w:t>
             </w:r>
           </w:p>
         </w:tc>
@@ -3329,7 +4671,7 @@
         <w:pStyle w:val="Heading2"/>
       </w:pPr>
       <w:r>
-        <w:t>Table 7. FCC Coefficient by Firm-Size Quartile (Treated Counts Shown)</w:t>
+        <w:t>Table 10. FCC Coefficient by Firm-Size Quartile (Treated Counts Shown)</w:t>
       </w:r>
     </w:p>
     <w:p>
@@ -3338,7 +4680,7 @@
           <w:i/>
           <w:sz w:val="16"/>
         </w:rPr>
-        <w:t>Note. Treated events per quartile shown; Q1 holds 2 treated events — quartile estimates are illustrative, not inferential.</w:t>
+        <w:t>Note. This table reports the Form 499 coefficient from the baseline specification (HC3 standard errors), estimated separately within firm-size quartiles of the regression sample. Treated event counts are reported because treated events concentrate in the larger quartiles; controls without variation within a quartile are dropped. Q1 holds 2 treated events — quartile estimates are illustrative, not inferential.</w:t>
       </w:r>
     </w:p>
     <w:tbl>
@@ -3470,7 +4812,7 @@
               <w:rPr>
                 <w:sz w:val="16"/>
               </w:rPr>
-              <w:t>86</w:t>
+              <w:t>86.0</w:t>
             </w:r>
           </w:p>
         </w:tc>
@@ -3483,7 +4825,7 @@
               <w:rPr>
                 <w:sz w:val="16"/>
               </w:rPr>
-              <w:t>2</w:t>
+              <w:t>2.0</w:t>
             </w:r>
           </w:p>
         </w:tc>
@@ -3537,7 +4879,7 @@
               <w:rPr>
                 <w:sz w:val="16"/>
               </w:rPr>
-              <w:t>84</w:t>
+              <w:t>84.0</w:t>
             </w:r>
           </w:p>
         </w:tc>
@@ -3550,7 +4892,7 @@
               <w:rPr>
                 <w:sz w:val="16"/>
               </w:rPr>
-              <w:t>14</w:t>
+              <w:t>14.0</w:t>
             </w:r>
           </w:p>
         </w:tc>
@@ -3578,7 +4920,7 @@
               <w:rPr>
                 <w:sz w:val="16"/>
               </w:rPr>
-              <w:t>1.053</w:t>
+              <w:t>0.804</w:t>
             </w:r>
           </w:p>
         </w:tc>
@@ -3591,7 +4933,7 @@
               <w:rPr>
                 <w:sz w:val="16"/>
               </w:rPr>
-              <w:t>0.745</w:t>
+              <w:t>0.808</w:t>
             </w:r>
           </w:p>
         </w:tc>
@@ -3604,7 +4946,7 @@
               <w:rPr>
                 <w:sz w:val="16"/>
               </w:rPr>
-              <w:t>84</w:t>
+              <w:t>83.0</w:t>
             </w:r>
           </w:p>
         </w:tc>
@@ -3617,7 +4959,7 @@
               <w:rPr>
                 <w:sz w:val="16"/>
               </w:rPr>
-              <w:t>30</w:t>
+              <w:t>29.0</w:t>
             </w:r>
           </w:p>
         </w:tc>
@@ -3671,7 +5013,7 @@
               <w:rPr>
                 <w:sz w:val="16"/>
               </w:rPr>
-              <w:t>85</w:t>
+              <w:t>85.0</w:t>
             </w:r>
           </w:p>
         </w:tc>
@@ -3684,7 +5026,7 @@
               <w:rPr>
                 <w:sz w:val="16"/>
               </w:rPr>
-              <w:t>59</w:t>
+              <w:t>59.0</w:t>
             </w:r>
           </w:p>
         </w:tc>
@@ -3695,7 +5037,7 @@
         <w:pStyle w:val="Heading2"/>
       </w:pPr>
       <w:r>
-        <w:t>Table 8. Specification Robustness (Year Fixed Effects)</w:t>
+        <w:t>Table 11. Specification Robustness (Year Fixed Effects)</w:t>
       </w:r>
     </w:p>
     <w:p>
@@ -3704,7 +5046,7 @@
           <w:i/>
           <w:sz w:val="16"/>
         </w:rPr>
-        <w:t>Note. Year fixed effects; treatment is near-collinear with the telecom sector, so within-industry specifications are not estimable with useful precision.</w:t>
+        <w:t>Note. This table compares the Form 499 coefficient from the baseline HC3 specification with a specification adding calendar-year fixed effects, both estimated on the regression sample (N = 338). Treatment is near-collinear with the telecom sector, so within-industry specifications are not estimable with useful precision.</w:t>
       </w:r>
     </w:p>
     <w:tbl>
@@ -3782,7 +5124,7 @@
               <w:rPr>
                 <w:sz w:val="16"/>
               </w:rPr>
-              <w:t>-0.1332</w:t>
+              <w:t>-0.2663</w:t>
             </w:r>
           </w:p>
         </w:tc>
@@ -3795,7 +5137,7 @@
               <w:rPr>
                 <w:sz w:val="16"/>
               </w:rPr>
-              <w:t>0.9197</w:t>
+              <w:t>0.8404</w:t>
             </w:r>
           </w:p>
         </w:tc>
@@ -3823,7 +5165,7 @@
               <w:rPr>
                 <w:sz w:val="16"/>
               </w:rPr>
-              <w:t>-0.752</w:t>
+              <w:t>-0.9976</w:t>
             </w:r>
           </w:p>
         </w:tc>
@@ -3836,7 +5178,7 @@
               <w:rPr>
                 <w:sz w:val="16"/>
               </w:rPr>
-              <w:t>0.5648</w:t>
+              <w:t>0.4396</w:t>
             </w:r>
           </w:p>
         </w:tc>
@@ -3847,7 +5189,7 @@
         <w:pStyle w:val="Heading2"/>
       </w:pPr>
       <w:r>
-        <w:t>Table 9. Alternative Explanations (Breach Severity)</w:t>
+        <w:t>Table 12. Alternative Explanations (Breach Severity)</w:t>
       </w:r>
     </w:p>
     <w:p>
@@ -3856,7 +5198,7 @@
           <w:i/>
           <w:sz w:val="16"/>
         </w:rPr>
-        <w:t>Note. Records affected = maximum across collapsed multi-state filings for the event. The HHI control was retired with the pre-audit chain.</w:t>
+        <w:t>Note. This table adds breach severity, measured as the maximum records-affected count across source filings, to the baseline HC3 specification (N = 338). The pre-audit industry-concentration (HHI) control was retired with the pre-audit chain and does not appear in v3.</w:t>
       </w:r>
     </w:p>
     <w:tbl>
@@ -3976,7 +5318,7 @@
               <w:rPr>
                 <w:sz w:val="16"/>
               </w:rPr>
-              <w:t>-0.1367</w:t>
+              <w:t>-0.2695</w:t>
             </w:r>
           </w:p>
         </w:tc>
@@ -3989,7 +5331,7 @@
               <w:rPr>
                 <w:sz w:val="16"/>
               </w:rPr>
-              <w:t>0.9177</w:t>
+              <w:t>0.8386</w:t>
             </w:r>
           </w:p>
         </w:tc>
@@ -4002,7 +5344,7 @@
               <w:rPr>
                 <w:sz w:val="16"/>
               </w:rPr>
-              <w:t>0.9508</w:t>
+              <w:t>0.9534</w:t>
             </w:r>
           </w:p>
         </w:tc>
@@ -4015,7 +5357,7 @@
               <w:rPr>
                 <w:sz w:val="16"/>
               </w:rPr>
-              <w:t>339</w:t>
+              <w:t>338.0</w:t>
             </w:r>
           </w:p>
         </w:tc>
@@ -4039,7 +5381,7 @@
         <w:pStyle w:val="Heading2"/>
       </w:pPr>
       <w:r>
-        <w:t>Table 10. Factor-Model Controls (FF3)</w:t>
+        <w:t>Table 13. Factor-Model Controls (FF3)</w:t>
       </w:r>
     </w:p>
     <w:p>
@@ -4048,7 +5390,7 @@
           <w:i/>
           <w:sz w:val="16"/>
         </w:rPr>
-        <w:t>Note. Event-month FF3 factor values added as controls, per the pipeline convention.</w:t>
+        <w:t>Note. This table adds month-level Fama-French three-factor values (Mkt-RF, SMB, and HML) to the baseline HC3 specification (N = 338). Every regression-sample event month matched the factor file, so no observations are lost.</w:t>
       </w:r>
     </w:p>
     <w:tbl>
@@ -4126,7 +5468,7 @@
               <w:rPr>
                 <w:sz w:val="16"/>
               </w:rPr>
-              <w:t>0.9197</w:t>
+              <w:t>0.8404</w:t>
             </w:r>
           </w:p>
         </w:tc>
@@ -4139,7 +5481,7 @@
               <w:rPr>
                 <w:sz w:val="16"/>
               </w:rPr>
-              <w:t>0.1714</w:t>
+              <w:t>0.1596</w:t>
             </w:r>
           </w:p>
         </w:tc>
@@ -4167,7 +5509,7 @@
               <w:rPr>
                 <w:sz w:val="16"/>
               </w:rPr>
-              <w:t>0.8245</w:t>
+              <w:t>0.7358</w:t>
             </w:r>
           </w:p>
         </w:tc>
@@ -4180,7 +5522,7 @@
               <w:rPr>
                 <w:sz w:val="16"/>
               </w:rPr>
-              <w:t>0.1243</w:t>
+              <w:t>0.1151</w:t>
             </w:r>
           </w:p>
         </w:tc>
@@ -4191,7 +5533,7 @@
         <w:pStyle w:val="Heading2"/>
       </w:pPr>
       <w:r>
-        <w:t>Table 11. Abnormal Log Turnover (Event [-5,+25] vs Estimation [-240,-60])</w:t>
+        <w:t>Table 14. Abnormal Log Turnover (Event [-5,+25] vs Estimation [-240,-60])</w:t>
       </w:r>
     </w:p>
     <w:p>
@@ -4200,7 +5542,7 @@
           <w:i/>
           <w:sz w:val="16"/>
         </w:rPr>
-        <w:t>Note. Log turnover: log(volume/shares outstanding); abnormal = event-window mean minus estimation-window mean. N=319 events with sufficient estimation history.</w:t>
+        <w:t>Note. This table regresses abnormal log share turnover on the baseline covariates with HC3 standard errors (N = 319). Abnormal turnover is the mean log turnover over event trading days [-5, +25] minus the mean over estimation days [-240, -60]; 19 regression-sample events lacking sufficient volume history are excluded.</w:t>
       </w:r>
     </w:p>
     <w:tbl>
@@ -4704,7 +6046,7 @@
         <w:pStyle w:val="Heading2"/>
       </w:pPr>
       <w:r>
-        <w:t>Table 12. Random-Forest Feature Importance</w:t>
+        <w:t>Table 15. Random-Forest Feature Importance</w:t>
       </w:r>
     </w:p>
     <w:p>
@@ -4713,7 +6055,7 @@
           <w:i/>
           <w:sz w:val="16"/>
         </w:rPr>
-        <w:t>Note. Random forest, 500 trees, seed 42. All four hypothesis variables rank below all three firm controls.</w:t>
+        <w:t>Note. This table reports random forest feature importances (500 trees, fixed seed 42) for the seven baseline covariates predicting the 30-day CAR on the regression sample (N = 338). Importances are descriptive and carry no causal interpretation. All four hypothesis variables rank below all three firm controls.</w:t>
       </w:r>
     </w:p>
     <w:tbl>
@@ -4777,7 +6119,7 @@
               <w:rPr>
                 <w:sz w:val="16"/>
               </w:rPr>
-              <w:t>0.33</w:t>
+              <w:t>0.331</w:t>
             </w:r>
           </w:p>
         </w:tc>
@@ -4805,7 +6147,7 @@
               <w:rPr>
                 <w:sz w:val="16"/>
               </w:rPr>
-              <w:t>0.2325</w:t>
+              <w:t>0.2428</w:t>
             </w:r>
           </w:p>
         </w:tc>
@@ -4833,7 +6175,7 @@
               <w:rPr>
                 <w:sz w:val="16"/>
               </w:rPr>
-              <w:t>0.2159</w:t>
+              <w:t>0.2045</w:t>
             </w:r>
           </w:p>
         </w:tc>
@@ -4861,7 +6203,7 @@
               <w:rPr>
                 <w:sz w:val="16"/>
               </w:rPr>
-              <w:t>0.1455</w:t>
+              <w:t>0.1476</w:t>
             </w:r>
           </w:p>
         </w:tc>
@@ -4889,7 +6231,7 @@
               <w:rPr>
                 <w:sz w:val="16"/>
               </w:rPr>
-              <w:t>0.0466</w:t>
+              <w:t>0.0443</w:t>
             </w:r>
           </w:p>
         </w:tc>
@@ -4945,7 +6287,7 @@
               <w:rPr>
                 <w:sz w:val="16"/>
               </w:rPr>
-              <w:t>0.0123</w:t>
+              <w:t>0.0126</w:t>
             </w:r>
           </w:p>
         </w:tc>
@@ -4956,7 +6298,7 @@
         <w:pStyle w:val="Heading2"/>
       </w:pPr>
       <w:r>
-        <w:t>Table 13. Pre-Announcement Abnormal Returns (Leakage Windows)</w:t>
+        <w:t>Table 16. Pre-Announcement Abnormal Returns (Leakage Windows)</w:t>
       </w:r>
     </w:p>
     <w:p>
@@ -4965,7 +6307,7 @@
           <w:i/>
           <w:sz w:val="16"/>
         </w:rPr>
-        <w:t>Note. NOTIFICATION-ANCHOR CAVEAT: PRC breach dates are notification-anchored, so these pre-announcement windows are measured against the notification clock; with a median disclosure delay of 24 days, some events' first market disclosure plausibly falls inside the [-20,-11] window. The significant positive drift there is therefore reported, not explained away; the supportable claim is the absence of anticipatory NEGATIVE leakage in all three windows.</w:t>
+        <w:t>Note. This table reports cumulative market-adjusted abnormal returns (daily CRSP return minus the CRSP value-weighted market return, x100, summed over trading days) over three pre-event windows. In the primary panel, day 0 is the trading day nearest the breach date, identical to the main CAR anchor with its +/-50 calendar-day pull. In the secondary panel, day 0 is the trading day nearest the reported date; 1 of 354 CRSP-sample events are excluded for a missing or invalid reported date (including delay_invalid = 1 wrong-field records). Events lacking 30 complete pre-anchor trading days of abnormal returns are excluded listwise per panel (breach-anchored: 0; announcement-anchored: 0). NOTIFICATION-ANCHOR CAVEAT: PRC breach dates are notification-anchored, so these pre-announcement windows are measured against the notification clock; with a median disclosure delay of 24 days, some events' first market disclosure plausibly falls inside the [-20,-11] window. The significant positive drift there is therefore reported, not explained away; the supportable claim is the absence of anticipatory NEGATIVE leakage in all three windows.</w:t>
       </w:r>
     </w:p>
     <w:tbl>
@@ -4975,19 +6317,131 @@
         <w:tblLook w:firstColumn="1" w:firstRow="1" w:lastColumn="0" w:lastRow="0" w:noHBand="0" w:noVBand="1" w:val="04A0"/>
       </w:tblPr>
       <w:tblGrid>
-        <w:gridCol w:w="8640"/>
+        <w:gridCol w:w="960"/>
+        <w:gridCol w:w="960"/>
+        <w:gridCol w:w="960"/>
+        <w:gridCol w:w="960"/>
+        <w:gridCol w:w="960"/>
+        <w:gridCol w:w="960"/>
+        <w:gridCol w:w="960"/>
+        <w:gridCol w:w="960"/>
+        <w:gridCol w:w="960"/>
       </w:tblGrid>
       <w:tr>
         <w:tc>
           <w:tcPr>
-            <w:tcW w:type="dxa" w:w="8640"/>
-          </w:tcPr>
-          <w:p>
-            <w:r>
-              <w:rPr>
-                <w:sz w:val="16"/>
-              </w:rPr>
-              <w:t>Note</w:t>
+            <w:tcW w:type="dxa" w:w="960"/>
+          </w:tcPr>
+          <w:p>
+            <w:r>
+              <w:rPr>
+                <w:sz w:val="16"/>
+              </w:rPr>
+              <w:t>Panel</w:t>
+            </w:r>
+          </w:p>
+        </w:tc>
+        <w:tc>
+          <w:tcPr>
+            <w:tcW w:type="dxa" w:w="960"/>
+          </w:tcPr>
+          <w:p>
+            <w:r>
+              <w:rPr>
+                <w:sz w:val="16"/>
+              </w:rPr>
+              <w:t>Window</w:t>
+            </w:r>
+          </w:p>
+        </w:tc>
+        <w:tc>
+          <w:tcPr>
+            <w:tcW w:type="dxa" w:w="960"/>
+          </w:tcPr>
+          <w:p>
+            <w:r>
+              <w:rPr>
+                <w:sz w:val="16"/>
+              </w:rPr>
+              <w:t>Group</w:t>
+            </w:r>
+          </w:p>
+        </w:tc>
+        <w:tc>
+          <w:tcPr>
+            <w:tcW w:type="dxa" w:w="960"/>
+          </w:tcPr>
+          <w:p>
+            <w:r>
+              <w:rPr>
+                <w:sz w:val="16"/>
+              </w:rPr>
+              <w:t>N</w:t>
+            </w:r>
+          </w:p>
+        </w:tc>
+        <w:tc>
+          <w:tcPr>
+            <w:tcW w:type="dxa" w:w="960"/>
+          </w:tcPr>
+          <w:p>
+            <w:r>
+              <w:rPr>
+                <w:sz w:val="16"/>
+              </w:rPr>
+              <w:t>Mean CAR (pp)</w:t>
+            </w:r>
+          </w:p>
+        </w:tc>
+        <w:tc>
+          <w:tcPr>
+            <w:tcW w:type="dxa" w:w="960"/>
+          </w:tcPr>
+          <w:p>
+            <w:r>
+              <w:rPr>
+                <w:sz w:val="16"/>
+              </w:rPr>
+              <w:t>Median</w:t>
+            </w:r>
+          </w:p>
+        </w:tc>
+        <w:tc>
+          <w:tcPr>
+            <w:tcW w:type="dxa" w:w="960"/>
+          </w:tcPr>
+          <w:p>
+            <w:r>
+              <w:rPr>
+                <w:sz w:val="16"/>
+              </w:rPr>
+              <w:t>SD</w:t>
+            </w:r>
+          </w:p>
+        </w:tc>
+        <w:tc>
+          <w:tcPr>
+            <w:tcW w:type="dxa" w:w="960"/>
+          </w:tcPr>
+          <w:p>
+            <w:r>
+              <w:rPr>
+                <w:sz w:val="16"/>
+              </w:rPr>
+              <w:t>t</w:t>
+            </w:r>
+          </w:p>
+        </w:tc>
+        <w:tc>
+          <w:tcPr>
+            <w:tcW w:type="dxa" w:w="960"/>
+          </w:tcPr>
+          <w:p>
+            <w:r>
+              <w:rPr>
+                <w:sz w:val="16"/>
+              </w:rPr>
+              <w:t>p</w:t>
             </w:r>
           </w:p>
         </w:tc>
@@ -4995,126 +6449,118 @@
       <w:tr>
         <w:tc>
           <w:tcPr>
-            <w:tcW w:type="dxa" w:w="8640"/>
-          </w:tcPr>
-          <w:p>
-            <w:r>
-              <w:rPr>
-                <w:sz w:val="16"/>
-              </w:rPr>
-              <w:t>Pre-announcement leakage windows: computed in Stage 5 source data; formal table deferred to fresh-clone run (documented)</w:t>
-            </w:r>
-          </w:p>
-        </w:tc>
-      </w:tr>
-    </w:tbl>
-    <w:p>
-      <w:pPr>
-        <w:pStyle w:val="Heading2"/>
-      </w:pPr>
-      <w:r>
-        <w:t>Table 14. Equivalence Testing (TOST, Pre-Specified ±2.10pp Bound)</w:t>
-      </w:r>
-    </w:p>
-    <w:p>
-      <w:r>
-        <w:rPr>
-          <w:i/>
-          <w:sz w:val="16"/>
-        </w:rPr>
-        <w:t>Note. TOST bound ±2.10pp fixed from the literature before rebuilt estimates existed. MDE = 2.8×SE (80% power). Verdicts: H3 bounded null; H1/H2/H4 null-inconclusive.</w:t>
-      </w:r>
-    </w:p>
-    <w:tbl>
-      <w:tblPr>
-        <w:tblStyle w:val="LightGrid-Accent1"/>
-        <w:tblW w:type="auto" w:w="0"/>
-        <w:tblLook w:firstColumn="1" w:firstRow="1" w:lastColumn="0" w:lastRow="0" w:noHBand="0" w:noVBand="1" w:val="04A0"/>
-      </w:tblPr>
-      <w:tblGrid>
-        <w:gridCol w:w="1440"/>
-        <w:gridCol w:w="1440"/>
-        <w:gridCol w:w="1440"/>
-        <w:gridCol w:w="1440"/>
-        <w:gridCol w:w="1440"/>
-        <w:gridCol w:w="1440"/>
-      </w:tblGrid>
-      <w:tr>
-        <w:tc>
-          <w:tcPr>
-            <w:tcW w:type="dxa" w:w="1440"/>
-          </w:tcPr>
-          <w:p>
-            <w:r>
-              <w:rPr>
-                <w:sz w:val="16"/>
-              </w:rPr>
-              <w:t>Hypothesis</w:t>
-            </w:r>
-          </w:p>
-        </w:tc>
-        <w:tc>
-          <w:tcPr>
-            <w:tcW w:type="dxa" w:w="1440"/>
-          </w:tcPr>
-          <w:p>
-            <w:r>
-              <w:rPr>
-                <w:sz w:val="16"/>
-              </w:rPr>
-              <w:t>Coef</w:t>
-            </w:r>
-          </w:p>
-        </w:tc>
-        <w:tc>
-          <w:tcPr>
-            <w:tcW w:type="dxa" w:w="1440"/>
-          </w:tcPr>
-          <w:p>
-            <w:r>
-              <w:rPr>
-                <w:sz w:val="16"/>
-              </w:rPr>
-              <w:t>p</w:t>
-            </w:r>
-          </w:p>
-        </w:tc>
-        <w:tc>
-          <w:tcPr>
-            <w:tcW w:type="dxa" w:w="1440"/>
-          </w:tcPr>
-          <w:p>
-            <w:r>
-              <w:rPr>
-                <w:sz w:val="16"/>
-              </w:rPr>
-              <w:t>TOST_p_2.10</w:t>
-            </w:r>
-          </w:p>
-        </w:tc>
-        <w:tc>
-          <w:tcPr>
-            <w:tcW w:type="dxa" w:w="1440"/>
-          </w:tcPr>
-          <w:p>
-            <w:r>
-              <w:rPr>
-                <w:sz w:val="16"/>
-              </w:rPr>
-              <w:t>MDE80</w:t>
-            </w:r>
-          </w:p>
-        </w:tc>
-        <w:tc>
-          <w:tcPr>
-            <w:tcW w:type="dxa" w:w="1440"/>
-          </w:tcPr>
-          <w:p>
-            <w:r>
-              <w:rPr>
-                <w:sz w:val="16"/>
-              </w:rPr>
-              <w:t>Status</w:t>
+            <w:tcW w:type="dxa" w:w="960"/>
+          </w:tcPr>
+          <w:p>
+            <w:r>
+              <w:rPr>
+                <w:sz w:val="16"/>
+              </w:rPr>
+              <w:t>Breach-anchored (PRIMARY)</w:t>
+            </w:r>
+          </w:p>
+        </w:tc>
+        <w:tc>
+          <w:tcPr>
+            <w:tcW w:type="dxa" w:w="960"/>
+          </w:tcPr>
+          <w:p>
+            <w:r>
+              <w:rPr>
+                <w:sz w:val="16"/>
+              </w:rPr>
+              <w:t>[-30,-21]</w:t>
+            </w:r>
+          </w:p>
+        </w:tc>
+        <w:tc>
+          <w:tcPr>
+            <w:tcW w:type="dxa" w:w="960"/>
+          </w:tcPr>
+          <w:p>
+            <w:r>
+              <w:rPr>
+                <w:sz w:val="16"/>
+              </w:rPr>
+              <w:t>All</w:t>
+            </w:r>
+          </w:p>
+        </w:tc>
+        <w:tc>
+          <w:tcPr>
+            <w:tcW w:type="dxa" w:w="960"/>
+          </w:tcPr>
+          <w:p>
+            <w:r>
+              <w:rPr>
+                <w:sz w:val="16"/>
+              </w:rPr>
+              <w:t>354.0</w:t>
+            </w:r>
+          </w:p>
+        </w:tc>
+        <w:tc>
+          <w:tcPr>
+            <w:tcW w:type="dxa" w:w="960"/>
+          </w:tcPr>
+          <w:p>
+            <w:r>
+              <w:rPr>
+                <w:sz w:val="16"/>
+              </w:rPr>
+              <w:t>-0.073</w:t>
+            </w:r>
+          </w:p>
+        </w:tc>
+        <w:tc>
+          <w:tcPr>
+            <w:tcW w:type="dxa" w:w="960"/>
+          </w:tcPr>
+          <w:p>
+            <w:r>
+              <w:rPr>
+                <w:sz w:val="16"/>
+              </w:rPr>
+              <w:t>-0.03</w:t>
+            </w:r>
+          </w:p>
+        </w:tc>
+        <w:tc>
+          <w:tcPr>
+            <w:tcW w:type="dxa" w:w="960"/>
+          </w:tcPr>
+          <w:p>
+            <w:r>
+              <w:rPr>
+                <w:sz w:val="16"/>
+              </w:rPr>
+              <w:t>5.065</w:t>
+            </w:r>
+          </w:p>
+        </w:tc>
+        <w:tc>
+          <w:tcPr>
+            <w:tcW w:type="dxa" w:w="960"/>
+          </w:tcPr>
+          <w:p>
+            <w:r>
+              <w:rPr>
+                <w:sz w:val="16"/>
+              </w:rPr>
+              <w:t>-0.272</w:t>
+            </w:r>
+          </w:p>
+        </w:tc>
+        <w:tc>
+          <w:tcPr>
+            <w:tcW w:type="dxa" w:w="960"/>
+          </w:tcPr>
+          <w:p>
+            <w:r>
+              <w:rPr>
+                <w:sz w:val="16"/>
+              </w:rPr>
+              <w:t>0.7854</w:t>
             </w:r>
           </w:p>
         </w:tc>
@@ -5122,79 +6568,118 @@
       <w:tr>
         <w:tc>
           <w:tcPr>
-            <w:tcW w:type="dxa" w:w="1440"/>
-          </w:tcPr>
-          <w:p>
-            <w:r>
-              <w:rPr>
-                <w:sz w:val="16"/>
-              </w:rPr>
-              <w:t>H2_FCC</w:t>
-            </w:r>
-          </w:p>
-        </w:tc>
-        <w:tc>
-          <w:tcPr>
-            <w:tcW w:type="dxa" w:w="1440"/>
-          </w:tcPr>
-          <w:p>
-            <w:r>
-              <w:rPr>
-                <w:sz w:val="16"/>
-              </w:rPr>
-              <w:t>-0.1332</w:t>
-            </w:r>
-          </w:p>
-        </w:tc>
-        <w:tc>
-          <w:tcPr>
-            <w:tcW w:type="dxa" w:w="1440"/>
-          </w:tcPr>
-          <w:p>
-            <w:r>
-              <w:rPr>
-                <w:sz w:val="16"/>
-              </w:rPr>
-              <w:t>0.9197</w:t>
-            </w:r>
-          </w:p>
-        </w:tc>
-        <w:tc>
-          <w:tcPr>
-            <w:tcW w:type="dxa" w:w="1440"/>
-          </w:tcPr>
-          <w:p>
-            <w:r>
-              <w:rPr>
-                <w:sz w:val="16"/>
-              </w:rPr>
-              <w:t>0.0689</w:t>
-            </w:r>
-          </w:p>
-        </w:tc>
-        <w:tc>
-          <w:tcPr>
-            <w:tcW w:type="dxa" w:w="1440"/>
-          </w:tcPr>
-          <w:p>
-            <w:r>
-              <w:rPr>
-                <w:sz w:val="16"/>
-              </w:rPr>
-              <w:t>3.7016</w:t>
-            </w:r>
-          </w:p>
-        </w:tc>
-        <w:tc>
-          <w:tcPr>
-            <w:tcW w:type="dxa" w:w="1440"/>
-          </w:tcPr>
-          <w:p>
-            <w:r>
-              <w:rPr>
-                <w:sz w:val="16"/>
-              </w:rPr>
-              <w:t>NULL-INCONCLUSIVE</w:t>
+            <w:tcW w:type="dxa" w:w="960"/>
+          </w:tcPr>
+          <w:p>
+            <w:r>
+              <w:rPr>
+                <w:sz w:val="16"/>
+              </w:rPr>
+              <w:t>Breach-anchored (PRIMARY)</w:t>
+            </w:r>
+          </w:p>
+        </w:tc>
+        <w:tc>
+          <w:tcPr>
+            <w:tcW w:type="dxa" w:w="960"/>
+          </w:tcPr>
+          <w:p>
+            <w:r>
+              <w:rPr>
+                <w:sz w:val="16"/>
+              </w:rPr>
+              <w:t>[-30,-21]</w:t>
+            </w:r>
+          </w:p>
+        </w:tc>
+        <w:tc>
+          <w:tcPr>
+            <w:tcW w:type="dxa" w:w="960"/>
+          </w:tcPr>
+          <w:p>
+            <w:r>
+              <w:rPr>
+                <w:sz w:val="16"/>
+              </w:rPr>
+              <w:t>Treated</w:t>
+            </w:r>
+          </w:p>
+        </w:tc>
+        <w:tc>
+          <w:tcPr>
+            <w:tcW w:type="dxa" w:w="960"/>
+          </w:tcPr>
+          <w:p>
+            <w:r>
+              <w:rPr>
+                <w:sz w:val="16"/>
+              </w:rPr>
+              <w:t>109.0</w:t>
+            </w:r>
+          </w:p>
+        </w:tc>
+        <w:tc>
+          <w:tcPr>
+            <w:tcW w:type="dxa" w:w="960"/>
+          </w:tcPr>
+          <w:p>
+            <w:r>
+              <w:rPr>
+                <w:sz w:val="16"/>
+              </w:rPr>
+              <w:t>-0.144</w:t>
+            </w:r>
+          </w:p>
+        </w:tc>
+        <w:tc>
+          <w:tcPr>
+            <w:tcW w:type="dxa" w:w="960"/>
+          </w:tcPr>
+          <w:p>
+            <w:r>
+              <w:rPr>
+                <w:sz w:val="16"/>
+              </w:rPr>
+              <w:t>-0.067</w:t>
+            </w:r>
+          </w:p>
+        </w:tc>
+        <w:tc>
+          <w:tcPr>
+            <w:tcW w:type="dxa" w:w="960"/>
+          </w:tcPr>
+          <w:p>
+            <w:r>
+              <w:rPr>
+                <w:sz w:val="16"/>
+              </w:rPr>
+              <w:t>5.986</w:t>
+            </w:r>
+          </w:p>
+        </w:tc>
+        <w:tc>
+          <w:tcPr>
+            <w:tcW w:type="dxa" w:w="960"/>
+          </w:tcPr>
+          <w:p>
+            <w:r>
+              <w:rPr>
+                <w:sz w:val="16"/>
+              </w:rPr>
+              <w:t>-0.252</w:t>
+            </w:r>
+          </w:p>
+        </w:tc>
+        <w:tc>
+          <w:tcPr>
+            <w:tcW w:type="dxa" w:w="960"/>
+          </w:tcPr>
+          <w:p>
+            <w:r>
+              <w:rPr>
+                <w:sz w:val="16"/>
+              </w:rPr>
+              <w:t>0.8018</w:t>
             </w:r>
           </w:p>
         </w:tc>
@@ -5202,79 +6687,118 @@
       <w:tr>
         <w:tc>
           <w:tcPr>
-            <w:tcW w:type="dxa" w:w="1440"/>
-          </w:tcPr>
-          <w:p>
-            <w:r>
-              <w:rPr>
-                <w:sz w:val="16"/>
-              </w:rPr>
-              <w:t>H1_timing</w:t>
-            </w:r>
-          </w:p>
-        </w:tc>
-        <w:tc>
-          <w:tcPr>
-            <w:tcW w:type="dxa" w:w="1440"/>
-          </w:tcPr>
-          <w:p>
-            <w:r>
-              <w:rPr>
-                <w:sz w:val="16"/>
-              </w:rPr>
-              <w:t>1.055</w:t>
-            </w:r>
-          </w:p>
-        </w:tc>
-        <w:tc>
-          <w:tcPr>
-            <w:tcW w:type="dxa" w:w="1440"/>
-          </w:tcPr>
-          <w:p>
-            <w:r>
-              <w:rPr>
-                <w:sz w:val="16"/>
-              </w:rPr>
-              <w:t>0.2866</w:t>
-            </w:r>
-          </w:p>
-        </w:tc>
-        <w:tc>
-          <w:tcPr>
-            <w:tcW w:type="dxa" w:w="1440"/>
-          </w:tcPr>
-          <w:p>
-            <w:r>
-              <w:rPr>
-                <w:sz w:val="16"/>
-              </w:rPr>
-              <w:t>0.146</w:t>
-            </w:r>
-          </w:p>
-        </w:tc>
-        <w:tc>
-          <w:tcPr>
-            <w:tcW w:type="dxa" w:w="1440"/>
-          </w:tcPr>
-          <w:p>
-            <w:r>
-              <w:rPr>
-                <w:sz w:val="16"/>
-              </w:rPr>
-              <w:t>2.7723</w:t>
-            </w:r>
-          </w:p>
-        </w:tc>
-        <w:tc>
-          <w:tcPr>
-            <w:tcW w:type="dxa" w:w="1440"/>
-          </w:tcPr>
-          <w:p>
-            <w:r>
-              <w:rPr>
-                <w:sz w:val="16"/>
-              </w:rPr>
-              <w:t>NULL-INCONCLUSIVE</w:t>
+            <w:tcW w:type="dxa" w:w="960"/>
+          </w:tcPr>
+          <w:p>
+            <w:r>
+              <w:rPr>
+                <w:sz w:val="16"/>
+              </w:rPr>
+              <w:t>Breach-anchored (PRIMARY)</w:t>
+            </w:r>
+          </w:p>
+        </w:tc>
+        <w:tc>
+          <w:tcPr>
+            <w:tcW w:type="dxa" w:w="960"/>
+          </w:tcPr>
+          <w:p>
+            <w:r>
+              <w:rPr>
+                <w:sz w:val="16"/>
+              </w:rPr>
+              <w:t>[-30,-21]</w:t>
+            </w:r>
+          </w:p>
+        </w:tc>
+        <w:tc>
+          <w:tcPr>
+            <w:tcW w:type="dxa" w:w="960"/>
+          </w:tcPr>
+          <w:p>
+            <w:r>
+              <w:rPr>
+                <w:sz w:val="16"/>
+              </w:rPr>
+              <w:t>Untreated</w:t>
+            </w:r>
+          </w:p>
+        </w:tc>
+        <w:tc>
+          <w:tcPr>
+            <w:tcW w:type="dxa" w:w="960"/>
+          </w:tcPr>
+          <w:p>
+            <w:r>
+              <w:rPr>
+                <w:sz w:val="16"/>
+              </w:rPr>
+              <w:t>245.0</w:t>
+            </w:r>
+          </w:p>
+        </w:tc>
+        <w:tc>
+          <w:tcPr>
+            <w:tcW w:type="dxa" w:w="960"/>
+          </w:tcPr>
+          <w:p>
+            <w:r>
+              <w:rPr>
+                <w:sz w:val="16"/>
+              </w:rPr>
+              <w:t>-0.042</w:t>
+            </w:r>
+          </w:p>
+        </w:tc>
+        <w:tc>
+          <w:tcPr>
+            <w:tcW w:type="dxa" w:w="960"/>
+          </w:tcPr>
+          <w:p>
+            <w:r>
+              <w:rPr>
+                <w:sz w:val="16"/>
+              </w:rPr>
+              <w:t>0.005</w:t>
+            </w:r>
+          </w:p>
+        </w:tc>
+        <w:tc>
+          <w:tcPr>
+            <w:tcW w:type="dxa" w:w="960"/>
+          </w:tcPr>
+          <w:p>
+            <w:r>
+              <w:rPr>
+                <w:sz w:val="16"/>
+              </w:rPr>
+              <w:t>4.609</w:t>
+            </w:r>
+          </w:p>
+        </w:tc>
+        <w:tc>
+          <w:tcPr>
+            <w:tcW w:type="dxa" w:w="960"/>
+          </w:tcPr>
+          <w:p>
+            <w:r>
+              <w:rPr>
+                <w:sz w:val="16"/>
+              </w:rPr>
+              <w:t>-0.142</w:t>
+            </w:r>
+          </w:p>
+        </w:tc>
+        <w:tc>
+          <w:tcPr>
+            <w:tcW w:type="dxa" w:w="960"/>
+          </w:tcPr>
+          <w:p>
+            <w:r>
+              <w:rPr>
+                <w:sz w:val="16"/>
+              </w:rPr>
+              <w:t>0.8873</w:t>
             </w:r>
           </w:p>
         </w:tc>
@@ -5282,79 +6806,115 @@
       <w:tr>
         <w:tc>
           <w:tcPr>
-            <w:tcW w:type="dxa" w:w="1440"/>
-          </w:tcPr>
-          <w:p>
-            <w:r>
-              <w:rPr>
-                <w:sz w:val="16"/>
-              </w:rPr>
-              <w:t>H3_prior</w:t>
-            </w:r>
-          </w:p>
-        </w:tc>
-        <w:tc>
-          <w:tcPr>
-            <w:tcW w:type="dxa" w:w="1440"/>
-          </w:tcPr>
-          <w:p>
-            <w:r>
-              <w:rPr>
-                <w:sz w:val="16"/>
-              </w:rPr>
-              <w:t>0.0215</w:t>
-            </w:r>
-          </w:p>
-        </w:tc>
-        <w:tc>
-          <w:tcPr>
-            <w:tcW w:type="dxa" w:w="1440"/>
-          </w:tcPr>
-          <w:p>
-            <w:r>
-              <w:rPr>
-                <w:sz w:val="16"/>
-              </w:rPr>
-              <w:t>0.7364</w:t>
-            </w:r>
-          </w:p>
-        </w:tc>
-        <w:tc>
-          <w:tcPr>
-            <w:tcW w:type="dxa" w:w="1440"/>
-          </w:tcPr>
-          <w:p>
-            <w:r>
-              <w:rPr>
-                <w:sz w:val="16"/>
-              </w:rPr>
-              <w:t>0.0</w:t>
-            </w:r>
-          </w:p>
-        </w:tc>
-        <w:tc>
-          <w:tcPr>
-            <w:tcW w:type="dxa" w:w="1440"/>
-          </w:tcPr>
-          <w:p>
-            <w:r>
-              <w:rPr>
-                <w:sz w:val="16"/>
-              </w:rPr>
-              <w:t>0.1786</w:t>
-            </w:r>
-          </w:p>
-        </w:tc>
-        <w:tc>
-          <w:tcPr>
-            <w:tcW w:type="dxa" w:w="1440"/>
-          </w:tcPr>
-          <w:p>
-            <w:r>
-              <w:rPr>
-                <w:sz w:val="16"/>
-              </w:rPr>
-              <w:t>BOUNDED NULL</w:t>
+            <w:tcW w:type="dxa" w:w="960"/>
+          </w:tcPr>
+          <w:p>
+            <w:r>
+              <w:rPr>
+                <w:sz w:val="16"/>
+              </w:rPr>
+              <w:t>Breach-anchored (PRIMARY)</w:t>
+            </w:r>
+          </w:p>
+        </w:tc>
+        <w:tc>
+          <w:tcPr>
+            <w:tcW w:type="dxa" w:w="960"/>
+          </w:tcPr>
+          <w:p>
+            <w:r>
+              <w:rPr>
+                <w:sz w:val="16"/>
+              </w:rPr>
+              <w:t>[-30,-21]</w:t>
+            </w:r>
+          </w:p>
+        </w:tc>
+        <w:tc>
+          <w:tcPr>
+            <w:tcW w:type="dxa" w:w="960"/>
+          </w:tcPr>
+          <w:p>
+            <w:r>
+              <w:rPr>
+                <w:sz w:val="16"/>
+              </w:rPr>
+              <w:t>Difference (Welch)</w:t>
+            </w:r>
+          </w:p>
+        </w:tc>
+        <w:tc>
+          <w:tcPr>
+            <w:tcW w:type="dxa" w:w="960"/>
+          </w:tcPr>
+          <w:p>
+            <w:r>
+              <w:rPr>
+                <w:sz w:val="16"/>
+              </w:rPr>
+            </w:r>
+          </w:p>
+        </w:tc>
+        <w:tc>
+          <w:tcPr>
+            <w:tcW w:type="dxa" w:w="960"/>
+          </w:tcPr>
+          <w:p>
+            <w:r>
+              <w:rPr>
+                <w:sz w:val="16"/>
+              </w:rPr>
+              <w:t>-0.103</w:t>
+            </w:r>
+          </w:p>
+        </w:tc>
+        <w:tc>
+          <w:tcPr>
+            <w:tcW w:type="dxa" w:w="960"/>
+          </w:tcPr>
+          <w:p>
+            <w:r>
+              <w:rPr>
+                <w:sz w:val="16"/>
+              </w:rPr>
+            </w:r>
+          </w:p>
+        </w:tc>
+        <w:tc>
+          <w:tcPr>
+            <w:tcW w:type="dxa" w:w="960"/>
+          </w:tcPr>
+          <w:p>
+            <w:r>
+              <w:rPr>
+                <w:sz w:val="16"/>
+              </w:rPr>
+            </w:r>
+          </w:p>
+        </w:tc>
+        <w:tc>
+          <w:tcPr>
+            <w:tcW w:type="dxa" w:w="960"/>
+          </w:tcPr>
+          <w:p>
+            <w:r>
+              <w:rPr>
+                <w:sz w:val="16"/>
+              </w:rPr>
+              <w:t>-0.159</w:t>
+            </w:r>
+          </w:p>
+        </w:tc>
+        <w:tc>
+          <w:tcPr>
+            <w:tcW w:type="dxa" w:w="960"/>
+          </w:tcPr>
+          <w:p>
+            <w:r>
+              <w:rPr>
+                <w:sz w:val="16"/>
+              </w:rPr>
+              <w:t>0.8738</w:t>
             </w:r>
           </w:p>
         </w:tc>
@@ -5362,79 +6922,2364 @@
       <w:tr>
         <w:tc>
           <w:tcPr>
-            <w:tcW w:type="dxa" w:w="1440"/>
-          </w:tcPr>
-          <w:p>
-            <w:r>
-              <w:rPr>
-                <w:sz w:val="16"/>
-              </w:rPr>
-              <w:t>H4_health</w:t>
-            </w:r>
-          </w:p>
-        </w:tc>
-        <w:tc>
-          <w:tcPr>
-            <w:tcW w:type="dxa" w:w="1440"/>
-          </w:tcPr>
-          <w:p>
-            <w:r>
-              <w:rPr>
-                <w:sz w:val="16"/>
-              </w:rPr>
-              <w:t>-1.0463</w:t>
-            </w:r>
-          </w:p>
-        </w:tc>
-        <w:tc>
-          <w:tcPr>
-            <w:tcW w:type="dxa" w:w="1440"/>
-          </w:tcPr>
-          <w:p>
-            <w:r>
-              <w:rPr>
-                <w:sz w:val="16"/>
-              </w:rPr>
-              <w:t>0.689</w:t>
-            </w:r>
-          </w:p>
-        </w:tc>
-        <w:tc>
-          <w:tcPr>
-            <w:tcW w:type="dxa" w:w="1440"/>
-          </w:tcPr>
-          <w:p>
-            <w:r>
-              <w:rPr>
-                <w:sz w:val="16"/>
-              </w:rPr>
-              <w:t>0.3436</w:t>
-            </w:r>
-          </w:p>
-        </w:tc>
-        <w:tc>
-          <w:tcPr>
-            <w:tcW w:type="dxa" w:w="1440"/>
-          </w:tcPr>
-          <w:p>
-            <w:r>
-              <w:rPr>
-                <w:sz w:val="16"/>
-              </w:rPr>
-              <w:t>7.3212</w:t>
-            </w:r>
-          </w:p>
-        </w:tc>
-        <w:tc>
-          <w:tcPr>
-            <w:tcW w:type="dxa" w:w="1440"/>
-          </w:tcPr>
-          <w:p>
-            <w:r>
-              <w:rPr>
-                <w:sz w:val="16"/>
-              </w:rPr>
-              <w:t>NULL-INCONCLUSIVE</w:t>
+            <w:tcW w:type="dxa" w:w="960"/>
+          </w:tcPr>
+          <w:p>
+            <w:r>
+              <w:rPr>
+                <w:sz w:val="16"/>
+              </w:rPr>
+              <w:t>Breach-anchored (PRIMARY)</w:t>
+            </w:r>
+          </w:p>
+        </w:tc>
+        <w:tc>
+          <w:tcPr>
+            <w:tcW w:type="dxa" w:w="960"/>
+          </w:tcPr>
+          <w:p>
+            <w:r>
+              <w:rPr>
+                <w:sz w:val="16"/>
+              </w:rPr>
+              <w:t>[-20,-11]</w:t>
+            </w:r>
+          </w:p>
+        </w:tc>
+        <w:tc>
+          <w:tcPr>
+            <w:tcW w:type="dxa" w:w="960"/>
+          </w:tcPr>
+          <w:p>
+            <w:r>
+              <w:rPr>
+                <w:sz w:val="16"/>
+              </w:rPr>
+              <w:t>All</w:t>
+            </w:r>
+          </w:p>
+        </w:tc>
+        <w:tc>
+          <w:tcPr>
+            <w:tcW w:type="dxa" w:w="960"/>
+          </w:tcPr>
+          <w:p>
+            <w:r>
+              <w:rPr>
+                <w:sz w:val="16"/>
+              </w:rPr>
+              <w:t>354.0</w:t>
+            </w:r>
+          </w:p>
+        </w:tc>
+        <w:tc>
+          <w:tcPr>
+            <w:tcW w:type="dxa" w:w="960"/>
+          </w:tcPr>
+          <w:p>
+            <w:r>
+              <w:rPr>
+                <w:sz w:val="16"/>
+              </w:rPr>
+              <w:t>0.801</w:t>
+            </w:r>
+          </w:p>
+        </w:tc>
+        <w:tc>
+          <w:tcPr>
+            <w:tcW w:type="dxa" w:w="960"/>
+          </w:tcPr>
+          <w:p>
+            <w:r>
+              <w:rPr>
+                <w:sz w:val="16"/>
+              </w:rPr>
+              <w:t>0.432</w:t>
+            </w:r>
+          </w:p>
+        </w:tc>
+        <w:tc>
+          <w:tcPr>
+            <w:tcW w:type="dxa" w:w="960"/>
+          </w:tcPr>
+          <w:p>
+            <w:r>
+              <w:rPr>
+                <w:sz w:val="16"/>
+              </w:rPr>
+              <w:t>6.046</w:t>
+            </w:r>
+          </w:p>
+        </w:tc>
+        <w:tc>
+          <w:tcPr>
+            <w:tcW w:type="dxa" w:w="960"/>
+          </w:tcPr>
+          <w:p>
+            <w:r>
+              <w:rPr>
+                <w:sz w:val="16"/>
+              </w:rPr>
+              <w:t>2.493</w:t>
+            </w:r>
+          </w:p>
+        </w:tc>
+        <w:tc>
+          <w:tcPr>
+            <w:tcW w:type="dxa" w:w="960"/>
+          </w:tcPr>
+          <w:p>
+            <w:r>
+              <w:rPr>
+                <w:sz w:val="16"/>
+              </w:rPr>
+              <w:t>0.0131</w:t>
+            </w:r>
+          </w:p>
+        </w:tc>
+      </w:tr>
+      <w:tr>
+        <w:tc>
+          <w:tcPr>
+            <w:tcW w:type="dxa" w:w="960"/>
+          </w:tcPr>
+          <w:p>
+            <w:r>
+              <w:rPr>
+                <w:sz w:val="16"/>
+              </w:rPr>
+              <w:t>Breach-anchored (PRIMARY)</w:t>
+            </w:r>
+          </w:p>
+        </w:tc>
+        <w:tc>
+          <w:tcPr>
+            <w:tcW w:type="dxa" w:w="960"/>
+          </w:tcPr>
+          <w:p>
+            <w:r>
+              <w:rPr>
+                <w:sz w:val="16"/>
+              </w:rPr>
+              <w:t>[-20,-11]</w:t>
+            </w:r>
+          </w:p>
+        </w:tc>
+        <w:tc>
+          <w:tcPr>
+            <w:tcW w:type="dxa" w:w="960"/>
+          </w:tcPr>
+          <w:p>
+            <w:r>
+              <w:rPr>
+                <w:sz w:val="16"/>
+              </w:rPr>
+              <w:t>Treated</w:t>
+            </w:r>
+          </w:p>
+        </w:tc>
+        <w:tc>
+          <w:tcPr>
+            <w:tcW w:type="dxa" w:w="960"/>
+          </w:tcPr>
+          <w:p>
+            <w:r>
+              <w:rPr>
+                <w:sz w:val="16"/>
+              </w:rPr>
+              <w:t>109.0</w:t>
+            </w:r>
+          </w:p>
+        </w:tc>
+        <w:tc>
+          <w:tcPr>
+            <w:tcW w:type="dxa" w:w="960"/>
+          </w:tcPr>
+          <w:p>
+            <w:r>
+              <w:rPr>
+                <w:sz w:val="16"/>
+              </w:rPr>
+              <w:t>0.376</w:t>
+            </w:r>
+          </w:p>
+        </w:tc>
+        <w:tc>
+          <w:tcPr>
+            <w:tcW w:type="dxa" w:w="960"/>
+          </w:tcPr>
+          <w:p>
+            <w:r>
+              <w:rPr>
+                <w:sz w:val="16"/>
+              </w:rPr>
+              <w:t>0.502</w:t>
+            </w:r>
+          </w:p>
+        </w:tc>
+        <w:tc>
+          <w:tcPr>
+            <w:tcW w:type="dxa" w:w="960"/>
+          </w:tcPr>
+          <w:p>
+            <w:r>
+              <w:rPr>
+                <w:sz w:val="16"/>
+              </w:rPr>
+              <w:t>6.41</w:t>
+            </w:r>
+          </w:p>
+        </w:tc>
+        <w:tc>
+          <w:tcPr>
+            <w:tcW w:type="dxa" w:w="960"/>
+          </w:tcPr>
+          <w:p>
+            <w:r>
+              <w:rPr>
+                <w:sz w:val="16"/>
+              </w:rPr>
+              <w:t>0.612</w:t>
+            </w:r>
+          </w:p>
+        </w:tc>
+        <w:tc>
+          <w:tcPr>
+            <w:tcW w:type="dxa" w:w="960"/>
+          </w:tcPr>
+          <w:p>
+            <w:r>
+              <w:rPr>
+                <w:sz w:val="16"/>
+              </w:rPr>
+              <w:t>0.5417</w:t>
+            </w:r>
+          </w:p>
+        </w:tc>
+      </w:tr>
+      <w:tr>
+        <w:tc>
+          <w:tcPr>
+            <w:tcW w:type="dxa" w:w="960"/>
+          </w:tcPr>
+          <w:p>
+            <w:r>
+              <w:rPr>
+                <w:sz w:val="16"/>
+              </w:rPr>
+              <w:t>Breach-anchored (PRIMARY)</w:t>
+            </w:r>
+          </w:p>
+        </w:tc>
+        <w:tc>
+          <w:tcPr>
+            <w:tcW w:type="dxa" w:w="960"/>
+          </w:tcPr>
+          <w:p>
+            <w:r>
+              <w:rPr>
+                <w:sz w:val="16"/>
+              </w:rPr>
+              <w:t>[-20,-11]</w:t>
+            </w:r>
+          </w:p>
+        </w:tc>
+        <w:tc>
+          <w:tcPr>
+            <w:tcW w:type="dxa" w:w="960"/>
+          </w:tcPr>
+          <w:p>
+            <w:r>
+              <w:rPr>
+                <w:sz w:val="16"/>
+              </w:rPr>
+              <w:t>Untreated</w:t>
+            </w:r>
+          </w:p>
+        </w:tc>
+        <w:tc>
+          <w:tcPr>
+            <w:tcW w:type="dxa" w:w="960"/>
+          </w:tcPr>
+          <w:p>
+            <w:r>
+              <w:rPr>
+                <w:sz w:val="16"/>
+              </w:rPr>
+              <w:t>245.0</w:t>
+            </w:r>
+          </w:p>
+        </w:tc>
+        <w:tc>
+          <w:tcPr>
+            <w:tcW w:type="dxa" w:w="960"/>
+          </w:tcPr>
+          <w:p>
+            <w:r>
+              <w:rPr>
+                <w:sz w:val="16"/>
+              </w:rPr>
+              <w:t>0.99</w:t>
+            </w:r>
+          </w:p>
+        </w:tc>
+        <w:tc>
+          <w:tcPr>
+            <w:tcW w:type="dxa" w:w="960"/>
+          </w:tcPr>
+          <w:p>
+            <w:r>
+              <w:rPr>
+                <w:sz w:val="16"/>
+              </w:rPr>
+              <w:t>0.418</w:t>
+            </w:r>
+          </w:p>
+        </w:tc>
+        <w:tc>
+          <w:tcPr>
+            <w:tcW w:type="dxa" w:w="960"/>
+          </w:tcPr>
+          <w:p>
+            <w:r>
+              <w:rPr>
+                <w:sz w:val="16"/>
+              </w:rPr>
+              <w:t>5.881</w:t>
+            </w:r>
+          </w:p>
+        </w:tc>
+        <w:tc>
+          <w:tcPr>
+            <w:tcW w:type="dxa" w:w="960"/>
+          </w:tcPr>
+          <w:p>
+            <w:r>
+              <w:rPr>
+                <w:sz w:val="16"/>
+              </w:rPr>
+              <w:t>2.636</w:t>
+            </w:r>
+          </w:p>
+        </w:tc>
+        <w:tc>
+          <w:tcPr>
+            <w:tcW w:type="dxa" w:w="960"/>
+          </w:tcPr>
+          <w:p>
+            <w:r>
+              <w:rPr>
+                <w:sz w:val="16"/>
+              </w:rPr>
+              <w:t>0.0089</w:t>
+            </w:r>
+          </w:p>
+        </w:tc>
+      </w:tr>
+      <w:tr>
+        <w:tc>
+          <w:tcPr>
+            <w:tcW w:type="dxa" w:w="960"/>
+          </w:tcPr>
+          <w:p>
+            <w:r>
+              <w:rPr>
+                <w:sz w:val="16"/>
+              </w:rPr>
+              <w:t>Breach-anchored (PRIMARY)</w:t>
+            </w:r>
+          </w:p>
+        </w:tc>
+        <w:tc>
+          <w:tcPr>
+            <w:tcW w:type="dxa" w:w="960"/>
+          </w:tcPr>
+          <w:p>
+            <w:r>
+              <w:rPr>
+                <w:sz w:val="16"/>
+              </w:rPr>
+              <w:t>[-20,-11]</w:t>
+            </w:r>
+          </w:p>
+        </w:tc>
+        <w:tc>
+          <w:tcPr>
+            <w:tcW w:type="dxa" w:w="960"/>
+          </w:tcPr>
+          <w:p>
+            <w:r>
+              <w:rPr>
+                <w:sz w:val="16"/>
+              </w:rPr>
+              <w:t>Difference (Welch)</w:t>
+            </w:r>
+          </w:p>
+        </w:tc>
+        <w:tc>
+          <w:tcPr>
+            <w:tcW w:type="dxa" w:w="960"/>
+          </w:tcPr>
+          <w:p>
+            <w:r>
+              <w:rPr>
+                <w:sz w:val="16"/>
+              </w:rPr>
+            </w:r>
+          </w:p>
+        </w:tc>
+        <w:tc>
+          <w:tcPr>
+            <w:tcW w:type="dxa" w:w="960"/>
+          </w:tcPr>
+          <w:p>
+            <w:r>
+              <w:rPr>
+                <w:sz w:val="16"/>
+              </w:rPr>
+              <w:t>-0.615</w:t>
+            </w:r>
+          </w:p>
+        </w:tc>
+        <w:tc>
+          <w:tcPr>
+            <w:tcW w:type="dxa" w:w="960"/>
+          </w:tcPr>
+          <w:p>
+            <w:r>
+              <w:rPr>
+                <w:sz w:val="16"/>
+              </w:rPr>
+            </w:r>
+          </w:p>
+        </w:tc>
+        <w:tc>
+          <w:tcPr>
+            <w:tcW w:type="dxa" w:w="960"/>
+          </w:tcPr>
+          <w:p>
+            <w:r>
+              <w:rPr>
+                <w:sz w:val="16"/>
+              </w:rPr>
+            </w:r>
+          </w:p>
+        </w:tc>
+        <w:tc>
+          <w:tcPr>
+            <w:tcW w:type="dxa" w:w="960"/>
+          </w:tcPr>
+          <w:p>
+            <w:r>
+              <w:rPr>
+                <w:sz w:val="16"/>
+              </w:rPr>
+              <w:t>-0.854</w:t>
+            </w:r>
+          </w:p>
+        </w:tc>
+        <w:tc>
+          <w:tcPr>
+            <w:tcW w:type="dxa" w:w="960"/>
+          </w:tcPr>
+          <w:p>
+            <w:r>
+              <w:rPr>
+                <w:sz w:val="16"/>
+              </w:rPr>
+              <w:t>0.3943</w:t>
+            </w:r>
+          </w:p>
+        </w:tc>
+      </w:tr>
+      <w:tr>
+        <w:tc>
+          <w:tcPr>
+            <w:tcW w:type="dxa" w:w="960"/>
+          </w:tcPr>
+          <w:p>
+            <w:r>
+              <w:rPr>
+                <w:sz w:val="16"/>
+              </w:rPr>
+              <w:t>Breach-anchored (PRIMARY)</w:t>
+            </w:r>
+          </w:p>
+        </w:tc>
+        <w:tc>
+          <w:tcPr>
+            <w:tcW w:type="dxa" w:w="960"/>
+          </w:tcPr>
+          <w:p>
+            <w:r>
+              <w:rPr>
+                <w:sz w:val="16"/>
+              </w:rPr>
+              <w:t>[-10,-1]</w:t>
+            </w:r>
+          </w:p>
+        </w:tc>
+        <w:tc>
+          <w:tcPr>
+            <w:tcW w:type="dxa" w:w="960"/>
+          </w:tcPr>
+          <w:p>
+            <w:r>
+              <w:rPr>
+                <w:sz w:val="16"/>
+              </w:rPr>
+              <w:t>All</w:t>
+            </w:r>
+          </w:p>
+        </w:tc>
+        <w:tc>
+          <w:tcPr>
+            <w:tcW w:type="dxa" w:w="960"/>
+          </w:tcPr>
+          <w:p>
+            <w:r>
+              <w:rPr>
+                <w:sz w:val="16"/>
+              </w:rPr>
+              <w:t>354.0</w:t>
+            </w:r>
+          </w:p>
+        </w:tc>
+        <w:tc>
+          <w:tcPr>
+            <w:tcW w:type="dxa" w:w="960"/>
+          </w:tcPr>
+          <w:p>
+            <w:r>
+              <w:rPr>
+                <w:sz w:val="16"/>
+              </w:rPr>
+              <w:t>0.088</w:t>
+            </w:r>
+          </w:p>
+        </w:tc>
+        <w:tc>
+          <w:tcPr>
+            <w:tcW w:type="dxa" w:w="960"/>
+          </w:tcPr>
+          <w:p>
+            <w:r>
+              <w:rPr>
+                <w:sz w:val="16"/>
+              </w:rPr>
+              <w:t>0.101</w:t>
+            </w:r>
+          </w:p>
+        </w:tc>
+        <w:tc>
+          <w:tcPr>
+            <w:tcW w:type="dxa" w:w="960"/>
+          </w:tcPr>
+          <w:p>
+            <w:r>
+              <w:rPr>
+                <w:sz w:val="16"/>
+              </w:rPr>
+              <w:t>5.843</w:t>
+            </w:r>
+          </w:p>
+        </w:tc>
+        <w:tc>
+          <w:tcPr>
+            <w:tcW w:type="dxa" w:w="960"/>
+          </w:tcPr>
+          <w:p>
+            <w:r>
+              <w:rPr>
+                <w:sz w:val="16"/>
+              </w:rPr>
+              <w:t>0.282</w:t>
+            </w:r>
+          </w:p>
+        </w:tc>
+        <w:tc>
+          <w:tcPr>
+            <w:tcW w:type="dxa" w:w="960"/>
+          </w:tcPr>
+          <w:p>
+            <w:r>
+              <w:rPr>
+                <w:sz w:val="16"/>
+              </w:rPr>
+              <w:t>0.7781</w:t>
+            </w:r>
+          </w:p>
+        </w:tc>
+      </w:tr>
+      <w:tr>
+        <w:tc>
+          <w:tcPr>
+            <w:tcW w:type="dxa" w:w="960"/>
+          </w:tcPr>
+          <w:p>
+            <w:r>
+              <w:rPr>
+                <w:sz w:val="16"/>
+              </w:rPr>
+              <w:t>Breach-anchored (PRIMARY)</w:t>
+            </w:r>
+          </w:p>
+        </w:tc>
+        <w:tc>
+          <w:tcPr>
+            <w:tcW w:type="dxa" w:w="960"/>
+          </w:tcPr>
+          <w:p>
+            <w:r>
+              <w:rPr>
+                <w:sz w:val="16"/>
+              </w:rPr>
+              <w:t>[-10,-1]</w:t>
+            </w:r>
+          </w:p>
+        </w:tc>
+        <w:tc>
+          <w:tcPr>
+            <w:tcW w:type="dxa" w:w="960"/>
+          </w:tcPr>
+          <w:p>
+            <w:r>
+              <w:rPr>
+                <w:sz w:val="16"/>
+              </w:rPr>
+              <w:t>Treated</w:t>
+            </w:r>
+          </w:p>
+        </w:tc>
+        <w:tc>
+          <w:tcPr>
+            <w:tcW w:type="dxa" w:w="960"/>
+          </w:tcPr>
+          <w:p>
+            <w:r>
+              <w:rPr>
+                <w:sz w:val="16"/>
+              </w:rPr>
+              <w:t>109.0</w:t>
+            </w:r>
+          </w:p>
+        </w:tc>
+        <w:tc>
+          <w:tcPr>
+            <w:tcW w:type="dxa" w:w="960"/>
+          </w:tcPr>
+          <w:p>
+            <w:r>
+              <w:rPr>
+                <w:sz w:val="16"/>
+              </w:rPr>
+              <w:t>1.231</w:t>
+            </w:r>
+          </w:p>
+        </w:tc>
+        <w:tc>
+          <w:tcPr>
+            <w:tcW w:type="dxa" w:w="960"/>
+          </w:tcPr>
+          <w:p>
+            <w:r>
+              <w:rPr>
+                <w:sz w:val="16"/>
+              </w:rPr>
+              <w:t>0.37</w:t>
+            </w:r>
+          </w:p>
+        </w:tc>
+        <w:tc>
+          <w:tcPr>
+            <w:tcW w:type="dxa" w:w="960"/>
+          </w:tcPr>
+          <w:p>
+            <w:r>
+              <w:rPr>
+                <w:sz w:val="16"/>
+              </w:rPr>
+              <w:t>7.106</w:t>
+            </w:r>
+          </w:p>
+        </w:tc>
+        <w:tc>
+          <w:tcPr>
+            <w:tcW w:type="dxa" w:w="960"/>
+          </w:tcPr>
+          <w:p>
+            <w:r>
+              <w:rPr>
+                <w:sz w:val="16"/>
+              </w:rPr>
+              <w:t>1.809</w:t>
+            </w:r>
+          </w:p>
+        </w:tc>
+        <w:tc>
+          <w:tcPr>
+            <w:tcW w:type="dxa" w:w="960"/>
+          </w:tcPr>
+          <w:p>
+            <w:r>
+              <w:rPr>
+                <w:sz w:val="16"/>
+              </w:rPr>
+              <w:t>0.0732</w:t>
+            </w:r>
+          </w:p>
+        </w:tc>
+      </w:tr>
+      <w:tr>
+        <w:tc>
+          <w:tcPr>
+            <w:tcW w:type="dxa" w:w="960"/>
+          </w:tcPr>
+          <w:p>
+            <w:r>
+              <w:rPr>
+                <w:sz w:val="16"/>
+              </w:rPr>
+              <w:t>Breach-anchored (PRIMARY)</w:t>
+            </w:r>
+          </w:p>
+        </w:tc>
+        <w:tc>
+          <w:tcPr>
+            <w:tcW w:type="dxa" w:w="960"/>
+          </w:tcPr>
+          <w:p>
+            <w:r>
+              <w:rPr>
+                <w:sz w:val="16"/>
+              </w:rPr>
+              <w:t>[-10,-1]</w:t>
+            </w:r>
+          </w:p>
+        </w:tc>
+        <w:tc>
+          <w:tcPr>
+            <w:tcW w:type="dxa" w:w="960"/>
+          </w:tcPr>
+          <w:p>
+            <w:r>
+              <w:rPr>
+                <w:sz w:val="16"/>
+              </w:rPr>
+              <w:t>Untreated</w:t>
+            </w:r>
+          </w:p>
+        </w:tc>
+        <w:tc>
+          <w:tcPr>
+            <w:tcW w:type="dxa" w:w="960"/>
+          </w:tcPr>
+          <w:p>
+            <w:r>
+              <w:rPr>
+                <w:sz w:val="16"/>
+              </w:rPr>
+              <w:t>245.0</w:t>
+            </w:r>
+          </w:p>
+        </w:tc>
+        <w:tc>
+          <w:tcPr>
+            <w:tcW w:type="dxa" w:w="960"/>
+          </w:tcPr>
+          <w:p>
+            <w:r>
+              <w:rPr>
+                <w:sz w:val="16"/>
+              </w:rPr>
+              <w:t>-0.421</w:t>
+            </w:r>
+          </w:p>
+        </w:tc>
+        <w:tc>
+          <w:tcPr>
+            <w:tcW w:type="dxa" w:w="960"/>
+          </w:tcPr>
+          <w:p>
+            <w:r>
+              <w:rPr>
+                <w:sz w:val="16"/>
+              </w:rPr>
+              <w:t>-0.026</w:t>
+            </w:r>
+          </w:p>
+        </w:tc>
+        <w:tc>
+          <w:tcPr>
+            <w:tcW w:type="dxa" w:w="960"/>
+          </w:tcPr>
+          <w:p>
+            <w:r>
+              <w:rPr>
+                <w:sz w:val="16"/>
+              </w:rPr>
+              <w:t>5.119</w:t>
+            </w:r>
+          </w:p>
+        </w:tc>
+        <w:tc>
+          <w:tcPr>
+            <w:tcW w:type="dxa" w:w="960"/>
+          </w:tcPr>
+          <w:p>
+            <w:r>
+              <w:rPr>
+                <w:sz w:val="16"/>
+              </w:rPr>
+              <w:t>-1.288</w:t>
+            </w:r>
+          </w:p>
+        </w:tc>
+        <w:tc>
+          <w:tcPr>
+            <w:tcW w:type="dxa" w:w="960"/>
+          </w:tcPr>
+          <w:p>
+            <w:r>
+              <w:rPr>
+                <w:sz w:val="16"/>
+              </w:rPr>
+              <w:t>0.1989</w:t>
+            </w:r>
+          </w:p>
+        </w:tc>
+      </w:tr>
+      <w:tr>
+        <w:tc>
+          <w:tcPr>
+            <w:tcW w:type="dxa" w:w="960"/>
+          </w:tcPr>
+          <w:p>
+            <w:r>
+              <w:rPr>
+                <w:sz w:val="16"/>
+              </w:rPr>
+              <w:t>Breach-anchored (PRIMARY)</w:t>
+            </w:r>
+          </w:p>
+        </w:tc>
+        <w:tc>
+          <w:tcPr>
+            <w:tcW w:type="dxa" w:w="960"/>
+          </w:tcPr>
+          <w:p>
+            <w:r>
+              <w:rPr>
+                <w:sz w:val="16"/>
+              </w:rPr>
+              <w:t>[-10,-1]</w:t>
+            </w:r>
+          </w:p>
+        </w:tc>
+        <w:tc>
+          <w:tcPr>
+            <w:tcW w:type="dxa" w:w="960"/>
+          </w:tcPr>
+          <w:p>
+            <w:r>
+              <w:rPr>
+                <w:sz w:val="16"/>
+              </w:rPr>
+              <w:t>Difference (Welch)</w:t>
+            </w:r>
+          </w:p>
+        </w:tc>
+        <w:tc>
+          <w:tcPr>
+            <w:tcW w:type="dxa" w:w="960"/>
+          </w:tcPr>
+          <w:p>
+            <w:r>
+              <w:rPr>
+                <w:sz w:val="16"/>
+              </w:rPr>
+            </w:r>
+          </w:p>
+        </w:tc>
+        <w:tc>
+          <w:tcPr>
+            <w:tcW w:type="dxa" w:w="960"/>
+          </w:tcPr>
+          <w:p>
+            <w:r>
+              <w:rPr>
+                <w:sz w:val="16"/>
+              </w:rPr>
+              <w:t>1.653</w:t>
+            </w:r>
+          </w:p>
+        </w:tc>
+        <w:tc>
+          <w:tcPr>
+            <w:tcW w:type="dxa" w:w="960"/>
+          </w:tcPr>
+          <w:p>
+            <w:r>
+              <w:rPr>
+                <w:sz w:val="16"/>
+              </w:rPr>
+            </w:r>
+          </w:p>
+        </w:tc>
+        <w:tc>
+          <w:tcPr>
+            <w:tcW w:type="dxa" w:w="960"/>
+          </w:tcPr>
+          <w:p>
+            <w:r>
+              <w:rPr>
+                <w:sz w:val="16"/>
+              </w:rPr>
+            </w:r>
+          </w:p>
+        </w:tc>
+        <w:tc>
+          <w:tcPr>
+            <w:tcW w:type="dxa" w:w="960"/>
+          </w:tcPr>
+          <w:p>
+            <w:r>
+              <w:rPr>
+                <w:sz w:val="16"/>
+              </w:rPr>
+              <w:t>2.189</w:t>
+            </w:r>
+          </w:p>
+        </w:tc>
+        <w:tc>
+          <w:tcPr>
+            <w:tcW w:type="dxa" w:w="960"/>
+          </w:tcPr>
+          <w:p>
+            <w:r>
+              <w:rPr>
+                <w:sz w:val="16"/>
+              </w:rPr>
+              <w:t>0.0301</w:t>
+            </w:r>
+          </w:p>
+        </w:tc>
+      </w:tr>
+      <w:tr>
+        <w:tc>
+          <w:tcPr>
+            <w:tcW w:type="dxa" w:w="960"/>
+          </w:tcPr>
+          <w:p>
+            <w:r>
+              <w:rPr>
+                <w:sz w:val="16"/>
+              </w:rPr>
+              <w:t>Announcement-anchored (secondary)</w:t>
+            </w:r>
+          </w:p>
+        </w:tc>
+        <w:tc>
+          <w:tcPr>
+            <w:tcW w:type="dxa" w:w="960"/>
+          </w:tcPr>
+          <w:p>
+            <w:r>
+              <w:rPr>
+                <w:sz w:val="16"/>
+              </w:rPr>
+              <w:t>[-30,-21]</w:t>
+            </w:r>
+          </w:p>
+        </w:tc>
+        <w:tc>
+          <w:tcPr>
+            <w:tcW w:type="dxa" w:w="960"/>
+          </w:tcPr>
+          <w:p>
+            <w:r>
+              <w:rPr>
+                <w:sz w:val="16"/>
+              </w:rPr>
+              <w:t>All</w:t>
+            </w:r>
+          </w:p>
+        </w:tc>
+        <w:tc>
+          <w:tcPr>
+            <w:tcW w:type="dxa" w:w="960"/>
+          </w:tcPr>
+          <w:p>
+            <w:r>
+              <w:rPr>
+                <w:sz w:val="16"/>
+              </w:rPr>
+              <w:t>353.0</w:t>
+            </w:r>
+          </w:p>
+        </w:tc>
+        <w:tc>
+          <w:tcPr>
+            <w:tcW w:type="dxa" w:w="960"/>
+          </w:tcPr>
+          <w:p>
+            <w:r>
+              <w:rPr>
+                <w:sz w:val="16"/>
+              </w:rPr>
+              <w:t>0.044</w:t>
+            </w:r>
+          </w:p>
+        </w:tc>
+        <w:tc>
+          <w:tcPr>
+            <w:tcW w:type="dxa" w:w="960"/>
+          </w:tcPr>
+          <w:p>
+            <w:r>
+              <w:rPr>
+                <w:sz w:val="16"/>
+              </w:rPr>
+              <w:t>0.145</w:t>
+            </w:r>
+          </w:p>
+        </w:tc>
+        <w:tc>
+          <w:tcPr>
+            <w:tcW w:type="dxa" w:w="960"/>
+          </w:tcPr>
+          <w:p>
+            <w:r>
+              <w:rPr>
+                <w:sz w:val="16"/>
+              </w:rPr>
+              <w:t>4.95</w:t>
+            </w:r>
+          </w:p>
+        </w:tc>
+        <w:tc>
+          <w:tcPr>
+            <w:tcW w:type="dxa" w:w="960"/>
+          </w:tcPr>
+          <w:p>
+            <w:r>
+              <w:rPr>
+                <w:sz w:val="16"/>
+              </w:rPr>
+              <w:t>0.166</w:t>
+            </w:r>
+          </w:p>
+        </w:tc>
+        <w:tc>
+          <w:tcPr>
+            <w:tcW w:type="dxa" w:w="960"/>
+          </w:tcPr>
+          <w:p>
+            <w:r>
+              <w:rPr>
+                <w:sz w:val="16"/>
+              </w:rPr>
+              <w:t>0.8686</w:t>
+            </w:r>
+          </w:p>
+        </w:tc>
+      </w:tr>
+      <w:tr>
+        <w:tc>
+          <w:tcPr>
+            <w:tcW w:type="dxa" w:w="960"/>
+          </w:tcPr>
+          <w:p>
+            <w:r>
+              <w:rPr>
+                <w:sz w:val="16"/>
+              </w:rPr>
+              <w:t>Announcement-anchored (secondary)</w:t>
+            </w:r>
+          </w:p>
+        </w:tc>
+        <w:tc>
+          <w:tcPr>
+            <w:tcW w:type="dxa" w:w="960"/>
+          </w:tcPr>
+          <w:p>
+            <w:r>
+              <w:rPr>
+                <w:sz w:val="16"/>
+              </w:rPr>
+              <w:t>[-30,-21]</w:t>
+            </w:r>
+          </w:p>
+        </w:tc>
+        <w:tc>
+          <w:tcPr>
+            <w:tcW w:type="dxa" w:w="960"/>
+          </w:tcPr>
+          <w:p>
+            <w:r>
+              <w:rPr>
+                <w:sz w:val="16"/>
+              </w:rPr>
+              <w:t>Treated</w:t>
+            </w:r>
+          </w:p>
+        </w:tc>
+        <w:tc>
+          <w:tcPr>
+            <w:tcW w:type="dxa" w:w="960"/>
+          </w:tcPr>
+          <w:p>
+            <w:r>
+              <w:rPr>
+                <w:sz w:val="16"/>
+              </w:rPr>
+              <w:t>108.0</w:t>
+            </w:r>
+          </w:p>
+        </w:tc>
+        <w:tc>
+          <w:tcPr>
+            <w:tcW w:type="dxa" w:w="960"/>
+          </w:tcPr>
+          <w:p>
+            <w:r>
+              <w:rPr>
+                <w:sz w:val="16"/>
+              </w:rPr>
+              <w:t>0.291</w:t>
+            </w:r>
+          </w:p>
+        </w:tc>
+        <w:tc>
+          <w:tcPr>
+            <w:tcW w:type="dxa" w:w="960"/>
+          </w:tcPr>
+          <w:p>
+            <w:r>
+              <w:rPr>
+                <w:sz w:val="16"/>
+              </w:rPr>
+              <w:t>-0.195</w:t>
+            </w:r>
+          </w:p>
+        </w:tc>
+        <w:tc>
+          <w:tcPr>
+            <w:tcW w:type="dxa" w:w="960"/>
+          </w:tcPr>
+          <w:p>
+            <w:r>
+              <w:rPr>
+                <w:sz w:val="16"/>
+              </w:rPr>
+              <w:t>6.003</w:t>
+            </w:r>
+          </w:p>
+        </w:tc>
+        <w:tc>
+          <w:tcPr>
+            <w:tcW w:type="dxa" w:w="960"/>
+          </w:tcPr>
+          <w:p>
+            <w:r>
+              <w:rPr>
+                <w:sz w:val="16"/>
+              </w:rPr>
+              <w:t>0.504</w:t>
+            </w:r>
+          </w:p>
+        </w:tc>
+        <w:tc>
+          <w:tcPr>
+            <w:tcW w:type="dxa" w:w="960"/>
+          </w:tcPr>
+          <w:p>
+            <w:r>
+              <w:rPr>
+                <w:sz w:val="16"/>
+              </w:rPr>
+              <w:t>0.615</w:t>
+            </w:r>
+          </w:p>
+        </w:tc>
+      </w:tr>
+      <w:tr>
+        <w:tc>
+          <w:tcPr>
+            <w:tcW w:type="dxa" w:w="960"/>
+          </w:tcPr>
+          <w:p>
+            <w:r>
+              <w:rPr>
+                <w:sz w:val="16"/>
+              </w:rPr>
+              <w:t>Announcement-anchored (secondary)</w:t>
+            </w:r>
+          </w:p>
+        </w:tc>
+        <w:tc>
+          <w:tcPr>
+            <w:tcW w:type="dxa" w:w="960"/>
+          </w:tcPr>
+          <w:p>
+            <w:r>
+              <w:rPr>
+                <w:sz w:val="16"/>
+              </w:rPr>
+              <w:t>[-30,-21]</w:t>
+            </w:r>
+          </w:p>
+        </w:tc>
+        <w:tc>
+          <w:tcPr>
+            <w:tcW w:type="dxa" w:w="960"/>
+          </w:tcPr>
+          <w:p>
+            <w:r>
+              <w:rPr>
+                <w:sz w:val="16"/>
+              </w:rPr>
+              <w:t>Untreated</w:t>
+            </w:r>
+          </w:p>
+        </w:tc>
+        <w:tc>
+          <w:tcPr>
+            <w:tcW w:type="dxa" w:w="960"/>
+          </w:tcPr>
+          <w:p>
+            <w:r>
+              <w:rPr>
+                <w:sz w:val="16"/>
+              </w:rPr>
+              <w:t>245.0</w:t>
+            </w:r>
+          </w:p>
+        </w:tc>
+        <w:tc>
+          <w:tcPr>
+            <w:tcW w:type="dxa" w:w="960"/>
+          </w:tcPr>
+          <w:p>
+            <w:r>
+              <w:rPr>
+                <w:sz w:val="16"/>
+              </w:rPr>
+              <w:t>-0.066</w:t>
+            </w:r>
+          </w:p>
+        </w:tc>
+        <w:tc>
+          <w:tcPr>
+            <w:tcW w:type="dxa" w:w="960"/>
+          </w:tcPr>
+          <w:p>
+            <w:r>
+              <w:rPr>
+                <w:sz w:val="16"/>
+              </w:rPr>
+              <w:t>0.2</w:t>
+            </w:r>
+          </w:p>
+        </w:tc>
+        <w:tc>
+          <w:tcPr>
+            <w:tcW w:type="dxa" w:w="960"/>
+          </w:tcPr>
+          <w:p>
+            <w:r>
+              <w:rPr>
+                <w:sz w:val="16"/>
+              </w:rPr>
+              <w:t>4.417</w:t>
+            </w:r>
+          </w:p>
+        </w:tc>
+        <w:tc>
+          <w:tcPr>
+            <w:tcW w:type="dxa" w:w="960"/>
+          </w:tcPr>
+          <w:p>
+            <w:r>
+              <w:rPr>
+                <w:sz w:val="16"/>
+              </w:rPr>
+              <w:t>-0.233</w:t>
+            </w:r>
+          </w:p>
+        </w:tc>
+        <w:tc>
+          <w:tcPr>
+            <w:tcW w:type="dxa" w:w="960"/>
+          </w:tcPr>
+          <w:p>
+            <w:r>
+              <w:rPr>
+                <w:sz w:val="16"/>
+              </w:rPr>
+              <w:t>0.8163</w:t>
+            </w:r>
+          </w:p>
+        </w:tc>
+      </w:tr>
+      <w:tr>
+        <w:tc>
+          <w:tcPr>
+            <w:tcW w:type="dxa" w:w="960"/>
+          </w:tcPr>
+          <w:p>
+            <w:r>
+              <w:rPr>
+                <w:sz w:val="16"/>
+              </w:rPr>
+              <w:t>Announcement-anchored (secondary)</w:t>
+            </w:r>
+          </w:p>
+        </w:tc>
+        <w:tc>
+          <w:tcPr>
+            <w:tcW w:type="dxa" w:w="960"/>
+          </w:tcPr>
+          <w:p>
+            <w:r>
+              <w:rPr>
+                <w:sz w:val="16"/>
+              </w:rPr>
+              <w:t>[-30,-21]</w:t>
+            </w:r>
+          </w:p>
+        </w:tc>
+        <w:tc>
+          <w:tcPr>
+            <w:tcW w:type="dxa" w:w="960"/>
+          </w:tcPr>
+          <w:p>
+            <w:r>
+              <w:rPr>
+                <w:sz w:val="16"/>
+              </w:rPr>
+              <w:t>Difference (Welch)</w:t>
+            </w:r>
+          </w:p>
+        </w:tc>
+        <w:tc>
+          <w:tcPr>
+            <w:tcW w:type="dxa" w:w="960"/>
+          </w:tcPr>
+          <w:p>
+            <w:r>
+              <w:rPr>
+                <w:sz w:val="16"/>
+              </w:rPr>
+            </w:r>
+          </w:p>
+        </w:tc>
+        <w:tc>
+          <w:tcPr>
+            <w:tcW w:type="dxa" w:w="960"/>
+          </w:tcPr>
+          <w:p>
+            <w:r>
+              <w:rPr>
+                <w:sz w:val="16"/>
+              </w:rPr>
+              <w:t>0.357</w:t>
+            </w:r>
+          </w:p>
+        </w:tc>
+        <w:tc>
+          <w:tcPr>
+            <w:tcW w:type="dxa" w:w="960"/>
+          </w:tcPr>
+          <w:p>
+            <w:r>
+              <w:rPr>
+                <w:sz w:val="16"/>
+              </w:rPr>
+            </w:r>
+          </w:p>
+        </w:tc>
+        <w:tc>
+          <w:tcPr>
+            <w:tcW w:type="dxa" w:w="960"/>
+          </w:tcPr>
+          <w:p>
+            <w:r>
+              <w:rPr>
+                <w:sz w:val="16"/>
+              </w:rPr>
+            </w:r>
+          </w:p>
+        </w:tc>
+        <w:tc>
+          <w:tcPr>
+            <w:tcW w:type="dxa" w:w="960"/>
+          </w:tcPr>
+          <w:p>
+            <w:r>
+              <w:rPr>
+                <w:sz w:val="16"/>
+              </w:rPr>
+              <w:t>0.555</w:t>
+            </w:r>
+          </w:p>
+        </w:tc>
+        <w:tc>
+          <w:tcPr>
+            <w:tcW w:type="dxa" w:w="960"/>
+          </w:tcPr>
+          <w:p>
+            <w:r>
+              <w:rPr>
+                <w:sz w:val="16"/>
+              </w:rPr>
+              <w:t>0.5794</w:t>
+            </w:r>
+          </w:p>
+        </w:tc>
+      </w:tr>
+      <w:tr>
+        <w:tc>
+          <w:tcPr>
+            <w:tcW w:type="dxa" w:w="960"/>
+          </w:tcPr>
+          <w:p>
+            <w:r>
+              <w:rPr>
+                <w:sz w:val="16"/>
+              </w:rPr>
+              <w:t>Announcement-anchored (secondary)</w:t>
+            </w:r>
+          </w:p>
+        </w:tc>
+        <w:tc>
+          <w:tcPr>
+            <w:tcW w:type="dxa" w:w="960"/>
+          </w:tcPr>
+          <w:p>
+            <w:r>
+              <w:rPr>
+                <w:sz w:val="16"/>
+              </w:rPr>
+              <w:t>[-20,-11]</w:t>
+            </w:r>
+          </w:p>
+        </w:tc>
+        <w:tc>
+          <w:tcPr>
+            <w:tcW w:type="dxa" w:w="960"/>
+          </w:tcPr>
+          <w:p>
+            <w:r>
+              <w:rPr>
+                <w:sz w:val="16"/>
+              </w:rPr>
+              <w:t>All</w:t>
+            </w:r>
+          </w:p>
+        </w:tc>
+        <w:tc>
+          <w:tcPr>
+            <w:tcW w:type="dxa" w:w="960"/>
+          </w:tcPr>
+          <w:p>
+            <w:r>
+              <w:rPr>
+                <w:sz w:val="16"/>
+              </w:rPr>
+              <w:t>353.0</w:t>
+            </w:r>
+          </w:p>
+        </w:tc>
+        <w:tc>
+          <w:tcPr>
+            <w:tcW w:type="dxa" w:w="960"/>
+          </w:tcPr>
+          <w:p>
+            <w:r>
+              <w:rPr>
+                <w:sz w:val="16"/>
+              </w:rPr>
+              <w:t>0.357</w:t>
+            </w:r>
+          </w:p>
+        </w:tc>
+        <w:tc>
+          <w:tcPr>
+            <w:tcW w:type="dxa" w:w="960"/>
+          </w:tcPr>
+          <w:p>
+            <w:r>
+              <w:rPr>
+                <w:sz w:val="16"/>
+              </w:rPr>
+              <w:t>0.308</w:t>
+            </w:r>
+          </w:p>
+        </w:tc>
+        <w:tc>
+          <w:tcPr>
+            <w:tcW w:type="dxa" w:w="960"/>
+          </w:tcPr>
+          <w:p>
+            <w:r>
+              <w:rPr>
+                <w:sz w:val="16"/>
+              </w:rPr>
+              <w:t>5.122</w:t>
+            </w:r>
+          </w:p>
+        </w:tc>
+        <w:tc>
+          <w:tcPr>
+            <w:tcW w:type="dxa" w:w="960"/>
+          </w:tcPr>
+          <w:p>
+            <w:r>
+              <w:rPr>
+                <w:sz w:val="16"/>
+              </w:rPr>
+              <w:t>1.31</w:t>
+            </w:r>
+          </w:p>
+        </w:tc>
+        <w:tc>
+          <w:tcPr>
+            <w:tcW w:type="dxa" w:w="960"/>
+          </w:tcPr>
+          <w:p>
+            <w:r>
+              <w:rPr>
+                <w:sz w:val="16"/>
+              </w:rPr>
+              <w:t>0.1911</w:t>
+            </w:r>
+          </w:p>
+        </w:tc>
+      </w:tr>
+      <w:tr>
+        <w:tc>
+          <w:tcPr>
+            <w:tcW w:type="dxa" w:w="960"/>
+          </w:tcPr>
+          <w:p>
+            <w:r>
+              <w:rPr>
+                <w:sz w:val="16"/>
+              </w:rPr>
+              <w:t>Announcement-anchored (secondary)</w:t>
+            </w:r>
+          </w:p>
+        </w:tc>
+        <w:tc>
+          <w:tcPr>
+            <w:tcW w:type="dxa" w:w="960"/>
+          </w:tcPr>
+          <w:p>
+            <w:r>
+              <w:rPr>
+                <w:sz w:val="16"/>
+              </w:rPr>
+              <w:t>[-20,-11]</w:t>
+            </w:r>
+          </w:p>
+        </w:tc>
+        <w:tc>
+          <w:tcPr>
+            <w:tcW w:type="dxa" w:w="960"/>
+          </w:tcPr>
+          <w:p>
+            <w:r>
+              <w:rPr>
+                <w:sz w:val="16"/>
+              </w:rPr>
+              <w:t>Treated</w:t>
+            </w:r>
+          </w:p>
+        </w:tc>
+        <w:tc>
+          <w:tcPr>
+            <w:tcW w:type="dxa" w:w="960"/>
+          </w:tcPr>
+          <w:p>
+            <w:r>
+              <w:rPr>
+                <w:sz w:val="16"/>
+              </w:rPr>
+              <w:t>108.0</w:t>
+            </w:r>
+          </w:p>
+        </w:tc>
+        <w:tc>
+          <w:tcPr>
+            <w:tcW w:type="dxa" w:w="960"/>
+          </w:tcPr>
+          <w:p>
+            <w:r>
+              <w:rPr>
+                <w:sz w:val="16"/>
+              </w:rPr>
+              <w:t>-0.308</w:t>
+            </w:r>
+          </w:p>
+        </w:tc>
+        <w:tc>
+          <w:tcPr>
+            <w:tcW w:type="dxa" w:w="960"/>
+          </w:tcPr>
+          <w:p>
+            <w:r>
+              <w:rPr>
+                <w:sz w:val="16"/>
+              </w:rPr>
+              <w:t>-0.286</w:t>
+            </w:r>
+          </w:p>
+        </w:tc>
+        <w:tc>
+          <w:tcPr>
+            <w:tcW w:type="dxa" w:w="960"/>
+          </w:tcPr>
+          <w:p>
+            <w:r>
+              <w:rPr>
+                <w:sz w:val="16"/>
+              </w:rPr>
+              <w:t>5.165</w:t>
+            </w:r>
+          </w:p>
+        </w:tc>
+        <w:tc>
+          <w:tcPr>
+            <w:tcW w:type="dxa" w:w="960"/>
+          </w:tcPr>
+          <w:p>
+            <w:r>
+              <w:rPr>
+                <w:sz w:val="16"/>
+              </w:rPr>
+              <w:t>-0.62</w:t>
+            </w:r>
+          </w:p>
+        </w:tc>
+        <w:tc>
+          <w:tcPr>
+            <w:tcW w:type="dxa" w:w="960"/>
+          </w:tcPr>
+          <w:p>
+            <w:r>
+              <w:rPr>
+                <w:sz w:val="16"/>
+              </w:rPr>
+              <w:t>0.5363</w:t>
+            </w:r>
+          </w:p>
+        </w:tc>
+      </w:tr>
+      <w:tr>
+        <w:tc>
+          <w:tcPr>
+            <w:tcW w:type="dxa" w:w="960"/>
+          </w:tcPr>
+          <w:p>
+            <w:r>
+              <w:rPr>
+                <w:sz w:val="16"/>
+              </w:rPr>
+              <w:t>Announcement-anchored (secondary)</w:t>
+            </w:r>
+          </w:p>
+        </w:tc>
+        <w:tc>
+          <w:tcPr>
+            <w:tcW w:type="dxa" w:w="960"/>
+          </w:tcPr>
+          <w:p>
+            <w:r>
+              <w:rPr>
+                <w:sz w:val="16"/>
+              </w:rPr>
+              <w:t>[-20,-11]</w:t>
+            </w:r>
+          </w:p>
+        </w:tc>
+        <w:tc>
+          <w:tcPr>
+            <w:tcW w:type="dxa" w:w="960"/>
+          </w:tcPr>
+          <w:p>
+            <w:r>
+              <w:rPr>
+                <w:sz w:val="16"/>
+              </w:rPr>
+              <w:t>Untreated</w:t>
+            </w:r>
+          </w:p>
+        </w:tc>
+        <w:tc>
+          <w:tcPr>
+            <w:tcW w:type="dxa" w:w="960"/>
+          </w:tcPr>
+          <w:p>
+            <w:r>
+              <w:rPr>
+                <w:sz w:val="16"/>
+              </w:rPr>
+              <w:t>245.0</w:t>
+            </w:r>
+          </w:p>
+        </w:tc>
+        <w:tc>
+          <w:tcPr>
+            <w:tcW w:type="dxa" w:w="960"/>
+          </w:tcPr>
+          <w:p>
+            <w:r>
+              <w:rPr>
+                <w:sz w:val="16"/>
+              </w:rPr>
+              <w:t>0.65</w:t>
+            </w:r>
+          </w:p>
+        </w:tc>
+        <w:tc>
+          <w:tcPr>
+            <w:tcW w:type="dxa" w:w="960"/>
+          </w:tcPr>
+          <w:p>
+            <w:r>
+              <w:rPr>
+                <w:sz w:val="16"/>
+              </w:rPr>
+              <w:t>0.561</w:t>
+            </w:r>
+          </w:p>
+        </w:tc>
+        <w:tc>
+          <w:tcPr>
+            <w:tcW w:type="dxa" w:w="960"/>
+          </w:tcPr>
+          <w:p>
+            <w:r>
+              <w:rPr>
+                <w:sz w:val="16"/>
+              </w:rPr>
+              <w:t>5.086</w:t>
+            </w:r>
+          </w:p>
+        </w:tc>
+        <w:tc>
+          <w:tcPr>
+            <w:tcW w:type="dxa" w:w="960"/>
+          </w:tcPr>
+          <w:p>
+            <w:r>
+              <w:rPr>
+                <w:sz w:val="16"/>
+              </w:rPr>
+              <w:t>2.002</w:t>
+            </w:r>
+          </w:p>
+        </w:tc>
+        <w:tc>
+          <w:tcPr>
+            <w:tcW w:type="dxa" w:w="960"/>
+          </w:tcPr>
+          <w:p>
+            <w:r>
+              <w:rPr>
+                <w:sz w:val="16"/>
+              </w:rPr>
+              <w:t>0.0464</w:t>
+            </w:r>
+          </w:p>
+        </w:tc>
+      </w:tr>
+      <w:tr>
+        <w:tc>
+          <w:tcPr>
+            <w:tcW w:type="dxa" w:w="960"/>
+          </w:tcPr>
+          <w:p>
+            <w:r>
+              <w:rPr>
+                <w:sz w:val="16"/>
+              </w:rPr>
+              <w:t>Announcement-anchored (secondary)</w:t>
+            </w:r>
+          </w:p>
+        </w:tc>
+        <w:tc>
+          <w:tcPr>
+            <w:tcW w:type="dxa" w:w="960"/>
+          </w:tcPr>
+          <w:p>
+            <w:r>
+              <w:rPr>
+                <w:sz w:val="16"/>
+              </w:rPr>
+              <w:t>[-20,-11]</w:t>
+            </w:r>
+          </w:p>
+        </w:tc>
+        <w:tc>
+          <w:tcPr>
+            <w:tcW w:type="dxa" w:w="960"/>
+          </w:tcPr>
+          <w:p>
+            <w:r>
+              <w:rPr>
+                <w:sz w:val="16"/>
+              </w:rPr>
+              <w:t>Difference (Welch)</w:t>
+            </w:r>
+          </w:p>
+        </w:tc>
+        <w:tc>
+          <w:tcPr>
+            <w:tcW w:type="dxa" w:w="960"/>
+          </w:tcPr>
+          <w:p>
+            <w:r>
+              <w:rPr>
+                <w:sz w:val="16"/>
+              </w:rPr>
+            </w:r>
+          </w:p>
+        </w:tc>
+        <w:tc>
+          <w:tcPr>
+            <w:tcW w:type="dxa" w:w="960"/>
+          </w:tcPr>
+          <w:p>
+            <w:r>
+              <w:rPr>
+                <w:sz w:val="16"/>
+              </w:rPr>
+              <w:t>-0.959</w:t>
+            </w:r>
+          </w:p>
+        </w:tc>
+        <w:tc>
+          <w:tcPr>
+            <w:tcW w:type="dxa" w:w="960"/>
+          </w:tcPr>
+          <w:p>
+            <w:r>
+              <w:rPr>
+                <w:sz w:val="16"/>
+              </w:rPr>
+            </w:r>
+          </w:p>
+        </w:tc>
+        <w:tc>
+          <w:tcPr>
+            <w:tcW w:type="dxa" w:w="960"/>
+          </w:tcPr>
+          <w:p>
+            <w:r>
+              <w:rPr>
+                <w:sz w:val="16"/>
+              </w:rPr>
+            </w:r>
+          </w:p>
+        </w:tc>
+        <w:tc>
+          <w:tcPr>
+            <w:tcW w:type="dxa" w:w="960"/>
+          </w:tcPr>
+          <w:p>
+            <w:r>
+              <w:rPr>
+                <w:sz w:val="16"/>
+              </w:rPr>
+              <w:t>-1.615</w:t>
+            </w:r>
+          </w:p>
+        </w:tc>
+        <w:tc>
+          <w:tcPr>
+            <w:tcW w:type="dxa" w:w="960"/>
+          </w:tcPr>
+          <w:p>
+            <w:r>
+              <w:rPr>
+                <w:sz w:val="16"/>
+              </w:rPr>
+              <w:t>0.108</w:t>
+            </w:r>
+          </w:p>
+        </w:tc>
+      </w:tr>
+      <w:tr>
+        <w:tc>
+          <w:tcPr>
+            <w:tcW w:type="dxa" w:w="960"/>
+          </w:tcPr>
+          <w:p>
+            <w:r>
+              <w:rPr>
+                <w:sz w:val="16"/>
+              </w:rPr>
+              <w:t>Announcement-anchored (secondary)</w:t>
+            </w:r>
+          </w:p>
+        </w:tc>
+        <w:tc>
+          <w:tcPr>
+            <w:tcW w:type="dxa" w:w="960"/>
+          </w:tcPr>
+          <w:p>
+            <w:r>
+              <w:rPr>
+                <w:sz w:val="16"/>
+              </w:rPr>
+              <w:t>[-10,-1]</w:t>
+            </w:r>
+          </w:p>
+        </w:tc>
+        <w:tc>
+          <w:tcPr>
+            <w:tcW w:type="dxa" w:w="960"/>
+          </w:tcPr>
+          <w:p>
+            <w:r>
+              <w:rPr>
+                <w:sz w:val="16"/>
+              </w:rPr>
+              <w:t>All</w:t>
+            </w:r>
+          </w:p>
+        </w:tc>
+        <w:tc>
+          <w:tcPr>
+            <w:tcW w:type="dxa" w:w="960"/>
+          </w:tcPr>
+          <w:p>
+            <w:r>
+              <w:rPr>
+                <w:sz w:val="16"/>
+              </w:rPr>
+              <w:t>353.0</w:t>
+            </w:r>
+          </w:p>
+        </w:tc>
+        <w:tc>
+          <w:tcPr>
+            <w:tcW w:type="dxa" w:w="960"/>
+          </w:tcPr>
+          <w:p>
+            <w:r>
+              <w:rPr>
+                <w:sz w:val="16"/>
+              </w:rPr>
+              <w:t>-0.291</w:t>
+            </w:r>
+          </w:p>
+        </w:tc>
+        <w:tc>
+          <w:tcPr>
+            <w:tcW w:type="dxa" w:w="960"/>
+          </w:tcPr>
+          <w:p>
+            <w:r>
+              <w:rPr>
+                <w:sz w:val="16"/>
+              </w:rPr>
+              <w:t>0.042</w:t>
+            </w:r>
+          </w:p>
+        </w:tc>
+        <w:tc>
+          <w:tcPr>
+            <w:tcW w:type="dxa" w:w="960"/>
+          </w:tcPr>
+          <w:p>
+            <w:r>
+              <w:rPr>
+                <w:sz w:val="16"/>
+              </w:rPr>
+              <w:t>5.507</w:t>
+            </w:r>
+          </w:p>
+        </w:tc>
+        <w:tc>
+          <w:tcPr>
+            <w:tcW w:type="dxa" w:w="960"/>
+          </w:tcPr>
+          <w:p>
+            <w:r>
+              <w:rPr>
+                <w:sz w:val="16"/>
+              </w:rPr>
+              <w:t>-0.991</w:t>
+            </w:r>
+          </w:p>
+        </w:tc>
+        <w:tc>
+          <w:tcPr>
+            <w:tcW w:type="dxa" w:w="960"/>
+          </w:tcPr>
+          <w:p>
+            <w:r>
+              <w:rPr>
+                <w:sz w:val="16"/>
+              </w:rPr>
+              <w:t>0.3223</w:t>
+            </w:r>
+          </w:p>
+        </w:tc>
+      </w:tr>
+      <w:tr>
+        <w:tc>
+          <w:tcPr>
+            <w:tcW w:type="dxa" w:w="960"/>
+          </w:tcPr>
+          <w:p>
+            <w:r>
+              <w:rPr>
+                <w:sz w:val="16"/>
+              </w:rPr>
+              <w:t>Announcement-anchored (secondary)</w:t>
+            </w:r>
+          </w:p>
+        </w:tc>
+        <w:tc>
+          <w:tcPr>
+            <w:tcW w:type="dxa" w:w="960"/>
+          </w:tcPr>
+          <w:p>
+            <w:r>
+              <w:rPr>
+                <w:sz w:val="16"/>
+              </w:rPr>
+              <w:t>[-10,-1]</w:t>
+            </w:r>
+          </w:p>
+        </w:tc>
+        <w:tc>
+          <w:tcPr>
+            <w:tcW w:type="dxa" w:w="960"/>
+          </w:tcPr>
+          <w:p>
+            <w:r>
+              <w:rPr>
+                <w:sz w:val="16"/>
+              </w:rPr>
+              <w:t>Treated</w:t>
+            </w:r>
+          </w:p>
+        </w:tc>
+        <w:tc>
+          <w:tcPr>
+            <w:tcW w:type="dxa" w:w="960"/>
+          </w:tcPr>
+          <w:p>
+            <w:r>
+              <w:rPr>
+                <w:sz w:val="16"/>
+              </w:rPr>
+              <w:t>108.0</w:t>
+            </w:r>
+          </w:p>
+        </w:tc>
+        <w:tc>
+          <w:tcPr>
+            <w:tcW w:type="dxa" w:w="960"/>
+          </w:tcPr>
+          <w:p>
+            <w:r>
+              <w:rPr>
+                <w:sz w:val="16"/>
+              </w:rPr>
+              <w:t>0.885</w:t>
+            </w:r>
+          </w:p>
+        </w:tc>
+        <w:tc>
+          <w:tcPr>
+            <w:tcW w:type="dxa" w:w="960"/>
+          </w:tcPr>
+          <w:p>
+            <w:r>
+              <w:rPr>
+                <w:sz w:val="16"/>
+              </w:rPr>
+              <w:t>0.197</w:t>
+            </w:r>
+          </w:p>
+        </w:tc>
+        <w:tc>
+          <w:tcPr>
+            <w:tcW w:type="dxa" w:w="960"/>
+          </w:tcPr>
+          <w:p>
+            <w:r>
+              <w:rPr>
+                <w:sz w:val="16"/>
+              </w:rPr>
+              <w:t>6.335</w:t>
+            </w:r>
+          </w:p>
+        </w:tc>
+        <w:tc>
+          <w:tcPr>
+            <w:tcW w:type="dxa" w:w="960"/>
+          </w:tcPr>
+          <w:p>
+            <w:r>
+              <w:rPr>
+                <w:sz w:val="16"/>
+              </w:rPr>
+              <w:t>1.452</w:t>
+            </w:r>
+          </w:p>
+        </w:tc>
+        <w:tc>
+          <w:tcPr>
+            <w:tcW w:type="dxa" w:w="960"/>
+          </w:tcPr>
+          <w:p>
+            <w:r>
+              <w:rPr>
+                <w:sz w:val="16"/>
+              </w:rPr>
+              <w:t>0.1494</w:t>
+            </w:r>
+          </w:p>
+        </w:tc>
+      </w:tr>
+      <w:tr>
+        <w:tc>
+          <w:tcPr>
+            <w:tcW w:type="dxa" w:w="960"/>
+          </w:tcPr>
+          <w:p>
+            <w:r>
+              <w:rPr>
+                <w:sz w:val="16"/>
+              </w:rPr>
+              <w:t>Announcement-anchored (secondary)</w:t>
+            </w:r>
+          </w:p>
+        </w:tc>
+        <w:tc>
+          <w:tcPr>
+            <w:tcW w:type="dxa" w:w="960"/>
+          </w:tcPr>
+          <w:p>
+            <w:r>
+              <w:rPr>
+                <w:sz w:val="16"/>
+              </w:rPr>
+              <w:t>[-10,-1]</w:t>
+            </w:r>
+          </w:p>
+        </w:tc>
+        <w:tc>
+          <w:tcPr>
+            <w:tcW w:type="dxa" w:w="960"/>
+          </w:tcPr>
+          <w:p>
+            <w:r>
+              <w:rPr>
+                <w:sz w:val="16"/>
+              </w:rPr>
+              <w:t>Untreated</w:t>
+            </w:r>
+          </w:p>
+        </w:tc>
+        <w:tc>
+          <w:tcPr>
+            <w:tcW w:type="dxa" w:w="960"/>
+          </w:tcPr>
+          <w:p>
+            <w:r>
+              <w:rPr>
+                <w:sz w:val="16"/>
+              </w:rPr>
+              <w:t>245.0</w:t>
+            </w:r>
+          </w:p>
+        </w:tc>
+        <w:tc>
+          <w:tcPr>
+            <w:tcW w:type="dxa" w:w="960"/>
+          </w:tcPr>
+          <w:p>
+            <w:r>
+              <w:rPr>
+                <w:sz w:val="16"/>
+              </w:rPr>
+              <w:t>-0.809</w:t>
+            </w:r>
+          </w:p>
+        </w:tc>
+        <w:tc>
+          <w:tcPr>
+            <w:tcW w:type="dxa" w:w="960"/>
+          </w:tcPr>
+          <w:p>
+            <w:r>
+              <w:rPr>
+                <w:sz w:val="16"/>
+              </w:rPr>
+              <w:t>-0.032</w:t>
+            </w:r>
+          </w:p>
+        </w:tc>
+        <w:tc>
+          <w:tcPr>
+            <w:tcW w:type="dxa" w:w="960"/>
+          </w:tcPr>
+          <w:p>
+            <w:r>
+              <w:rPr>
+                <w:sz w:val="16"/>
+              </w:rPr>
+              <w:t>5.027</w:t>
+            </w:r>
+          </w:p>
+        </w:tc>
+        <w:tc>
+          <w:tcPr>
+            <w:tcW w:type="dxa" w:w="960"/>
+          </w:tcPr>
+          <w:p>
+            <w:r>
+              <w:rPr>
+                <w:sz w:val="16"/>
+              </w:rPr>
+              <w:t>-2.518</w:t>
+            </w:r>
+          </w:p>
+        </w:tc>
+        <w:tc>
+          <w:tcPr>
+            <w:tcW w:type="dxa" w:w="960"/>
+          </w:tcPr>
+          <w:p>
+            <w:r>
+              <w:rPr>
+                <w:sz w:val="16"/>
+              </w:rPr>
+              <w:t>0.0124</w:t>
+            </w:r>
+          </w:p>
+        </w:tc>
+      </w:tr>
+      <w:tr>
+        <w:tc>
+          <w:tcPr>
+            <w:tcW w:type="dxa" w:w="960"/>
+          </w:tcPr>
+          <w:p>
+            <w:r>
+              <w:rPr>
+                <w:sz w:val="16"/>
+              </w:rPr>
+              <w:t>Announcement-anchored (secondary)</w:t>
+            </w:r>
+          </w:p>
+        </w:tc>
+        <w:tc>
+          <w:tcPr>
+            <w:tcW w:type="dxa" w:w="960"/>
+          </w:tcPr>
+          <w:p>
+            <w:r>
+              <w:rPr>
+                <w:sz w:val="16"/>
+              </w:rPr>
+              <w:t>[-10,-1]</w:t>
+            </w:r>
+          </w:p>
+        </w:tc>
+        <w:tc>
+          <w:tcPr>
+            <w:tcW w:type="dxa" w:w="960"/>
+          </w:tcPr>
+          <w:p>
+            <w:r>
+              <w:rPr>
+                <w:sz w:val="16"/>
+              </w:rPr>
+              <w:t>Difference (Welch)</w:t>
+            </w:r>
+          </w:p>
+        </w:tc>
+        <w:tc>
+          <w:tcPr>
+            <w:tcW w:type="dxa" w:w="960"/>
+          </w:tcPr>
+          <w:p>
+            <w:r>
+              <w:rPr>
+                <w:sz w:val="16"/>
+              </w:rPr>
+            </w:r>
+          </w:p>
+        </w:tc>
+        <w:tc>
+          <w:tcPr>
+            <w:tcW w:type="dxa" w:w="960"/>
+          </w:tcPr>
+          <w:p>
+            <w:r>
+              <w:rPr>
+                <w:sz w:val="16"/>
+              </w:rPr>
+              <w:t>1.694</w:t>
+            </w:r>
+          </w:p>
+        </w:tc>
+        <w:tc>
+          <w:tcPr>
+            <w:tcW w:type="dxa" w:w="960"/>
+          </w:tcPr>
+          <w:p>
+            <w:r>
+              <w:rPr>
+                <w:sz w:val="16"/>
+              </w:rPr>
+            </w:r>
+          </w:p>
+        </w:tc>
+        <w:tc>
+          <w:tcPr>
+            <w:tcW w:type="dxa" w:w="960"/>
+          </w:tcPr>
+          <w:p>
+            <w:r>
+              <w:rPr>
+                <w:sz w:val="16"/>
+              </w:rPr>
+            </w:r>
+          </w:p>
+        </w:tc>
+        <w:tc>
+          <w:tcPr>
+            <w:tcW w:type="dxa" w:w="960"/>
+          </w:tcPr>
+          <w:p>
+            <w:r>
+              <w:rPr>
+                <w:sz w:val="16"/>
+              </w:rPr>
+              <w:t>2.459</w:t>
+            </w:r>
+          </w:p>
+        </w:tc>
+        <w:tc>
+          <w:tcPr>
+            <w:tcW w:type="dxa" w:w="960"/>
+          </w:tcPr>
+          <w:p>
+            <w:r>
+              <w:rPr>
+                <w:sz w:val="16"/>
+              </w:rPr>
+              <w:t>0.015</w:t>
             </w:r>
           </w:p>
         </w:tc>
